--- a/Group BY.docx
+++ b/Group BY.docx
@@ -1,6 +1,6 @@
 
 <file path=word/document.xml><?xml version="1.0" encoding="utf-8"?>
-<w:document xmlns:wpc="http://schemas.microsoft.com/office/word/2010/wordprocessingCanvas" xmlns:mc="http://schemas.openxmlformats.org/markup-compatibility/2006" xmlns:o="urn:schemas-microsoft-com:office:office" xmlns:r="http://schemas.openxmlformats.org/officeDocument/2006/relationships" xmlns:m="http://schemas.openxmlformats.org/officeDocument/2006/math" xmlns:v="urn:schemas-microsoft-com:vml" xmlns:wp14="http://schemas.microsoft.com/office/word/2010/wordprocessingDrawing" xmlns:wp="http://schemas.openxmlformats.org/drawingml/2006/wordprocessingDrawing" xmlns:w10="urn:schemas-microsoft-com:office:word" xmlns:w="http://schemas.openxmlformats.org/wordprocessingml/2006/main" xmlns:w14="http://schemas.microsoft.com/office/word/2010/wordml" xmlns:wpg="http://schemas.microsoft.com/office/word/2010/wordprocessingGroup" xmlns:wpi="http://schemas.microsoft.com/office/word/2010/wordprocessingInk" xmlns:wne="http://schemas.microsoft.com/office/word/2006/wordml" xmlns:wps="http://schemas.microsoft.com/office/word/2010/wordprocessingShape" mc:Ignorable="w14 wp14">
+<w:document xmlns:wpc="http://schemas.microsoft.com/office/word/2010/wordprocessingCanvas" xmlns:cx="http://schemas.microsoft.com/office/drawing/2014/chartex" xmlns:cx1="http://schemas.microsoft.com/office/drawing/2015/9/8/chartex" xmlns:cx2="http://schemas.microsoft.com/office/drawing/2015/10/21/chartex" xmlns:cx3="http://schemas.microsoft.com/office/drawing/2016/5/9/chartex" xmlns:cx4="http://schemas.microsoft.com/office/drawing/2016/5/10/chartex" xmlns:cx5="http://schemas.microsoft.com/office/drawing/2016/5/11/chartex" xmlns:cx6="http://schemas.microsoft.com/office/drawing/2016/5/12/chartex" xmlns:cx7="http://schemas.microsoft.com/office/drawing/2016/5/13/chartex" xmlns:cx8="http://schemas.microsoft.com/office/drawing/2016/5/14/chartex" xmlns:mc="http://schemas.openxmlformats.org/markup-compatibility/2006" xmlns:aink="http://schemas.microsoft.com/office/drawing/2016/ink" xmlns:am3d="http://schemas.microsoft.com/office/drawing/2017/model3d" xmlns:o="urn:schemas-microsoft-com:office:office" xmlns:oel="http://schemas.microsoft.com/office/2019/extlst" xmlns:r="http://schemas.openxmlformats.org/officeDocument/2006/relationships" xmlns:m="http://schemas.openxmlformats.org/officeDocument/2006/math" xmlns:v="urn:schemas-microsoft-com:vml" xmlns:wp14="http://schemas.microsoft.com/office/word/2010/wordprocessingDrawing" xmlns:wp="http://schemas.openxmlformats.org/drawingml/2006/wordprocessingDrawing" xmlns:w10="urn:schemas-microsoft-com:office:word" xmlns:w="http://schemas.openxmlformats.org/wordprocessingml/2006/main" xmlns:w14="http://schemas.microsoft.com/office/word/2010/wordml" xmlns:w15="http://schemas.microsoft.com/office/word/2012/wordml" xmlns:w16cex="http://schemas.microsoft.com/office/word/2018/wordml/cex" xmlns:w16cid="http://schemas.microsoft.com/office/word/2016/wordml/cid" xmlns:w16="http://schemas.microsoft.com/office/word/2018/wordml" xmlns:w16sdtdh="http://schemas.microsoft.com/office/word/2020/wordml/sdtdatahash" xmlns:w16se="http://schemas.microsoft.com/office/word/2015/wordml/symex" xmlns:wpg="http://schemas.microsoft.com/office/word/2010/wordprocessingGroup" xmlns:wpi="http://schemas.microsoft.com/office/word/2010/wordprocessingInk" xmlns:wne="http://schemas.microsoft.com/office/word/2006/wordml" xmlns:wps="http://schemas.microsoft.com/office/word/2010/wordprocessingShape" mc:Ignorable="w14 w15 w16se w16cid w16 w16cex w16sdtdh wp14">
   <w:body>
     <w:p>
       <w:pPr>
@@ -33,7 +33,7 @@
           <w:szCs w:val="24"/>
           <w:lang w:eastAsia="en-IN"/>
         </w:rPr>
-        <w:pict>
+        <w:pict w14:anchorId="61C99E92">
           <v:rect id="_x0000_i1025" style="width:0;height:1.5pt" o:hralign="center" o:hrstd="t" o:hr="t" fillcolor="#a0a0a0" stroked="f"/>
         </w:pict>
       </w:r>
@@ -91,7 +91,7 @@
           <w:szCs w:val="24"/>
           <w:lang w:eastAsia="en-IN"/>
         </w:rPr>
-        <w:pict>
+        <w:pict w14:anchorId="0ED542C0">
           <v:rect id="_x0000_i1026" style="width:0;height:1.5pt" o:hralign="center" o:hrstd="t" o:hr="t" fillcolor="#a0a0a0" stroked="f"/>
         </w:pict>
       </w:r>
@@ -190,7 +190,7 @@
           <w:szCs w:val="24"/>
           <w:lang w:eastAsia="en-IN"/>
         </w:rPr>
-        <w:pict>
+        <w:pict w14:anchorId="266E6EF5">
           <v:rect id="_x0000_i1027" style="width:0;height:1.5pt" o:hralign="center" o:hrstd="t" o:hr="t" fillcolor="#a0a0a0" stroked="f"/>
         </w:pict>
       </w:r>
@@ -289,7 +289,7 @@
           <w:szCs w:val="24"/>
           <w:lang w:eastAsia="en-IN"/>
         </w:rPr>
-        <w:pict>
+        <w:pict w14:anchorId="75A3711C">
           <v:rect id="_x0000_i1028" style="width:0;height:1.5pt" o:hralign="center" o:hrstd="t" o:hr="t" fillcolor="#a0a0a0" stroked="f"/>
         </w:pict>
       </w:r>
@@ -302,18 +302,18 @@
           <w:rFonts w:eastAsia="Times New Roman" w:cstheme="minorHAnsi"/>
           <w:b/>
           <w:bCs/>
-          <w:sz w:val="24"/>
-          <w:szCs w:val="24"/>
-          <w:lang w:eastAsia="en-IN"/>
-        </w:rPr>
-      </w:pPr>
-      <w:r>
-        <w:rPr>
-          <w:rFonts w:eastAsia="Times New Roman" w:cstheme="minorHAnsi"/>
-          <w:b/>
-          <w:bCs/>
-          <w:sz w:val="24"/>
-          <w:szCs w:val="24"/>
+          <w:sz w:val="40"/>
+          <w:szCs w:val="40"/>
+          <w:lang w:eastAsia="en-IN"/>
+        </w:rPr>
+      </w:pPr>
+      <w:r>
+        <w:rPr>
+          <w:rFonts w:eastAsia="Times New Roman" w:cstheme="minorHAnsi"/>
+          <w:b/>
+          <w:bCs/>
+          <w:sz w:val="40"/>
+          <w:szCs w:val="40"/>
           <w:lang w:eastAsia="en-IN"/>
         </w:rPr>
         <w:t>Q28.</w:t>
@@ -474,14 +474,65 @@
           <w:lang w:eastAsia="en-IN"/>
         </w:rPr>
       </w:pPr>
-      <w:r>
-        <w:rPr>
-          <w:rFonts w:eastAsia="Times New Roman" w:cstheme="minorHAnsi"/>
-          <w:sz w:val="24"/>
-          <w:szCs w:val="24"/>
-          <w:lang w:eastAsia="en-IN"/>
-        </w:rPr>
-        <w:pict>
+    </w:p>
+    <w:p>
+      <w:pPr>
+        <w:spacing w:after="0" w:line="240" w:lineRule="auto"/>
+        <w:rPr>
+          <w:rFonts w:eastAsia="Times New Roman" w:cstheme="minorHAnsi"/>
+          <w:sz w:val="24"/>
+          <w:szCs w:val="24"/>
+          <w:lang w:eastAsia="en-IN"/>
+        </w:rPr>
+      </w:pPr>
+      <w:r>
+        <w:rPr>
+          <w:rFonts w:eastAsia="Times New Roman" w:cstheme="minorHAnsi"/>
+          <w:sz w:val="24"/>
+          <w:szCs w:val="24"/>
+          <w:lang w:eastAsia="en-IN"/>
+        </w:rPr>
+        <w:t xml:space="preserve">The query fails because it violates SQL’s </w:t>
+      </w:r>
+      <w:r>
+        <w:rPr>
+          <w:rFonts w:eastAsia="Times New Roman" w:cstheme="minorHAnsi"/>
+          <w:b/>
+          <w:bCs/>
+          <w:sz w:val="24"/>
+          <w:szCs w:val="24"/>
+          <w:lang w:eastAsia="en-IN"/>
+        </w:rPr>
+        <w:t>GROUP BY rule</w:t>
+      </w:r>
+      <w:r>
+        <w:rPr>
+          <w:rFonts w:eastAsia="Times New Roman" w:cstheme="minorHAnsi"/>
+          <w:sz w:val="24"/>
+          <w:szCs w:val="24"/>
+          <w:lang w:eastAsia="en-IN"/>
+        </w:rPr>
+        <w:t>.</w:t>
+      </w:r>
+    </w:p>
+    <w:p>
+      <w:pPr>
+        <w:spacing w:after="0" w:line="240" w:lineRule="auto"/>
+        <w:rPr>
+          <w:rFonts w:eastAsia="Times New Roman" w:cstheme="minorHAnsi"/>
+          <w:sz w:val="24"/>
+          <w:szCs w:val="24"/>
+          <w:lang w:eastAsia="en-IN"/>
+        </w:rPr>
+      </w:pPr>
+      <w:r>
+        <w:rPr>
+          <w:rFonts w:eastAsia="Times New Roman" w:cstheme="minorHAnsi"/>
+          <w:sz w:val="24"/>
+          <w:szCs w:val="24"/>
+          <w:lang w:eastAsia="en-IN"/>
+        </w:rPr>
+        <w:pict w14:anchorId="5A262806">
           <v:rect id="_x0000_i1029" style="width:0;height:1.5pt" o:hralign="center" o:hrstd="t" o:hr="t" fillcolor="#a0a0a0" stroked="f"/>
         </w:pict>
       </w:r>
@@ -489,23 +540,1710 @@
     <w:p>
       <w:pPr>
         <w:spacing w:after="0" w:line="240" w:lineRule="auto"/>
+        <w:rPr>
+          <w:rFonts w:eastAsia="Times New Roman" w:cstheme="minorHAnsi"/>
+          <w:b/>
+          <w:bCs/>
+          <w:sz w:val="24"/>
+          <w:szCs w:val="24"/>
+          <w:lang w:eastAsia="en-IN"/>
+        </w:rPr>
+      </w:pPr>
+      <w:r>
+        <w:rPr>
+          <w:rFonts w:eastAsia="Times New Roman" w:cstheme="minorHAnsi"/>
+          <w:b/>
+          <w:bCs/>
+          <w:sz w:val="24"/>
+          <w:szCs w:val="24"/>
+          <w:lang w:eastAsia="en-IN"/>
+        </w:rPr>
+        <w:t>Problematic query</w:t>
+      </w:r>
+    </w:p>
+    <w:p>
+      <w:pPr>
+        <w:spacing w:after="0" w:line="240" w:lineRule="auto"/>
+        <w:rPr>
+          <w:rFonts w:eastAsia="Times New Roman" w:cstheme="minorHAnsi"/>
+          <w:sz w:val="24"/>
+          <w:szCs w:val="24"/>
+          <w:lang w:eastAsia="en-IN"/>
+        </w:rPr>
+      </w:pPr>
+      <w:r>
+        <w:rPr>
+          <w:rFonts w:eastAsia="Times New Roman" w:cstheme="minorHAnsi"/>
+          <w:sz w:val="24"/>
+          <w:szCs w:val="24"/>
+          <w:lang w:eastAsia="en-IN"/>
+        </w:rPr>
+        <w:t>SELECT department, name, COUNT(*)</w:t>
+      </w:r>
+      <w:r>
+        <w:rPr>
+          <w:rFonts w:eastAsia="Times New Roman" w:cstheme="minorHAnsi"/>
+          <w:sz w:val="24"/>
+          <w:szCs w:val="24"/>
+          <w:lang w:eastAsia="en-IN"/>
+        </w:rPr>
+        <w:br/>
+        <w:t>FROM employees</w:t>
+      </w:r>
+      <w:r>
+        <w:rPr>
+          <w:rFonts w:eastAsia="Times New Roman" w:cstheme="minorHAnsi"/>
+          <w:sz w:val="24"/>
+          <w:szCs w:val="24"/>
+          <w:lang w:eastAsia="en-IN"/>
+        </w:rPr>
+        <w:br/>
+        <w:t>GROUP BY department;</w:t>
+      </w:r>
+    </w:p>
+    <w:p>
+      <w:pPr>
+        <w:spacing w:after="0" w:line="240" w:lineRule="auto"/>
+        <w:rPr>
+          <w:rFonts w:eastAsia="Times New Roman" w:cstheme="minorHAnsi"/>
+          <w:sz w:val="24"/>
+          <w:szCs w:val="24"/>
+          <w:lang w:eastAsia="en-IN"/>
+        </w:rPr>
+      </w:pPr>
+      <w:r>
+        <w:rPr>
+          <w:rFonts w:eastAsia="Times New Roman" w:cstheme="minorHAnsi"/>
+          <w:sz w:val="24"/>
+          <w:szCs w:val="24"/>
+          <w:lang w:eastAsia="en-IN"/>
+        </w:rPr>
+        <w:pict w14:anchorId="04DA4853">
+          <v:rect id="_x0000_i1030" style="width:0;height:1.5pt" o:hralign="center" o:hrstd="t" o:hr="t" fillcolor="#a0a0a0" stroked="f"/>
+        </w:pict>
+      </w:r>
+    </w:p>
+    <w:p>
+      <w:pPr>
+        <w:spacing w:after="0" w:line="240" w:lineRule="auto"/>
+        <w:rPr>
+          <w:rFonts w:eastAsia="Times New Roman" w:cstheme="minorHAnsi"/>
+          <w:b/>
+          <w:bCs/>
+          <w:sz w:val="24"/>
+          <w:szCs w:val="24"/>
+          <w:lang w:eastAsia="en-IN"/>
+        </w:rPr>
+      </w:pPr>
+      <w:r>
+        <w:rPr>
+          <w:rFonts w:eastAsia="Times New Roman" w:cstheme="minorHAnsi"/>
+          <w:b/>
+          <w:bCs/>
+          <w:sz w:val="24"/>
+          <w:szCs w:val="24"/>
+          <w:lang w:eastAsia="en-IN"/>
+        </w:rPr>
+        <w:t>Rule (very important)</w:t>
+      </w:r>
+    </w:p>
+    <w:p>
+      <w:pPr>
+        <w:spacing w:after="0" w:line="240" w:lineRule="auto"/>
+        <w:rPr>
+          <w:rFonts w:eastAsia="Times New Roman" w:cstheme="minorHAnsi"/>
+          <w:sz w:val="24"/>
+          <w:szCs w:val="24"/>
+          <w:lang w:eastAsia="en-IN"/>
+        </w:rPr>
+      </w:pPr>
+      <w:r>
+        <w:rPr>
+          <w:rFonts w:eastAsia="Times New Roman" w:cstheme="minorHAnsi"/>
+          <w:sz w:val="24"/>
+          <w:szCs w:val="24"/>
+          <w:lang w:eastAsia="en-IN"/>
+        </w:rPr>
+        <w:t xml:space="preserve">When you use GROUP BY, </w:t>
+      </w:r>
+      <w:r>
+        <w:rPr>
+          <w:rFonts w:eastAsia="Times New Roman" w:cstheme="minorHAnsi"/>
+          <w:b/>
+          <w:bCs/>
+          <w:sz w:val="24"/>
+          <w:szCs w:val="24"/>
+          <w:lang w:eastAsia="en-IN"/>
+        </w:rPr>
+        <w:t>every column in SELECT must be either</w:t>
+      </w:r>
+      <w:r>
+        <w:rPr>
+          <w:rFonts w:eastAsia="Times New Roman" w:cstheme="minorHAnsi"/>
+          <w:sz w:val="24"/>
+          <w:szCs w:val="24"/>
+          <w:lang w:eastAsia="en-IN"/>
+        </w:rPr>
+        <w:t>:</w:t>
+      </w:r>
+    </w:p>
+    <w:p>
+      <w:pPr>
+        <w:numPr>
+          <w:ilvl w:val="0"/>
+          <w:numId w:val="1"/>
+        </w:numPr>
+        <w:spacing w:after="0" w:line="240" w:lineRule="auto"/>
+        <w:rPr>
+          <w:rFonts w:eastAsia="Times New Roman" w:cstheme="minorHAnsi"/>
+          <w:sz w:val="24"/>
+          <w:szCs w:val="24"/>
+          <w:lang w:eastAsia="en-IN"/>
+        </w:rPr>
+      </w:pPr>
+      <w:r>
+        <w:rPr>
+          <w:rFonts w:eastAsia="Times New Roman" w:cstheme="minorHAnsi"/>
+          <w:sz w:val="24"/>
+          <w:szCs w:val="24"/>
+          <w:lang w:eastAsia="en-IN"/>
+        </w:rPr>
+        <w:t xml:space="preserve">Included in GROUP BY </w:t>
+      </w:r>
+    </w:p>
+    <w:p>
+      <w:pPr>
+        <w:numPr>
+          <w:ilvl w:val="0"/>
+          <w:numId w:val="1"/>
+        </w:numPr>
+        <w:spacing w:after="0" w:line="240" w:lineRule="auto"/>
+        <w:rPr>
+          <w:rFonts w:eastAsia="Times New Roman" w:cstheme="minorHAnsi"/>
+          <w:sz w:val="24"/>
+          <w:szCs w:val="24"/>
+          <w:lang w:eastAsia="en-IN"/>
+        </w:rPr>
+      </w:pPr>
+      <w:r>
+        <w:rPr>
+          <w:rFonts w:eastAsia="Times New Roman" w:cstheme="minorHAnsi"/>
+          <w:sz w:val="24"/>
+          <w:szCs w:val="24"/>
+          <w:lang w:eastAsia="en-IN"/>
+        </w:rPr>
+        <w:t xml:space="preserve">Or wrapped in an aggregate function (COUNT, SUM, MAX, etc.) </w:t>
+      </w:r>
+    </w:p>
+    <w:p>
+      <w:pPr>
+        <w:spacing w:after="0" w:line="240" w:lineRule="auto"/>
+        <w:rPr>
+          <w:rFonts w:eastAsia="Times New Roman" w:cstheme="minorHAnsi"/>
+          <w:sz w:val="24"/>
+          <w:szCs w:val="24"/>
+          <w:lang w:eastAsia="en-IN"/>
+        </w:rPr>
+      </w:pPr>
+      <w:r>
+        <w:rPr>
+          <w:rFonts w:eastAsia="Times New Roman" w:cstheme="minorHAnsi"/>
+          <w:sz w:val="24"/>
+          <w:szCs w:val="24"/>
+          <w:lang w:eastAsia="en-IN"/>
+        </w:rPr>
+        <w:pict w14:anchorId="451538F9">
+          <v:rect id="_x0000_i1031" style="width:0;height:1.5pt" o:hralign="center" o:hrstd="t" o:hr="t" fillcolor="#a0a0a0" stroked="f"/>
+        </w:pict>
+      </w:r>
+    </w:p>
+    <w:p>
+      <w:pPr>
+        <w:spacing w:after="0" w:line="240" w:lineRule="auto"/>
+        <w:rPr>
+          <w:rFonts w:eastAsia="Times New Roman" w:cstheme="minorHAnsi"/>
+          <w:b/>
+          <w:bCs/>
+          <w:sz w:val="24"/>
+          <w:szCs w:val="24"/>
+          <w:lang w:eastAsia="en-IN"/>
+        </w:rPr>
+      </w:pPr>
+      <w:r>
+        <w:rPr>
+          <w:rFonts w:eastAsia="Times New Roman" w:cstheme="minorHAnsi"/>
+          <w:b/>
+          <w:bCs/>
+          <w:sz w:val="24"/>
+          <w:szCs w:val="24"/>
+          <w:lang w:eastAsia="en-IN"/>
+        </w:rPr>
+        <w:t>What’s wrong here?</w:t>
+      </w:r>
+    </w:p>
+    <w:p>
+      <w:pPr>
+        <w:numPr>
+          <w:ilvl w:val="0"/>
+          <w:numId w:val="2"/>
+        </w:numPr>
+        <w:spacing w:after="0" w:line="240" w:lineRule="auto"/>
+        <w:rPr>
+          <w:rFonts w:eastAsia="Times New Roman" w:cstheme="minorHAnsi"/>
+          <w:sz w:val="24"/>
+          <w:szCs w:val="24"/>
+          <w:lang w:eastAsia="en-IN"/>
+        </w:rPr>
+      </w:pPr>
+      <w:r>
+        <w:rPr>
+          <w:rFonts w:eastAsia="Times New Roman" w:cstheme="minorHAnsi"/>
+          <w:sz w:val="24"/>
+          <w:szCs w:val="24"/>
+          <w:lang w:eastAsia="en-IN"/>
+        </w:rPr>
+        <w:t xml:space="preserve">department → </w:t>
+      </w:r>
+      <w:r>
+        <w:rPr>
+          <w:rFonts w:ascii="Segoe UI Emoji" w:eastAsia="Times New Roman" w:hAnsi="Segoe UI Emoji" w:cs="Segoe UI Emoji"/>
+          <w:sz w:val="24"/>
+          <w:szCs w:val="24"/>
+          <w:lang w:eastAsia="en-IN"/>
+        </w:rPr>
+        <w:t>✅</w:t>
+      </w:r>
+      <w:r>
+        <w:rPr>
+          <w:rFonts w:eastAsia="Times New Roman" w:cstheme="minorHAnsi"/>
+          <w:sz w:val="24"/>
+          <w:szCs w:val="24"/>
+          <w:lang w:eastAsia="en-IN"/>
+        </w:rPr>
+        <w:t xml:space="preserve"> in GROUP BY </w:t>
+      </w:r>
+    </w:p>
+    <w:p>
+      <w:pPr>
+        <w:numPr>
+          <w:ilvl w:val="0"/>
+          <w:numId w:val="2"/>
+        </w:numPr>
+        <w:spacing w:after="0" w:line="240" w:lineRule="auto"/>
+        <w:rPr>
+          <w:rFonts w:eastAsia="Times New Roman" w:cstheme="minorHAnsi"/>
+          <w:sz w:val="24"/>
+          <w:szCs w:val="24"/>
+          <w:lang w:eastAsia="en-IN"/>
+        </w:rPr>
+      </w:pPr>
+      <w:r>
+        <w:rPr>
+          <w:rFonts w:eastAsia="Times New Roman" w:cstheme="minorHAnsi"/>
+          <w:sz w:val="24"/>
+          <w:szCs w:val="24"/>
+          <w:lang w:eastAsia="en-IN"/>
+        </w:rPr>
+        <w:t xml:space="preserve">COUNT(*) → </w:t>
+      </w:r>
+      <w:r>
+        <w:rPr>
+          <w:rFonts w:ascii="Segoe UI Emoji" w:eastAsia="Times New Roman" w:hAnsi="Segoe UI Emoji" w:cs="Segoe UI Emoji"/>
+          <w:sz w:val="24"/>
+          <w:szCs w:val="24"/>
+          <w:lang w:eastAsia="en-IN"/>
+        </w:rPr>
+        <w:t>✅</w:t>
+      </w:r>
+      <w:r>
+        <w:rPr>
+          <w:rFonts w:eastAsia="Times New Roman" w:cstheme="minorHAnsi"/>
+          <w:sz w:val="24"/>
+          <w:szCs w:val="24"/>
+          <w:lang w:eastAsia="en-IN"/>
+        </w:rPr>
+        <w:t xml:space="preserve"> aggregate </w:t>
+      </w:r>
+    </w:p>
+    <w:p>
+      <w:pPr>
+        <w:numPr>
+          <w:ilvl w:val="0"/>
+          <w:numId w:val="2"/>
+        </w:numPr>
+        <w:spacing w:after="0" w:line="240" w:lineRule="auto"/>
+        <w:rPr>
+          <w:rFonts w:eastAsia="Times New Roman" w:cstheme="minorHAnsi"/>
+          <w:sz w:val="24"/>
+          <w:szCs w:val="24"/>
+          <w:lang w:eastAsia="en-IN"/>
+        </w:rPr>
+      </w:pPr>
+      <w:r>
+        <w:rPr>
+          <w:rFonts w:eastAsia="Times New Roman" w:cstheme="minorHAnsi"/>
+          <w:sz w:val="24"/>
+          <w:szCs w:val="24"/>
+          <w:lang w:eastAsia="en-IN"/>
+        </w:rPr>
+        <w:t xml:space="preserve">name → </w:t>
+      </w:r>
+      <w:r>
+        <w:rPr>
+          <w:rFonts w:ascii="Segoe UI Emoji" w:eastAsia="Times New Roman" w:hAnsi="Segoe UI Emoji" w:cs="Segoe UI Emoji"/>
+          <w:sz w:val="24"/>
+          <w:szCs w:val="24"/>
+          <w:lang w:eastAsia="en-IN"/>
+        </w:rPr>
+        <w:t>❌</w:t>
+      </w:r>
+      <w:r>
+        <w:rPr>
+          <w:rFonts w:eastAsia="Times New Roman" w:cstheme="minorHAnsi"/>
+          <w:sz w:val="24"/>
+          <w:szCs w:val="24"/>
+          <w:lang w:eastAsia="en-IN"/>
+        </w:rPr>
+        <w:t xml:space="preserve"> neither grouped nor aggregated </w:t>
+      </w:r>
+    </w:p>
+    <w:p>
+      <w:pPr>
+        <w:spacing w:after="0" w:line="240" w:lineRule="auto"/>
+        <w:rPr>
+          <w:rFonts w:eastAsia="Times New Roman" w:cstheme="minorHAnsi"/>
+          <w:sz w:val="24"/>
+          <w:szCs w:val="24"/>
+          <w:lang w:eastAsia="en-IN"/>
+        </w:rPr>
+      </w:pPr>
+      <w:r>
+        <w:rPr>
+          <w:rFonts w:eastAsia="Times New Roman" w:cstheme="minorHAnsi"/>
+          <w:sz w:val="24"/>
+          <w:szCs w:val="24"/>
+          <w:lang w:eastAsia="en-IN"/>
+        </w:rPr>
+        <w:pict w14:anchorId="5A37715C">
+          <v:rect id="_x0000_i1032" style="width:0;height:1.5pt" o:hralign="center" o:hrstd="t" o:hr="t" fillcolor="#a0a0a0" stroked="f"/>
+        </w:pict>
+      </w:r>
+    </w:p>
+    <w:p>
+      <w:pPr>
+        <w:spacing w:after="0" w:line="240" w:lineRule="auto"/>
+        <w:rPr>
+          <w:rFonts w:eastAsia="Times New Roman" w:cstheme="minorHAnsi"/>
+          <w:b/>
+          <w:bCs/>
+          <w:sz w:val="24"/>
+          <w:szCs w:val="24"/>
+          <w:lang w:eastAsia="en-IN"/>
+        </w:rPr>
+      </w:pPr>
+      <w:r>
+        <w:rPr>
+          <w:rFonts w:eastAsia="Times New Roman" w:cstheme="minorHAnsi"/>
+          <w:b/>
+          <w:bCs/>
+          <w:sz w:val="24"/>
+          <w:szCs w:val="24"/>
+          <w:lang w:eastAsia="en-IN"/>
+        </w:rPr>
+        <w:t>Why SQL throws error</w:t>
+      </w:r>
+    </w:p>
+    <w:p>
+      <w:pPr>
+        <w:spacing w:after="0" w:line="240" w:lineRule="auto"/>
+        <w:rPr>
+          <w:rFonts w:eastAsia="Times New Roman" w:cstheme="minorHAnsi"/>
+          <w:sz w:val="24"/>
+          <w:szCs w:val="24"/>
+          <w:lang w:eastAsia="en-IN"/>
+        </w:rPr>
+      </w:pPr>
+      <w:r>
+        <w:rPr>
+          <w:rFonts w:eastAsia="Times New Roman" w:cstheme="minorHAnsi"/>
+          <w:sz w:val="24"/>
+          <w:szCs w:val="24"/>
+          <w:lang w:eastAsia="en-IN"/>
+        </w:rPr>
+        <w:t>Because SQL does not know:</w:t>
+      </w:r>
+    </w:p>
+    <w:p>
+      <w:pPr>
+        <w:spacing w:after="0" w:line="240" w:lineRule="auto"/>
+        <w:rPr>
+          <w:rFonts w:eastAsia="Times New Roman" w:cstheme="minorHAnsi"/>
+          <w:sz w:val="24"/>
+          <w:szCs w:val="24"/>
+          <w:lang w:eastAsia="en-IN"/>
+        </w:rPr>
+      </w:pPr>
+      <w:r>
+        <w:rPr>
+          <w:rFonts w:eastAsia="Times New Roman" w:cstheme="minorHAnsi"/>
+          <w:sz w:val="24"/>
+          <w:szCs w:val="24"/>
+          <w:lang w:eastAsia="en-IN"/>
+        </w:rPr>
+        <w:t xml:space="preserve">“For each department, which </w:t>
+      </w:r>
+      <w:r>
+        <w:rPr>
+          <w:rFonts w:eastAsia="Times New Roman" w:cstheme="minorHAnsi"/>
+          <w:b/>
+          <w:bCs/>
+          <w:sz w:val="24"/>
+          <w:szCs w:val="24"/>
+          <w:lang w:eastAsia="en-IN"/>
+        </w:rPr>
+        <w:t>name</w:t>
+      </w:r>
+      <w:r>
+        <w:rPr>
+          <w:rFonts w:eastAsia="Times New Roman" w:cstheme="minorHAnsi"/>
+          <w:sz w:val="24"/>
+          <w:szCs w:val="24"/>
+          <w:lang w:eastAsia="en-IN"/>
+        </w:rPr>
+        <w:t xml:space="preserve"> should I show?”</w:t>
+      </w:r>
+    </w:p>
+    <w:p>
+      <w:pPr>
+        <w:spacing w:after="0" w:line="240" w:lineRule="auto"/>
+        <w:rPr>
+          <w:rFonts w:eastAsia="Times New Roman" w:cstheme="minorHAnsi"/>
+          <w:b/>
+          <w:bCs/>
+          <w:sz w:val="24"/>
+          <w:szCs w:val="24"/>
+          <w:lang w:eastAsia="en-IN"/>
+        </w:rPr>
+      </w:pPr>
+    </w:p>
+    <w:p>
+      <w:pPr>
+        <w:spacing w:after="0" w:line="240" w:lineRule="auto"/>
+        <w:rPr>
+          <w:rFonts w:eastAsia="Times New Roman" w:cstheme="minorHAnsi"/>
+          <w:b/>
+          <w:bCs/>
+          <w:sz w:val="24"/>
+          <w:szCs w:val="24"/>
+          <w:lang w:eastAsia="en-IN"/>
+        </w:rPr>
+      </w:pPr>
+      <w:r>
+        <w:rPr>
+          <w:rFonts w:eastAsia="Times New Roman" w:cstheme="minorHAnsi"/>
+          <w:b/>
+          <w:bCs/>
+          <w:sz w:val="24"/>
+          <w:szCs w:val="24"/>
+          <w:lang w:eastAsia="en-IN"/>
+        </w:rPr>
+        <w:t>Example data:</w:t>
+      </w:r>
+    </w:p>
+    <w:tbl>
+      <w:tblPr>
+        <w:tblStyle w:val="TableGrid"/>
+        <w:tblW w:w="0" w:type="auto"/>
+        <w:tblLook w:val="04A0" w:firstRow="1" w:lastRow="0" w:firstColumn="1" w:lastColumn="0" w:noHBand="0" w:noVBand="1"/>
+      </w:tblPr>
+      <w:tblGrid>
+        <w:gridCol w:w="1410"/>
+        <w:gridCol w:w="780"/>
+      </w:tblGrid>
+      <w:tr>
+        <w:tc>
+          <w:tcPr>
+            <w:tcW w:w="0" w:type="auto"/>
+            <w:hideMark/>
+          </w:tcPr>
+          <w:p>
+            <w:pPr>
+              <w:rPr>
+                <w:rFonts w:eastAsia="Times New Roman" w:cstheme="minorHAnsi"/>
+                <w:b/>
+                <w:bCs/>
+                <w:sz w:val="24"/>
+                <w:szCs w:val="24"/>
+                <w:lang w:eastAsia="en-IN"/>
+              </w:rPr>
+            </w:pPr>
+            <w:r>
+              <w:rPr>
+                <w:rFonts w:eastAsia="Times New Roman" w:cstheme="minorHAnsi"/>
+                <w:b/>
+                <w:bCs/>
+                <w:sz w:val="24"/>
+                <w:szCs w:val="24"/>
+                <w:lang w:eastAsia="en-IN"/>
+              </w:rPr>
+              <w:t>department</w:t>
+            </w:r>
+          </w:p>
+        </w:tc>
+        <w:tc>
+          <w:tcPr>
+            <w:tcW w:w="0" w:type="auto"/>
+            <w:hideMark/>
+          </w:tcPr>
+          <w:p>
+            <w:pPr>
+              <w:rPr>
+                <w:rFonts w:eastAsia="Times New Roman" w:cstheme="minorHAnsi"/>
+                <w:b/>
+                <w:bCs/>
+                <w:sz w:val="24"/>
+                <w:szCs w:val="24"/>
+                <w:lang w:eastAsia="en-IN"/>
+              </w:rPr>
+            </w:pPr>
+            <w:r>
+              <w:rPr>
+                <w:rFonts w:eastAsia="Times New Roman" w:cstheme="minorHAnsi"/>
+                <w:b/>
+                <w:bCs/>
+                <w:sz w:val="24"/>
+                <w:szCs w:val="24"/>
+                <w:lang w:eastAsia="en-IN"/>
+              </w:rPr>
+              <w:t>name</w:t>
+            </w:r>
+          </w:p>
+        </w:tc>
+      </w:tr>
+      <w:tr>
+        <w:tc>
+          <w:tcPr>
+            <w:tcW w:w="0" w:type="auto"/>
+            <w:hideMark/>
+          </w:tcPr>
+          <w:p>
+            <w:pPr>
+              <w:rPr>
+                <w:rFonts w:eastAsia="Times New Roman" w:cstheme="minorHAnsi"/>
+                <w:sz w:val="24"/>
+                <w:szCs w:val="24"/>
+                <w:lang w:eastAsia="en-IN"/>
+              </w:rPr>
+            </w:pPr>
+            <w:r>
+              <w:rPr>
+                <w:rFonts w:eastAsia="Times New Roman" w:cstheme="minorHAnsi"/>
+                <w:sz w:val="24"/>
+                <w:szCs w:val="24"/>
+                <w:lang w:eastAsia="en-IN"/>
+              </w:rPr>
+              <w:lastRenderedPageBreak/>
+              <w:t>IT</w:t>
+            </w:r>
+          </w:p>
+        </w:tc>
+        <w:tc>
+          <w:tcPr>
+            <w:tcW w:w="0" w:type="auto"/>
+            <w:hideMark/>
+          </w:tcPr>
+          <w:p>
+            <w:pPr>
+              <w:rPr>
+                <w:rFonts w:eastAsia="Times New Roman" w:cstheme="minorHAnsi"/>
+                <w:sz w:val="24"/>
+                <w:szCs w:val="24"/>
+                <w:lang w:eastAsia="en-IN"/>
+              </w:rPr>
+            </w:pPr>
+            <w:r>
+              <w:rPr>
+                <w:rFonts w:eastAsia="Times New Roman" w:cstheme="minorHAnsi"/>
+                <w:sz w:val="24"/>
+                <w:szCs w:val="24"/>
+                <w:lang w:eastAsia="en-IN"/>
+              </w:rPr>
+              <w:t>A</w:t>
+            </w:r>
+          </w:p>
+        </w:tc>
+      </w:tr>
+      <w:tr>
+        <w:tc>
+          <w:tcPr>
+            <w:tcW w:w="0" w:type="auto"/>
+            <w:hideMark/>
+          </w:tcPr>
+          <w:p>
+            <w:pPr>
+              <w:rPr>
+                <w:rFonts w:eastAsia="Times New Roman" w:cstheme="minorHAnsi"/>
+                <w:sz w:val="24"/>
+                <w:szCs w:val="24"/>
+                <w:lang w:eastAsia="en-IN"/>
+              </w:rPr>
+            </w:pPr>
+            <w:r>
+              <w:rPr>
+                <w:rFonts w:eastAsia="Times New Roman" w:cstheme="minorHAnsi"/>
+                <w:sz w:val="24"/>
+                <w:szCs w:val="24"/>
+                <w:lang w:eastAsia="en-IN"/>
+              </w:rPr>
+              <w:t>IT</w:t>
+            </w:r>
+          </w:p>
+        </w:tc>
+        <w:tc>
+          <w:tcPr>
+            <w:tcW w:w="0" w:type="auto"/>
+            <w:hideMark/>
+          </w:tcPr>
+          <w:p>
+            <w:pPr>
+              <w:rPr>
+                <w:rFonts w:eastAsia="Times New Roman" w:cstheme="minorHAnsi"/>
+                <w:sz w:val="24"/>
+                <w:szCs w:val="24"/>
+                <w:lang w:eastAsia="en-IN"/>
+              </w:rPr>
+            </w:pPr>
+            <w:r>
+              <w:rPr>
+                <w:rFonts w:eastAsia="Times New Roman" w:cstheme="minorHAnsi"/>
+                <w:sz w:val="24"/>
+                <w:szCs w:val="24"/>
+                <w:lang w:eastAsia="en-IN"/>
+              </w:rPr>
+              <w:t>B</w:t>
+            </w:r>
+          </w:p>
+        </w:tc>
+      </w:tr>
+      <w:tr>
+        <w:tc>
+          <w:tcPr>
+            <w:tcW w:w="0" w:type="auto"/>
+            <w:hideMark/>
+          </w:tcPr>
+          <w:p>
+            <w:pPr>
+              <w:rPr>
+                <w:rFonts w:eastAsia="Times New Roman" w:cstheme="minorHAnsi"/>
+                <w:sz w:val="24"/>
+                <w:szCs w:val="24"/>
+                <w:lang w:eastAsia="en-IN"/>
+              </w:rPr>
+            </w:pPr>
+            <w:r>
+              <w:rPr>
+                <w:rFonts w:eastAsia="Times New Roman" w:cstheme="minorHAnsi"/>
+                <w:sz w:val="24"/>
+                <w:szCs w:val="24"/>
+                <w:lang w:eastAsia="en-IN"/>
+              </w:rPr>
+              <w:t>HR</w:t>
+            </w:r>
+          </w:p>
+        </w:tc>
+        <w:tc>
+          <w:tcPr>
+            <w:tcW w:w="0" w:type="auto"/>
+            <w:hideMark/>
+          </w:tcPr>
+          <w:p>
+            <w:pPr>
+              <w:rPr>
+                <w:rFonts w:eastAsia="Times New Roman" w:cstheme="minorHAnsi"/>
+                <w:sz w:val="24"/>
+                <w:szCs w:val="24"/>
+                <w:lang w:eastAsia="en-IN"/>
+              </w:rPr>
+            </w:pPr>
+            <w:r>
+              <w:rPr>
+                <w:rFonts w:eastAsia="Times New Roman" w:cstheme="minorHAnsi"/>
+                <w:sz w:val="24"/>
+                <w:szCs w:val="24"/>
+                <w:lang w:eastAsia="en-IN"/>
+              </w:rPr>
+              <w:t>C</w:t>
+            </w:r>
+          </w:p>
+        </w:tc>
+      </w:tr>
+    </w:tbl>
+    <w:p>
+      <w:pPr>
+        <w:spacing w:after="0" w:line="240" w:lineRule="auto"/>
+        <w:rPr>
+          <w:rFonts w:eastAsia="Times New Roman" w:cstheme="minorHAnsi"/>
+          <w:sz w:val="24"/>
+          <w:szCs w:val="24"/>
+          <w:lang w:eastAsia="en-IN"/>
+        </w:rPr>
+      </w:pPr>
+    </w:p>
+    <w:p>
+      <w:pPr>
+        <w:spacing w:after="0" w:line="240" w:lineRule="auto"/>
+        <w:rPr>
+          <w:rFonts w:eastAsia="Times New Roman" w:cstheme="minorHAnsi"/>
+          <w:sz w:val="24"/>
+          <w:szCs w:val="24"/>
+          <w:lang w:eastAsia="en-IN"/>
+        </w:rPr>
+      </w:pPr>
+      <w:r>
+        <w:rPr>
+          <w:rFonts w:eastAsia="Times New Roman" w:cstheme="minorHAnsi"/>
+          <w:sz w:val="24"/>
+          <w:szCs w:val="24"/>
+          <w:lang w:eastAsia="en-IN"/>
+        </w:rPr>
+        <w:t>When grouped:</w:t>
+      </w:r>
+    </w:p>
+    <w:tbl>
+      <w:tblPr>
+        <w:tblStyle w:val="TableGrid"/>
+        <w:tblW w:w="3725" w:type="dxa"/>
+        <w:tblLook w:val="04A0" w:firstRow="1" w:lastRow="0" w:firstColumn="1" w:lastColumn="0" w:noHBand="0" w:noVBand="1"/>
+      </w:tblPr>
+      <w:tblGrid>
+        <w:gridCol w:w="1588"/>
+        <w:gridCol w:w="1251"/>
+        <w:gridCol w:w="886"/>
+      </w:tblGrid>
+      <w:tr>
+        <w:trPr>
+          <w:trHeight w:val="551"/>
+        </w:trPr>
+        <w:tc>
+          <w:tcPr>
+            <w:tcW w:w="0" w:type="auto"/>
+            <w:hideMark/>
+          </w:tcPr>
+          <w:p>
+            <w:pPr>
+              <w:rPr>
+                <w:rFonts w:eastAsia="Times New Roman" w:cstheme="minorHAnsi"/>
+                <w:b/>
+                <w:bCs/>
+                <w:sz w:val="24"/>
+                <w:szCs w:val="24"/>
+                <w:lang w:eastAsia="en-IN"/>
+              </w:rPr>
+            </w:pPr>
+            <w:r>
+              <w:rPr>
+                <w:rFonts w:eastAsia="Times New Roman" w:cstheme="minorHAnsi"/>
+                <w:b/>
+                <w:bCs/>
+                <w:sz w:val="24"/>
+                <w:szCs w:val="24"/>
+                <w:lang w:eastAsia="en-IN"/>
+              </w:rPr>
+              <w:t>department</w:t>
+            </w:r>
+          </w:p>
+        </w:tc>
+        <w:tc>
+          <w:tcPr>
+            <w:tcW w:w="0" w:type="auto"/>
+            <w:hideMark/>
+          </w:tcPr>
+          <w:p>
+            <w:pPr>
+              <w:rPr>
+                <w:rFonts w:eastAsia="Times New Roman" w:cstheme="minorHAnsi"/>
+                <w:b/>
+                <w:bCs/>
+                <w:sz w:val="24"/>
+                <w:szCs w:val="24"/>
+                <w:lang w:eastAsia="en-IN"/>
+              </w:rPr>
+            </w:pPr>
+            <w:r>
+              <w:rPr>
+                <w:rFonts w:eastAsia="Times New Roman" w:cstheme="minorHAnsi"/>
+                <w:b/>
+                <w:bCs/>
+                <w:sz w:val="24"/>
+                <w:szCs w:val="24"/>
+                <w:lang w:eastAsia="en-IN"/>
+              </w:rPr>
+              <w:t>? name ?</w:t>
+            </w:r>
+          </w:p>
+        </w:tc>
+        <w:tc>
+          <w:tcPr>
+            <w:tcW w:w="0" w:type="auto"/>
+            <w:hideMark/>
+          </w:tcPr>
+          <w:p>
+            <w:pPr>
+              <w:rPr>
+                <w:rFonts w:eastAsia="Times New Roman" w:cstheme="minorHAnsi"/>
+                <w:b/>
+                <w:bCs/>
+                <w:sz w:val="24"/>
+                <w:szCs w:val="24"/>
+                <w:lang w:eastAsia="en-IN"/>
+              </w:rPr>
+            </w:pPr>
+            <w:r>
+              <w:rPr>
+                <w:rFonts w:eastAsia="Times New Roman" w:cstheme="minorHAnsi"/>
+                <w:b/>
+                <w:bCs/>
+                <w:sz w:val="24"/>
+                <w:szCs w:val="24"/>
+                <w:lang w:eastAsia="en-IN"/>
+              </w:rPr>
+              <w:t>count</w:t>
+            </w:r>
+          </w:p>
+        </w:tc>
+      </w:tr>
+      <w:tr>
+        <w:trPr>
+          <w:trHeight w:val="570"/>
+        </w:trPr>
+        <w:tc>
+          <w:tcPr>
+            <w:tcW w:w="0" w:type="auto"/>
+            <w:hideMark/>
+          </w:tcPr>
+          <w:p>
+            <w:pPr>
+              <w:rPr>
+                <w:rFonts w:eastAsia="Times New Roman" w:cstheme="minorHAnsi"/>
+                <w:sz w:val="24"/>
+                <w:szCs w:val="24"/>
+                <w:lang w:eastAsia="en-IN"/>
+              </w:rPr>
+            </w:pPr>
+            <w:r>
+              <w:rPr>
+                <w:rFonts w:eastAsia="Times New Roman" w:cstheme="minorHAnsi"/>
+                <w:sz w:val="24"/>
+                <w:szCs w:val="24"/>
+                <w:lang w:eastAsia="en-IN"/>
+              </w:rPr>
+              <w:t>IT</w:t>
+            </w:r>
+          </w:p>
+        </w:tc>
+        <w:tc>
+          <w:tcPr>
+            <w:tcW w:w="0" w:type="auto"/>
+            <w:hideMark/>
+          </w:tcPr>
+          <w:p>
+            <w:pPr>
+              <w:rPr>
+                <w:rFonts w:eastAsia="Times New Roman" w:cstheme="minorHAnsi"/>
+                <w:sz w:val="24"/>
+                <w:szCs w:val="24"/>
+                <w:lang w:eastAsia="en-IN"/>
+              </w:rPr>
+            </w:pPr>
+            <w:r>
+              <w:rPr>
+                <w:rFonts w:eastAsia="Times New Roman" w:cstheme="minorHAnsi"/>
+                <w:sz w:val="24"/>
+                <w:szCs w:val="24"/>
+                <w:lang w:eastAsia="en-IN"/>
+              </w:rPr>
+              <w:t>???</w:t>
+            </w:r>
+          </w:p>
+        </w:tc>
+        <w:tc>
+          <w:tcPr>
+            <w:tcW w:w="0" w:type="auto"/>
+            <w:hideMark/>
+          </w:tcPr>
+          <w:p>
+            <w:pPr>
+              <w:rPr>
+                <w:rFonts w:eastAsia="Times New Roman" w:cstheme="minorHAnsi"/>
+                <w:sz w:val="24"/>
+                <w:szCs w:val="24"/>
+                <w:lang w:eastAsia="en-IN"/>
+              </w:rPr>
+            </w:pPr>
+            <w:r>
+              <w:rPr>
+                <w:rFonts w:eastAsia="Times New Roman" w:cstheme="minorHAnsi"/>
+                <w:sz w:val="24"/>
+                <w:szCs w:val="24"/>
+                <w:lang w:eastAsia="en-IN"/>
+              </w:rPr>
+              <w:t>2</w:t>
+            </w:r>
+          </w:p>
+        </w:tc>
+      </w:tr>
+      <w:tr>
+        <w:trPr>
+          <w:trHeight w:val="551"/>
+        </w:trPr>
+        <w:tc>
+          <w:tcPr>
+            <w:tcW w:w="0" w:type="auto"/>
+            <w:hideMark/>
+          </w:tcPr>
+          <w:p>
+            <w:pPr>
+              <w:rPr>
+                <w:rFonts w:eastAsia="Times New Roman" w:cstheme="minorHAnsi"/>
+                <w:sz w:val="24"/>
+                <w:szCs w:val="24"/>
+                <w:lang w:eastAsia="en-IN"/>
+              </w:rPr>
+            </w:pPr>
+            <w:r>
+              <w:rPr>
+                <w:rFonts w:eastAsia="Times New Roman" w:cstheme="minorHAnsi"/>
+                <w:sz w:val="24"/>
+                <w:szCs w:val="24"/>
+                <w:lang w:eastAsia="en-IN"/>
+              </w:rPr>
+              <w:t>HR</w:t>
+            </w:r>
+          </w:p>
+        </w:tc>
+        <w:tc>
+          <w:tcPr>
+            <w:tcW w:w="0" w:type="auto"/>
+            <w:hideMark/>
+          </w:tcPr>
+          <w:p>
+            <w:pPr>
+              <w:rPr>
+                <w:rFonts w:eastAsia="Times New Roman" w:cstheme="minorHAnsi"/>
+                <w:sz w:val="24"/>
+                <w:szCs w:val="24"/>
+                <w:lang w:eastAsia="en-IN"/>
+              </w:rPr>
+            </w:pPr>
+            <w:r>
+              <w:rPr>
+                <w:rFonts w:eastAsia="Times New Roman" w:cstheme="minorHAnsi"/>
+                <w:sz w:val="24"/>
+                <w:szCs w:val="24"/>
+                <w:lang w:eastAsia="en-IN"/>
+              </w:rPr>
+              <w:t>???</w:t>
+            </w:r>
+          </w:p>
+        </w:tc>
+        <w:tc>
+          <w:tcPr>
+            <w:tcW w:w="0" w:type="auto"/>
+            <w:hideMark/>
+          </w:tcPr>
+          <w:p>
+            <w:pPr>
+              <w:rPr>
+                <w:rFonts w:eastAsia="Times New Roman" w:cstheme="minorHAnsi"/>
+                <w:sz w:val="24"/>
+                <w:szCs w:val="24"/>
+                <w:lang w:eastAsia="en-IN"/>
+              </w:rPr>
+            </w:pPr>
+            <w:r>
+              <w:rPr>
+                <w:rFonts w:eastAsia="Times New Roman" w:cstheme="minorHAnsi"/>
+                <w:sz w:val="24"/>
+                <w:szCs w:val="24"/>
+                <w:lang w:eastAsia="en-IN"/>
+              </w:rPr>
+              <w:t>1</w:t>
+            </w:r>
+          </w:p>
+        </w:tc>
+      </w:tr>
+    </w:tbl>
+    <w:p>
+      <w:pPr>
+        <w:spacing w:after="0" w:line="240" w:lineRule="auto"/>
+        <w:rPr>
+          <w:rFonts w:eastAsia="Times New Roman" w:cstheme="minorHAnsi"/>
+          <w:sz w:val="24"/>
+          <w:szCs w:val="24"/>
+          <w:lang w:eastAsia="en-IN"/>
+        </w:rPr>
+      </w:pPr>
+      <w:r>
+        <w:rPr>
+          <w:rFonts w:eastAsia="Times New Roman" w:cstheme="minorHAnsi"/>
+          <w:sz w:val="24"/>
+          <w:szCs w:val="24"/>
+          <w:lang w:eastAsia="en-IN"/>
+        </w:rPr>
+        <w:t xml:space="preserve">For </w:t>
+      </w:r>
+      <w:r>
+        <w:rPr>
+          <w:rFonts w:eastAsia="Times New Roman" w:cstheme="minorHAnsi"/>
+          <w:b/>
+          <w:bCs/>
+          <w:sz w:val="24"/>
+          <w:szCs w:val="24"/>
+          <w:lang w:eastAsia="en-IN"/>
+        </w:rPr>
+        <w:t>IT</w:t>
+      </w:r>
+      <w:r>
+        <w:rPr>
+          <w:rFonts w:eastAsia="Times New Roman" w:cstheme="minorHAnsi"/>
+          <w:sz w:val="24"/>
+          <w:szCs w:val="24"/>
+          <w:lang w:eastAsia="en-IN"/>
+        </w:rPr>
+        <w:t xml:space="preserve">, there are 2 names → </w:t>
+      </w:r>
+      <w:r>
+        <w:rPr>
+          <w:rFonts w:eastAsia="Times New Roman" w:cstheme="minorHAnsi"/>
+          <w:b/>
+          <w:bCs/>
+          <w:sz w:val="24"/>
+          <w:szCs w:val="24"/>
+          <w:lang w:eastAsia="en-IN"/>
+        </w:rPr>
+        <w:t>A or B?</w:t>
+      </w:r>
+      <w:r>
+        <w:rPr>
+          <w:rFonts w:eastAsia="Times New Roman" w:cstheme="minorHAnsi"/>
+          <w:sz w:val="24"/>
+          <w:szCs w:val="24"/>
+          <w:lang w:eastAsia="en-IN"/>
+        </w:rPr>
+        <w:br/>
+        <w:t>This ambiguity causes the error.</w:t>
+      </w:r>
+    </w:p>
+    <w:p>
+      <w:pPr>
+        <w:spacing w:after="0" w:line="240" w:lineRule="auto"/>
+        <w:rPr>
+          <w:rFonts w:eastAsia="Times New Roman" w:cstheme="minorHAnsi"/>
+          <w:sz w:val="24"/>
+          <w:szCs w:val="24"/>
+          <w:lang w:eastAsia="en-IN"/>
+        </w:rPr>
+      </w:pPr>
+      <w:r>
+        <w:rPr>
+          <w:rFonts w:eastAsia="Times New Roman" w:cstheme="minorHAnsi"/>
+          <w:sz w:val="24"/>
+          <w:szCs w:val="24"/>
+          <w:lang w:eastAsia="en-IN"/>
+        </w:rPr>
+        <w:pict w14:anchorId="1C04CC83">
+          <v:rect id="_x0000_i1033" style="width:0;height:1.5pt" o:hralign="center" o:hrstd="t" o:hr="t" fillcolor="#a0a0a0" stroked="f"/>
+        </w:pict>
+      </w:r>
+    </w:p>
+    <w:p>
+      <w:pPr>
+        <w:spacing w:after="0" w:line="240" w:lineRule="auto"/>
+        <w:rPr>
+          <w:rFonts w:eastAsia="Times New Roman" w:cstheme="minorHAnsi"/>
+          <w:b/>
+          <w:bCs/>
+          <w:sz w:val="24"/>
+          <w:szCs w:val="24"/>
+          <w:lang w:eastAsia="en-IN"/>
+        </w:rPr>
+      </w:pPr>
+      <w:r>
+        <w:rPr>
+          <w:rFonts w:eastAsia="Times New Roman" w:cstheme="minorHAnsi"/>
+          <w:b/>
+          <w:bCs/>
+          <w:sz w:val="24"/>
+          <w:szCs w:val="24"/>
+          <w:lang w:eastAsia="en-IN"/>
+        </w:rPr>
+        <w:t>How to fix</w:t>
+      </w:r>
+    </w:p>
+    <w:p>
+      <w:pPr>
+        <w:spacing w:after="0" w:line="240" w:lineRule="auto"/>
+        <w:rPr>
+          <w:rFonts w:eastAsia="Times New Roman" w:cstheme="minorHAnsi"/>
+          <w:b/>
+          <w:bCs/>
+          <w:sz w:val="24"/>
+          <w:szCs w:val="24"/>
+          <w:lang w:eastAsia="en-IN"/>
+        </w:rPr>
+      </w:pPr>
+      <w:r>
+        <w:rPr>
+          <w:rFonts w:eastAsia="Times New Roman" w:cstheme="minorHAnsi"/>
+          <w:b/>
+          <w:bCs/>
+          <w:sz w:val="24"/>
+          <w:szCs w:val="24"/>
+          <w:lang w:eastAsia="en-IN"/>
+        </w:rPr>
+        <w:t>Option 1: Add name to GROUP BY</w:t>
+      </w:r>
+    </w:p>
+    <w:p>
+      <w:pPr>
+        <w:spacing w:after="0" w:line="240" w:lineRule="auto"/>
+        <w:rPr>
+          <w:rFonts w:eastAsia="Times New Roman" w:cstheme="minorHAnsi"/>
+          <w:sz w:val="24"/>
+          <w:szCs w:val="24"/>
+          <w:lang w:eastAsia="en-IN"/>
+        </w:rPr>
+      </w:pPr>
+      <w:r>
+        <w:rPr>
+          <w:rFonts w:eastAsia="Times New Roman" w:cstheme="minorHAnsi"/>
+          <w:sz w:val="24"/>
+          <w:szCs w:val="24"/>
+          <w:lang w:eastAsia="en-IN"/>
+        </w:rPr>
+        <w:t>SELECT department, name, COUNT(*)</w:t>
+      </w:r>
+      <w:r>
+        <w:rPr>
+          <w:rFonts w:eastAsia="Times New Roman" w:cstheme="minorHAnsi"/>
+          <w:sz w:val="24"/>
+          <w:szCs w:val="24"/>
+          <w:lang w:eastAsia="en-IN"/>
+        </w:rPr>
+        <w:br/>
+        <w:t>FROM employees</w:t>
+      </w:r>
+      <w:r>
+        <w:rPr>
+          <w:rFonts w:eastAsia="Times New Roman" w:cstheme="minorHAnsi"/>
+          <w:sz w:val="24"/>
+          <w:szCs w:val="24"/>
+          <w:lang w:eastAsia="en-IN"/>
+        </w:rPr>
+        <w:br/>
+        <w:t>GROUP BY department, name;</w:t>
+      </w:r>
+    </w:p>
+    <w:p>
+      <w:pPr>
+        <w:spacing w:after="0" w:line="240" w:lineRule="auto"/>
+        <w:rPr>
+          <w:rFonts w:eastAsia="Times New Roman" w:cstheme="minorHAnsi"/>
+          <w:sz w:val="24"/>
+          <w:szCs w:val="24"/>
+          <w:lang w:eastAsia="en-IN"/>
+        </w:rPr>
+      </w:pPr>
+      <w:r>
+        <w:rPr>
+          <w:rFonts w:eastAsia="Times New Roman" w:cstheme="minorHAnsi"/>
+          <w:sz w:val="24"/>
+          <w:szCs w:val="24"/>
+          <w:lang w:eastAsia="en-IN"/>
+        </w:rPr>
+        <w:t>Now:</w:t>
+      </w:r>
+    </w:p>
+    <w:p>
+      <w:pPr>
+        <w:numPr>
+          <w:ilvl w:val="0"/>
+          <w:numId w:val="3"/>
+        </w:numPr>
+        <w:spacing w:after="0" w:line="240" w:lineRule="auto"/>
+        <w:rPr>
+          <w:rFonts w:eastAsia="Times New Roman" w:cstheme="minorHAnsi"/>
+          <w:sz w:val="24"/>
+          <w:szCs w:val="24"/>
+          <w:lang w:eastAsia="en-IN"/>
+        </w:rPr>
+      </w:pPr>
+      <w:r>
+        <w:rPr>
+          <w:rFonts w:eastAsia="Times New Roman" w:cstheme="minorHAnsi"/>
+          <w:sz w:val="24"/>
+          <w:szCs w:val="24"/>
+          <w:lang w:eastAsia="en-IN"/>
+        </w:rPr>
+        <w:t xml:space="preserve">Each (department, name) pair is a group </w:t>
+      </w:r>
+    </w:p>
+    <w:p>
+      <w:pPr>
+        <w:spacing w:after="0" w:line="240" w:lineRule="auto"/>
+        <w:rPr>
+          <w:rFonts w:eastAsia="Times New Roman" w:cstheme="minorHAnsi"/>
+          <w:sz w:val="24"/>
+          <w:szCs w:val="24"/>
+          <w:lang w:eastAsia="en-IN"/>
+        </w:rPr>
+      </w:pPr>
+      <w:r>
+        <w:rPr>
+          <w:rFonts w:eastAsia="Times New Roman" w:cstheme="minorHAnsi"/>
+          <w:sz w:val="24"/>
+          <w:szCs w:val="24"/>
+          <w:lang w:eastAsia="en-IN"/>
+        </w:rPr>
+        <w:pict w14:anchorId="7F267B41">
+          <v:rect id="_x0000_i1034" style="width:0;height:1.5pt" o:hralign="center" o:hrstd="t" o:hr="t" fillcolor="#a0a0a0" stroked="f"/>
+        </w:pict>
+      </w:r>
+    </w:p>
+    <w:p>
+      <w:pPr>
+        <w:spacing w:after="0" w:line="240" w:lineRule="auto"/>
+        <w:rPr>
+          <w:rFonts w:eastAsia="Times New Roman" w:cstheme="minorHAnsi"/>
+          <w:b/>
+          <w:bCs/>
+          <w:sz w:val="24"/>
+          <w:szCs w:val="24"/>
+          <w:lang w:eastAsia="en-IN"/>
+        </w:rPr>
+      </w:pPr>
+      <w:r>
+        <w:rPr>
+          <w:rFonts w:eastAsia="Times New Roman" w:cstheme="minorHAnsi"/>
+          <w:b/>
+          <w:bCs/>
+          <w:sz w:val="24"/>
+          <w:szCs w:val="24"/>
+          <w:lang w:eastAsia="en-IN"/>
+        </w:rPr>
+        <w:t>Option 2: Aggregate name</w:t>
+      </w:r>
+    </w:p>
+    <w:p>
+      <w:pPr>
+        <w:spacing w:after="0" w:line="240" w:lineRule="auto"/>
+        <w:rPr>
+          <w:rFonts w:eastAsia="Times New Roman" w:cstheme="minorHAnsi"/>
+          <w:sz w:val="24"/>
+          <w:szCs w:val="24"/>
+          <w:lang w:eastAsia="en-IN"/>
+        </w:rPr>
+      </w:pPr>
+      <w:r>
+        <w:rPr>
+          <w:rFonts w:eastAsia="Times New Roman" w:cstheme="minorHAnsi"/>
+          <w:sz w:val="24"/>
+          <w:szCs w:val="24"/>
+          <w:lang w:eastAsia="en-IN"/>
+        </w:rPr>
+        <w:t>SELECT department, MAX(name), COUNT(*)</w:t>
+      </w:r>
+      <w:r>
+        <w:rPr>
+          <w:rFonts w:eastAsia="Times New Roman" w:cstheme="minorHAnsi"/>
+          <w:sz w:val="24"/>
+          <w:szCs w:val="24"/>
+          <w:lang w:eastAsia="en-IN"/>
+        </w:rPr>
+        <w:br/>
+        <w:t>FROM employees</w:t>
+      </w:r>
+      <w:r>
+        <w:rPr>
+          <w:rFonts w:eastAsia="Times New Roman" w:cstheme="minorHAnsi"/>
+          <w:sz w:val="24"/>
+          <w:szCs w:val="24"/>
+          <w:lang w:eastAsia="en-IN"/>
+        </w:rPr>
+        <w:br/>
+        <w:t>GROUP BY department;</w:t>
+      </w:r>
+    </w:p>
+    <w:p>
+      <w:pPr>
+        <w:spacing w:after="0" w:line="240" w:lineRule="auto"/>
+        <w:rPr>
+          <w:rFonts w:eastAsia="Times New Roman" w:cstheme="minorHAnsi"/>
+          <w:sz w:val="24"/>
+          <w:szCs w:val="24"/>
+          <w:lang w:eastAsia="en-IN"/>
+        </w:rPr>
+      </w:pPr>
+      <w:r>
+        <w:rPr>
+          <w:rFonts w:eastAsia="Times New Roman" w:cstheme="minorHAnsi"/>
+          <w:sz w:val="24"/>
+          <w:szCs w:val="24"/>
+          <w:lang w:eastAsia="en-IN"/>
+        </w:rPr>
+        <w:t>Now:</w:t>
+      </w:r>
+    </w:p>
+    <w:p>
+      <w:pPr>
+        <w:numPr>
+          <w:ilvl w:val="0"/>
+          <w:numId w:val="4"/>
+        </w:numPr>
+        <w:spacing w:after="0" w:line="240" w:lineRule="auto"/>
+        <w:rPr>
+          <w:rFonts w:eastAsia="Times New Roman" w:cstheme="minorHAnsi"/>
+          <w:sz w:val="24"/>
+          <w:szCs w:val="24"/>
+          <w:lang w:eastAsia="en-IN"/>
+        </w:rPr>
+      </w:pPr>
+      <w:r>
+        <w:rPr>
+          <w:rFonts w:eastAsia="Times New Roman" w:cstheme="minorHAnsi"/>
+          <w:sz w:val="24"/>
+          <w:szCs w:val="24"/>
+          <w:lang w:eastAsia="en-IN"/>
+        </w:rPr>
+        <w:t xml:space="preserve">SQL knows which name to pick (e.g., max alphabetically) </w:t>
+      </w:r>
+    </w:p>
+    <w:p>
+      <w:pPr>
+        <w:spacing w:after="0" w:line="240" w:lineRule="auto"/>
+        <w:rPr>
+          <w:rFonts w:eastAsia="Times New Roman" w:cstheme="minorHAnsi"/>
+          <w:sz w:val="24"/>
+          <w:szCs w:val="24"/>
+          <w:lang w:eastAsia="en-IN"/>
+        </w:rPr>
+      </w:pPr>
+      <w:r>
+        <w:rPr>
+          <w:rFonts w:eastAsia="Times New Roman" w:cstheme="minorHAnsi"/>
+          <w:sz w:val="24"/>
+          <w:szCs w:val="24"/>
+          <w:lang w:eastAsia="en-IN"/>
+        </w:rPr>
+        <w:pict w14:anchorId="02535943">
+          <v:rect id="_x0000_i1035" style="width:0;height:1.5pt" o:hralign="center" o:hrstd="t" o:hr="t" fillcolor="#a0a0a0" stroked="f"/>
+        </w:pict>
+      </w:r>
+    </w:p>
+    <w:p>
+      <w:pPr>
+        <w:spacing w:after="0" w:line="240" w:lineRule="auto"/>
+        <w:rPr>
+          <w:rFonts w:eastAsia="Times New Roman" w:cstheme="minorHAnsi"/>
+          <w:b/>
+          <w:bCs/>
+          <w:sz w:val="24"/>
+          <w:szCs w:val="24"/>
+          <w:lang w:eastAsia="en-IN"/>
+        </w:rPr>
+      </w:pPr>
+      <w:r>
+        <w:rPr>
+          <w:rFonts w:eastAsia="Times New Roman" w:cstheme="minorHAnsi"/>
+          <w:b/>
+          <w:bCs/>
+          <w:sz w:val="24"/>
+          <w:szCs w:val="24"/>
+          <w:lang w:eastAsia="en-IN"/>
+        </w:rPr>
+        <w:t>Option 3: Remove name</w:t>
+      </w:r>
+    </w:p>
+    <w:p>
+      <w:pPr>
+        <w:spacing w:after="0" w:line="240" w:lineRule="auto"/>
+        <w:rPr>
+          <w:rFonts w:eastAsia="Times New Roman" w:cstheme="minorHAnsi"/>
+          <w:sz w:val="24"/>
+          <w:szCs w:val="24"/>
+          <w:lang w:eastAsia="en-IN"/>
+        </w:rPr>
+      </w:pPr>
+      <w:r>
+        <w:rPr>
+          <w:rFonts w:eastAsia="Times New Roman" w:cstheme="minorHAnsi"/>
+          <w:sz w:val="24"/>
+          <w:szCs w:val="24"/>
+          <w:lang w:eastAsia="en-IN"/>
+        </w:rPr>
+        <w:t>SELECT department, COUNT(*)</w:t>
+      </w:r>
+      <w:r>
+        <w:rPr>
+          <w:rFonts w:eastAsia="Times New Roman" w:cstheme="minorHAnsi"/>
+          <w:sz w:val="24"/>
+          <w:szCs w:val="24"/>
+          <w:lang w:eastAsia="en-IN"/>
+        </w:rPr>
+        <w:br/>
+        <w:t>FROM employees</w:t>
+      </w:r>
+      <w:r>
+        <w:rPr>
+          <w:rFonts w:eastAsia="Times New Roman" w:cstheme="minorHAnsi"/>
+          <w:sz w:val="24"/>
+          <w:szCs w:val="24"/>
+          <w:lang w:eastAsia="en-IN"/>
+        </w:rPr>
+        <w:br/>
+        <w:t>GROUP BY department;</w:t>
+      </w:r>
+    </w:p>
+    <w:p>
+      <w:pPr>
+        <w:spacing w:after="0" w:line="240" w:lineRule="auto"/>
+        <w:rPr>
+          <w:rFonts w:eastAsia="Times New Roman" w:cstheme="minorHAnsi"/>
+          <w:sz w:val="24"/>
+          <w:szCs w:val="24"/>
+          <w:lang w:eastAsia="en-IN"/>
+        </w:rPr>
+      </w:pPr>
+      <w:r>
+        <w:rPr>
+          <w:rFonts w:eastAsia="Times New Roman" w:cstheme="minorHAnsi"/>
+          <w:sz w:val="24"/>
+          <w:szCs w:val="24"/>
+          <w:lang w:eastAsia="en-IN"/>
+        </w:rPr>
+        <w:pict w14:anchorId="52942180">
+          <v:rect id="_x0000_i1036" style="width:0;height:1.5pt" o:hralign="center" o:hrstd="t" o:hr="t" fillcolor="#a0a0a0" stroked="f"/>
+        </w:pict>
+      </w:r>
+    </w:p>
+    <w:p>
+      <w:pPr>
+        <w:spacing w:after="0" w:line="240" w:lineRule="auto"/>
+        <w:rPr>
+          <w:rFonts w:eastAsia="Times New Roman" w:cstheme="minorHAnsi"/>
+          <w:b/>
+          <w:bCs/>
+          <w:sz w:val="24"/>
+          <w:szCs w:val="24"/>
+          <w:lang w:eastAsia="en-IN"/>
+        </w:rPr>
+      </w:pPr>
+      <w:r>
+        <w:rPr>
+          <w:rFonts w:eastAsia="Times New Roman" w:cstheme="minorHAnsi"/>
+          <w:b/>
+          <w:bCs/>
+          <w:sz w:val="24"/>
+          <w:szCs w:val="24"/>
+          <w:lang w:eastAsia="en-IN"/>
+        </w:rPr>
+        <w:t>Key takeaway</w:t>
+      </w:r>
+    </w:p>
+    <w:p>
+      <w:pPr>
+        <w:spacing w:after="0" w:line="240" w:lineRule="auto"/>
+        <w:rPr>
+          <w:rFonts w:eastAsia="Times New Roman" w:cstheme="minorHAnsi"/>
+          <w:sz w:val="24"/>
+          <w:szCs w:val="24"/>
+          <w:lang w:eastAsia="en-IN"/>
+        </w:rPr>
+      </w:pPr>
+      <w:r>
+        <w:rPr>
+          <w:rFonts w:eastAsia="Times New Roman" w:cstheme="minorHAnsi"/>
+          <w:sz w:val="24"/>
+          <w:szCs w:val="24"/>
+          <w:lang w:eastAsia="en-IN"/>
+        </w:rPr>
+        <w:t xml:space="preserve">Every selected column must be </w:t>
+      </w:r>
+      <w:r>
+        <w:rPr>
+          <w:rFonts w:eastAsia="Times New Roman" w:cstheme="minorHAnsi"/>
+          <w:b/>
+          <w:bCs/>
+          <w:sz w:val="24"/>
+          <w:szCs w:val="24"/>
+          <w:lang w:eastAsia="en-IN"/>
+        </w:rPr>
+        <w:t>uniquely determined per group</w:t>
+      </w:r>
+    </w:p>
+    <w:p>
+      <w:pPr>
+        <w:spacing w:after="0" w:line="240" w:lineRule="auto"/>
+        <w:rPr>
+          <w:rFonts w:eastAsia="Times New Roman" w:cstheme="minorHAnsi"/>
+          <w:sz w:val="24"/>
+          <w:szCs w:val="24"/>
+          <w:lang w:eastAsia="en-IN"/>
+        </w:rPr>
+      </w:pPr>
+      <w:r>
+        <w:rPr>
+          <w:rFonts w:eastAsia="Times New Roman" w:cstheme="minorHAnsi"/>
+          <w:sz w:val="24"/>
+          <w:szCs w:val="24"/>
+          <w:lang w:eastAsia="en-IN"/>
+        </w:rPr>
+        <w:t>That’s why:</w:t>
+      </w:r>
+    </w:p>
+    <w:p>
+      <w:pPr>
+        <w:numPr>
+          <w:ilvl w:val="0"/>
+          <w:numId w:val="5"/>
+        </w:numPr>
+        <w:spacing w:after="0" w:line="240" w:lineRule="auto"/>
+        <w:rPr>
+          <w:rFonts w:eastAsia="Times New Roman" w:cstheme="minorHAnsi"/>
+          <w:sz w:val="24"/>
+          <w:szCs w:val="24"/>
+          <w:lang w:eastAsia="en-IN"/>
+        </w:rPr>
+      </w:pPr>
+      <w:r>
+        <w:rPr>
+          <w:rFonts w:eastAsia="Times New Roman" w:cstheme="minorHAnsi"/>
+          <w:sz w:val="24"/>
+          <w:szCs w:val="24"/>
+          <w:lang w:eastAsia="en-IN"/>
+        </w:rPr>
+        <w:t xml:space="preserve">name is not uniquely defined per group → correct explanation </w:t>
+      </w:r>
+    </w:p>
+    <w:p>
+      <w:pPr>
+        <w:spacing w:after="0" w:line="240" w:lineRule="auto"/>
+        <w:rPr>
+          <w:rFonts w:eastAsia="Times New Roman" w:cstheme="minorHAnsi"/>
+          <w:sz w:val="24"/>
+          <w:szCs w:val="24"/>
+          <w:lang w:eastAsia="en-IN"/>
+        </w:rPr>
+      </w:pPr>
+      <w:r>
+        <w:rPr>
+          <w:rFonts w:eastAsia="Times New Roman" w:cstheme="minorHAnsi"/>
+          <w:sz w:val="24"/>
+          <w:szCs w:val="24"/>
+          <w:lang w:eastAsia="en-IN"/>
+        </w:rPr>
+        <w:pict w14:anchorId="17D61441">
+          <v:rect id="_x0000_i1037" style="width:0;height:1.5pt" o:hralign="center" o:hrstd="t" o:hr="t" fillcolor="#a0a0a0" stroked="f"/>
+        </w:pict>
+      </w:r>
+    </w:p>
+    <w:p>
+      <w:pPr>
+        <w:spacing w:after="0" w:line="240" w:lineRule="auto"/>
+        <w:rPr>
+          <w:rFonts w:eastAsia="Times New Roman" w:cstheme="minorHAnsi"/>
+          <w:b/>
+          <w:bCs/>
+          <w:sz w:val="24"/>
+          <w:szCs w:val="24"/>
+          <w:lang w:eastAsia="en-IN"/>
+        </w:rPr>
+      </w:pPr>
+      <w:r>
+        <w:rPr>
+          <w:rFonts w:eastAsia="Times New Roman" w:cstheme="minorHAnsi"/>
+          <w:b/>
+          <w:bCs/>
+          <w:sz w:val="24"/>
+          <w:szCs w:val="24"/>
+          <w:lang w:eastAsia="en-IN"/>
+        </w:rPr>
+        <w:t>Interview line</w:t>
+      </w:r>
+    </w:p>
+    <w:p>
+      <w:pPr>
+        <w:spacing w:after="0" w:line="240" w:lineRule="auto"/>
+        <w:rPr>
+          <w:rFonts w:eastAsia="Times New Roman" w:cstheme="minorHAnsi"/>
+          <w:sz w:val="24"/>
+          <w:szCs w:val="24"/>
+          <w:lang w:eastAsia="en-IN"/>
+        </w:rPr>
+      </w:pPr>
+      <w:r>
+        <w:rPr>
+          <w:rFonts w:eastAsia="Times New Roman" w:cstheme="minorHAnsi"/>
+          <w:sz w:val="24"/>
+          <w:szCs w:val="24"/>
+          <w:lang w:eastAsia="en-IN"/>
+        </w:rPr>
+        <w:t>“SQL requires all non-aggregated columns in SELECT to be part of GROUP BY, otherwise the result becomes ambiguous.”</w:t>
+      </w:r>
+    </w:p>
+    <w:p>
+      <w:pPr>
+        <w:spacing w:after="0" w:line="240" w:lineRule="auto"/>
+        <w:rPr>
+          <w:rFonts w:eastAsia="Times New Roman" w:cstheme="minorHAnsi"/>
+          <w:sz w:val="24"/>
+          <w:szCs w:val="24"/>
+          <w:lang w:eastAsia="en-IN"/>
+        </w:rPr>
+      </w:pPr>
+    </w:p>
+    <w:p>
+      <w:pPr>
+        <w:spacing w:after="0" w:line="240" w:lineRule="auto"/>
+        <w:rPr>
+          <w:rFonts w:eastAsia="Times New Roman" w:cstheme="minorHAnsi"/>
+          <w:sz w:val="24"/>
+          <w:szCs w:val="24"/>
+          <w:lang w:eastAsia="en-IN"/>
+        </w:rPr>
+      </w:pPr>
+      <w:r>
+        <w:rPr>
+          <w:rFonts w:eastAsia="Times New Roman" w:cstheme="minorHAnsi"/>
+          <w:sz w:val="24"/>
+          <w:szCs w:val="24"/>
+          <w:lang w:eastAsia="en-IN"/>
+        </w:rPr>
+        <w:pict w14:anchorId="1A3743A6">
+          <v:rect id="_x0000_i1038" style="width:0;height:1.5pt" o:hralign="center" o:hrstd="t" o:hr="t" fillcolor="#a0a0a0" stroked="f"/>
+        </w:pict>
+      </w:r>
+    </w:p>
+    <w:p>
+      <w:pPr>
+        <w:spacing w:after="0" w:line="240" w:lineRule="auto"/>
         <w:outlineLvl w:val="2"/>
         <w:rPr>
           <w:rFonts w:eastAsia="Times New Roman" w:cstheme="minorHAnsi"/>
           <w:b/>
           <w:bCs/>
-          <w:sz w:val="24"/>
-          <w:szCs w:val="24"/>
-          <w:lang w:eastAsia="en-IN"/>
-        </w:rPr>
-      </w:pPr>
-      <w:r>
-        <w:rPr>
-          <w:rFonts w:eastAsia="Times New Roman" w:cstheme="minorHAnsi"/>
-          <w:b/>
-          <w:bCs/>
-          <w:sz w:val="24"/>
-          <w:szCs w:val="24"/>
+          <w:sz w:val="40"/>
+          <w:szCs w:val="40"/>
+          <w:lang w:eastAsia="en-IN"/>
+        </w:rPr>
+      </w:pPr>
+      <w:r>
+        <w:rPr>
+          <w:rFonts w:eastAsia="Times New Roman" w:cstheme="minorHAnsi"/>
+          <w:b/>
+          <w:bCs/>
+          <w:sz w:val="40"/>
+          <w:szCs w:val="40"/>
           <w:lang w:eastAsia="en-IN"/>
         </w:rPr>
         <w:t>Q29.</w:t>
@@ -550,6 +2288,7 @@
           <w:szCs w:val="24"/>
           <w:lang w:eastAsia="en-IN"/>
         </w:rPr>
+        <w:lastRenderedPageBreak/>
         <w:t>Explanation:</w:t>
       </w:r>
       <w:r>
@@ -580,8 +2319,8 @@
           <w:szCs w:val="24"/>
           <w:lang w:eastAsia="en-IN"/>
         </w:rPr>
-        <w:pict>
-          <v:rect id="_x0000_i1030" style="width:0;height:1.5pt" o:hralign="center" o:hrstd="t" o:hr="t" fillcolor="#a0a0a0" stroked="f"/>
+        <w:pict w14:anchorId="552AF02D">
+          <v:rect id="_x0000_i1039" style="width:0;height:1.5pt" o:hralign="center" o:hrstd="t" o:hr="t" fillcolor="#a0a0a0" stroked="f"/>
         </w:pict>
       </w:r>
     </w:p>
@@ -679,8 +2418,8 @@
           <w:szCs w:val="24"/>
           <w:lang w:eastAsia="en-IN"/>
         </w:rPr>
-        <w:pict>
-          <v:rect id="_x0000_i1031" style="width:0;height:1.5pt" o:hralign="center" o:hrstd="t" o:hr="t" fillcolor="#a0a0a0" stroked="f"/>
+        <w:pict w14:anchorId="6B4CC304">
+          <v:rect id="_x0000_i1040" style="width:0;height:1.5pt" o:hralign="center" o:hrstd="t" o:hr="t" fillcolor="#a0a0a0" stroked="f"/>
         </w:pict>
       </w:r>
     </w:p>
@@ -692,18 +2431,18 @@
           <w:rFonts w:eastAsia="Times New Roman" w:cstheme="minorHAnsi"/>
           <w:b/>
           <w:bCs/>
-          <w:sz w:val="24"/>
-          <w:szCs w:val="24"/>
-          <w:lang w:eastAsia="en-IN"/>
-        </w:rPr>
-      </w:pPr>
-      <w:r>
-        <w:rPr>
-          <w:rFonts w:eastAsia="Times New Roman" w:cstheme="minorHAnsi"/>
-          <w:b/>
-          <w:bCs/>
-          <w:sz w:val="24"/>
-          <w:szCs w:val="24"/>
+          <w:sz w:val="36"/>
+          <w:szCs w:val="36"/>
+          <w:lang w:eastAsia="en-IN"/>
+        </w:rPr>
+      </w:pPr>
+      <w:r>
+        <w:rPr>
+          <w:rFonts w:eastAsia="Times New Roman" w:cstheme="minorHAnsi"/>
+          <w:b/>
+          <w:bCs/>
+          <w:sz w:val="36"/>
+          <w:szCs w:val="36"/>
           <w:lang w:eastAsia="en-IN"/>
         </w:rPr>
         <w:t>Q31.</w:t>
@@ -771,38 +2510,2945 @@
           <w:lang w:eastAsia="en-IN"/>
         </w:rPr>
       </w:pPr>
-      <w:r>
-        <w:rPr>
-          <w:rFonts w:eastAsia="Times New Roman" w:cstheme="minorHAnsi"/>
-          <w:sz w:val="24"/>
-          <w:szCs w:val="24"/>
-          <w:lang w:eastAsia="en-IN"/>
-        </w:rPr>
-        <w:pict>
-          <v:rect id="_x0000_i1032" style="width:0;height:1.5pt" o:hralign="center" o:hrstd="t" o:hr="t" fillcolor="#a0a0a0" stroked="f"/>
+    </w:p>
+    <w:p>
+      <w:pPr>
+        <w:spacing w:after="0" w:line="240" w:lineRule="auto"/>
+        <w:rPr>
+          <w:rFonts w:eastAsia="Times New Roman" w:cstheme="minorHAnsi"/>
+          <w:b/>
+          <w:bCs/>
+          <w:sz w:val="24"/>
+          <w:szCs w:val="24"/>
+          <w:lang w:eastAsia="en-IN"/>
+        </w:rPr>
+      </w:pPr>
+      <w:r>
+        <w:rPr>
+          <w:rFonts w:eastAsia="Times New Roman" w:cstheme="minorHAnsi"/>
+          <w:b/>
+          <w:bCs/>
+          <w:sz w:val="24"/>
+          <w:szCs w:val="24"/>
+          <w:lang w:eastAsia="en-IN"/>
+        </w:rPr>
+        <w:t>Query example</w:t>
+      </w:r>
+    </w:p>
+    <w:p>
+      <w:pPr>
+        <w:spacing w:after="0" w:line="240" w:lineRule="auto"/>
+        <w:rPr>
+          <w:rFonts w:eastAsia="Times New Roman" w:cstheme="minorHAnsi"/>
+          <w:sz w:val="24"/>
+          <w:szCs w:val="24"/>
+          <w:lang w:eastAsia="en-IN"/>
+        </w:rPr>
+      </w:pPr>
+      <w:r>
+        <w:rPr>
+          <w:rFonts w:eastAsia="Times New Roman" w:cstheme="minorHAnsi"/>
+          <w:sz w:val="24"/>
+          <w:szCs w:val="24"/>
+          <w:lang w:eastAsia="en-IN"/>
+        </w:rPr>
+        <w:t>SELECT YEAR(order_date) AS yr, COUNT(*)</w:t>
+      </w:r>
+      <w:r>
+        <w:rPr>
+          <w:rFonts w:eastAsia="Times New Roman" w:cstheme="minorHAnsi"/>
+          <w:sz w:val="24"/>
+          <w:szCs w:val="24"/>
+          <w:lang w:eastAsia="en-IN"/>
+        </w:rPr>
+        <w:br/>
+        <w:t>FROM orders</w:t>
+      </w:r>
+      <w:r>
+        <w:rPr>
+          <w:rFonts w:eastAsia="Times New Roman" w:cstheme="minorHAnsi"/>
+          <w:sz w:val="24"/>
+          <w:szCs w:val="24"/>
+          <w:lang w:eastAsia="en-IN"/>
+        </w:rPr>
+        <w:br/>
+        <w:t>GROUP BY YEAR(order_date);</w:t>
+      </w:r>
+    </w:p>
+    <w:p>
+      <w:pPr>
+        <w:spacing w:after="0" w:line="240" w:lineRule="auto"/>
+        <w:rPr>
+          <w:rFonts w:eastAsia="Times New Roman" w:cstheme="minorHAnsi"/>
+          <w:sz w:val="24"/>
+          <w:szCs w:val="24"/>
+          <w:lang w:eastAsia="en-IN"/>
+        </w:rPr>
+      </w:pPr>
+      <w:r>
+        <w:rPr>
+          <w:rFonts w:eastAsia="Times New Roman" w:cstheme="minorHAnsi"/>
+          <w:sz w:val="24"/>
+          <w:szCs w:val="24"/>
+          <w:lang w:eastAsia="en-IN"/>
+        </w:rPr>
+        <w:pict w14:anchorId="387F3AE0">
+          <v:rect id="_x0000_i1041" style="width:0;height:1.5pt" o:hralign="center" o:hrstd="t" o:hr="t" fillcolor="#a0a0a0" stroked="f"/>
         </w:pict>
       </w:r>
     </w:p>
     <w:p>
       <w:pPr>
         <w:spacing w:after="0" w:line="240" w:lineRule="auto"/>
+        <w:rPr>
+          <w:rFonts w:eastAsia="Times New Roman" w:cstheme="minorHAnsi"/>
+          <w:b/>
+          <w:bCs/>
+          <w:sz w:val="24"/>
+          <w:szCs w:val="24"/>
+          <w:lang w:eastAsia="en-IN"/>
+        </w:rPr>
+      </w:pPr>
+      <w:r>
+        <w:rPr>
+          <w:rFonts w:eastAsia="Times New Roman" w:cstheme="minorHAnsi"/>
+          <w:b/>
+          <w:bCs/>
+          <w:sz w:val="24"/>
+          <w:szCs w:val="24"/>
+          <w:lang w:eastAsia="en-IN"/>
+        </w:rPr>
+        <w:t>Why computation is repeated</w:t>
+      </w:r>
+    </w:p>
+    <w:p>
+      <w:pPr>
+        <w:spacing w:after="0" w:line="240" w:lineRule="auto"/>
+        <w:rPr>
+          <w:rFonts w:eastAsia="Times New Roman" w:cstheme="minorHAnsi"/>
+          <w:sz w:val="24"/>
+          <w:szCs w:val="24"/>
+          <w:lang w:eastAsia="en-IN"/>
+        </w:rPr>
+      </w:pPr>
+      <w:r>
+        <w:rPr>
+          <w:rFonts w:eastAsia="Times New Roman" w:cstheme="minorHAnsi"/>
+          <w:sz w:val="24"/>
+          <w:szCs w:val="24"/>
+          <w:lang w:eastAsia="en-IN"/>
+        </w:rPr>
+        <w:t>The expression:</w:t>
+      </w:r>
+    </w:p>
+    <w:p>
+      <w:pPr>
+        <w:spacing w:after="0" w:line="240" w:lineRule="auto"/>
+        <w:rPr>
+          <w:rFonts w:eastAsia="Times New Roman" w:cstheme="minorHAnsi"/>
+          <w:sz w:val="24"/>
+          <w:szCs w:val="24"/>
+          <w:lang w:eastAsia="en-IN"/>
+        </w:rPr>
+      </w:pPr>
+      <w:r>
+        <w:rPr>
+          <w:rFonts w:eastAsia="Times New Roman" w:cstheme="minorHAnsi"/>
+          <w:sz w:val="24"/>
+          <w:szCs w:val="24"/>
+          <w:lang w:eastAsia="en-IN"/>
+        </w:rPr>
+        <w:t>YEAR(order_date)</w:t>
+      </w:r>
+    </w:p>
+    <w:p>
+      <w:pPr>
+        <w:spacing w:after="0" w:line="240" w:lineRule="auto"/>
+        <w:rPr>
+          <w:rFonts w:eastAsia="Times New Roman" w:cstheme="minorHAnsi"/>
+          <w:sz w:val="24"/>
+          <w:szCs w:val="24"/>
+          <w:lang w:eastAsia="en-IN"/>
+        </w:rPr>
+      </w:pPr>
+      <w:r>
+        <w:rPr>
+          <w:rFonts w:eastAsia="Times New Roman" w:cstheme="minorHAnsi"/>
+          <w:sz w:val="24"/>
+          <w:szCs w:val="24"/>
+          <w:lang w:eastAsia="en-IN"/>
+        </w:rPr>
+        <w:t xml:space="preserve">is evaluated </w:t>
+      </w:r>
+      <w:r>
+        <w:rPr>
+          <w:rFonts w:eastAsia="Times New Roman" w:cstheme="minorHAnsi"/>
+          <w:b/>
+          <w:bCs/>
+          <w:sz w:val="24"/>
+          <w:szCs w:val="24"/>
+          <w:lang w:eastAsia="en-IN"/>
+        </w:rPr>
+        <w:t>for every row first</w:t>
+      </w:r>
+      <w:r>
+        <w:rPr>
+          <w:rFonts w:eastAsia="Times New Roman" w:cstheme="minorHAnsi"/>
+          <w:sz w:val="24"/>
+          <w:szCs w:val="24"/>
+          <w:lang w:eastAsia="en-IN"/>
+        </w:rPr>
+        <w:t>, before grouping happens.</w:t>
+      </w:r>
+    </w:p>
+    <w:p>
+      <w:pPr>
+        <w:spacing w:after="0" w:line="240" w:lineRule="auto"/>
+        <w:rPr>
+          <w:rFonts w:eastAsia="Times New Roman" w:cstheme="minorHAnsi"/>
+          <w:sz w:val="24"/>
+          <w:szCs w:val="24"/>
+          <w:lang w:eastAsia="en-IN"/>
+        </w:rPr>
+      </w:pPr>
+      <w:r>
+        <w:rPr>
+          <w:rFonts w:eastAsia="Times New Roman" w:cstheme="minorHAnsi"/>
+          <w:sz w:val="24"/>
+          <w:szCs w:val="24"/>
+          <w:lang w:eastAsia="en-IN"/>
+        </w:rPr>
+        <w:pict w14:anchorId="040272BA">
+          <v:rect id="_x0000_i1042" style="width:0;height:1.5pt" o:hralign="center" o:hrstd="t" o:hr="t" fillcolor="#a0a0a0" stroked="f"/>
+        </w:pict>
+      </w:r>
+    </w:p>
+    <w:p>
+      <w:pPr>
+        <w:spacing w:after="0" w:line="240" w:lineRule="auto"/>
+        <w:rPr>
+          <w:rFonts w:eastAsia="Times New Roman" w:cstheme="minorHAnsi"/>
+          <w:b/>
+          <w:bCs/>
+          <w:sz w:val="24"/>
+          <w:szCs w:val="24"/>
+          <w:lang w:eastAsia="en-IN"/>
+        </w:rPr>
+      </w:pPr>
+      <w:r>
+        <w:rPr>
+          <w:rFonts w:eastAsia="Times New Roman" w:cstheme="minorHAnsi"/>
+          <w:b/>
+          <w:bCs/>
+          <w:sz w:val="24"/>
+          <w:szCs w:val="24"/>
+          <w:lang w:eastAsia="en-IN"/>
+        </w:rPr>
+        <w:t>Execution flow (important)</w:t>
+      </w:r>
+    </w:p>
+    <w:p>
+      <w:pPr>
+        <w:spacing w:after="0" w:line="240" w:lineRule="auto"/>
+        <w:rPr>
+          <w:rFonts w:eastAsia="Times New Roman" w:cstheme="minorHAnsi"/>
+          <w:b/>
+          <w:bCs/>
+          <w:sz w:val="24"/>
+          <w:szCs w:val="24"/>
+          <w:lang w:eastAsia="en-IN"/>
+        </w:rPr>
+      </w:pPr>
+      <w:r>
+        <w:rPr>
+          <w:rFonts w:eastAsia="Times New Roman" w:cstheme="minorHAnsi"/>
+          <w:b/>
+          <w:bCs/>
+          <w:sz w:val="24"/>
+          <w:szCs w:val="24"/>
+          <w:lang w:eastAsia="en-IN"/>
+        </w:rPr>
+        <w:t>Step 1: Row-level evaluation</w:t>
+      </w:r>
+    </w:p>
+    <w:p>
+      <w:pPr>
+        <w:spacing w:after="0" w:line="240" w:lineRule="auto"/>
+        <w:rPr>
+          <w:rFonts w:eastAsia="Times New Roman" w:cstheme="minorHAnsi"/>
+          <w:sz w:val="24"/>
+          <w:szCs w:val="24"/>
+          <w:lang w:eastAsia="en-IN"/>
+        </w:rPr>
+      </w:pPr>
+      <w:r>
+        <w:rPr>
+          <w:rFonts w:eastAsia="Times New Roman" w:cstheme="minorHAnsi"/>
+          <w:sz w:val="24"/>
+          <w:szCs w:val="24"/>
+          <w:lang w:eastAsia="en-IN"/>
+        </w:rPr>
+        <w:t>For each row, SQL computes:</w:t>
+      </w:r>
+    </w:p>
+    <w:p>
+      <w:pPr>
+        <w:spacing w:after="0" w:line="240" w:lineRule="auto"/>
+        <w:rPr>
+          <w:rFonts w:eastAsia="Times New Roman" w:cstheme="minorHAnsi"/>
+          <w:sz w:val="24"/>
+          <w:szCs w:val="24"/>
+          <w:lang w:eastAsia="en-IN"/>
+        </w:rPr>
+      </w:pPr>
+      <w:r>
+        <w:rPr>
+          <w:rFonts w:eastAsia="Times New Roman" w:cstheme="minorHAnsi"/>
+          <w:sz w:val="24"/>
+          <w:szCs w:val="24"/>
+          <w:lang w:eastAsia="en-IN"/>
+        </w:rPr>
+        <w:t>YEAR(order_date)</w:t>
+      </w:r>
+    </w:p>
+    <w:p>
+      <w:pPr>
+        <w:spacing w:after="0" w:line="240" w:lineRule="auto"/>
+        <w:rPr>
+          <w:rFonts w:eastAsia="Times New Roman" w:cstheme="minorHAnsi"/>
+          <w:sz w:val="24"/>
+          <w:szCs w:val="24"/>
+          <w:lang w:eastAsia="en-IN"/>
+        </w:rPr>
+      </w:pPr>
+      <w:r>
+        <w:rPr>
+          <w:rFonts w:eastAsia="Times New Roman" w:cstheme="minorHAnsi"/>
+          <w:sz w:val="24"/>
+          <w:szCs w:val="24"/>
+          <w:lang w:eastAsia="en-IN"/>
+        </w:rPr>
+        <w:t>Example:</w:t>
+      </w:r>
+    </w:p>
+    <w:p>
+      <w:pPr>
+        <w:spacing w:after="0" w:line="240" w:lineRule="auto"/>
+        <w:rPr>
+          <w:rFonts w:eastAsia="Times New Roman" w:cstheme="minorHAnsi"/>
+          <w:sz w:val="24"/>
+          <w:szCs w:val="24"/>
+          <w:lang w:eastAsia="en-IN"/>
+        </w:rPr>
+      </w:pPr>
+    </w:p>
+    <w:tbl>
+      <w:tblPr>
+        <w:tblStyle w:val="TableGrid"/>
+        <w:tblW w:w="3933" w:type="dxa"/>
+        <w:tblLook w:val="04A0" w:firstRow="1" w:lastRow="0" w:firstColumn="1" w:lastColumn="0" w:noHBand="0" w:noVBand="1"/>
+      </w:tblPr>
+      <w:tblGrid>
+        <w:gridCol w:w="1572"/>
+        <w:gridCol w:w="2361"/>
+      </w:tblGrid>
+      <w:tr>
+        <w:trPr>
+          <w:trHeight w:val="462"/>
+        </w:trPr>
+        <w:tc>
+          <w:tcPr>
+            <w:tcW w:w="0" w:type="auto"/>
+            <w:hideMark/>
+          </w:tcPr>
+          <w:p>
+            <w:pPr>
+              <w:rPr>
+                <w:rFonts w:eastAsia="Times New Roman" w:cstheme="minorHAnsi"/>
+                <w:b/>
+                <w:bCs/>
+                <w:sz w:val="24"/>
+                <w:szCs w:val="24"/>
+                <w:lang w:eastAsia="en-IN"/>
+              </w:rPr>
+            </w:pPr>
+            <w:r>
+              <w:rPr>
+                <w:rFonts w:eastAsia="Times New Roman" w:cstheme="minorHAnsi"/>
+                <w:b/>
+                <w:bCs/>
+                <w:sz w:val="24"/>
+                <w:szCs w:val="24"/>
+                <w:lang w:eastAsia="en-IN"/>
+              </w:rPr>
+              <w:t>order_date</w:t>
+            </w:r>
+          </w:p>
+        </w:tc>
+        <w:tc>
+          <w:tcPr>
+            <w:tcW w:w="0" w:type="auto"/>
+            <w:hideMark/>
+          </w:tcPr>
+          <w:p>
+            <w:pPr>
+              <w:rPr>
+                <w:rFonts w:eastAsia="Times New Roman" w:cstheme="minorHAnsi"/>
+                <w:b/>
+                <w:bCs/>
+                <w:sz w:val="24"/>
+                <w:szCs w:val="24"/>
+                <w:lang w:eastAsia="en-IN"/>
+              </w:rPr>
+            </w:pPr>
+            <w:r>
+              <w:rPr>
+                <w:rFonts w:eastAsia="Times New Roman" w:cstheme="minorHAnsi"/>
+                <w:b/>
+                <w:bCs/>
+                <w:sz w:val="24"/>
+                <w:szCs w:val="24"/>
+                <w:lang w:eastAsia="en-IN"/>
+              </w:rPr>
+              <w:t>YEAR(order_date)</w:t>
+            </w:r>
+          </w:p>
+        </w:tc>
+      </w:tr>
+      <w:tr>
+        <w:trPr>
+          <w:trHeight w:val="478"/>
+        </w:trPr>
+        <w:tc>
+          <w:tcPr>
+            <w:tcW w:w="0" w:type="auto"/>
+            <w:hideMark/>
+          </w:tcPr>
+          <w:p>
+            <w:pPr>
+              <w:rPr>
+                <w:rFonts w:eastAsia="Times New Roman" w:cstheme="minorHAnsi"/>
+                <w:sz w:val="24"/>
+                <w:szCs w:val="24"/>
+                <w:lang w:eastAsia="en-IN"/>
+              </w:rPr>
+            </w:pPr>
+            <w:r>
+              <w:rPr>
+                <w:rFonts w:eastAsia="Times New Roman" w:cstheme="minorHAnsi"/>
+                <w:sz w:val="24"/>
+                <w:szCs w:val="24"/>
+                <w:lang w:eastAsia="en-IN"/>
+              </w:rPr>
+              <w:t>2024-01-10</w:t>
+            </w:r>
+          </w:p>
+        </w:tc>
+        <w:tc>
+          <w:tcPr>
+            <w:tcW w:w="0" w:type="auto"/>
+            <w:hideMark/>
+          </w:tcPr>
+          <w:p>
+            <w:pPr>
+              <w:rPr>
+                <w:rFonts w:eastAsia="Times New Roman" w:cstheme="minorHAnsi"/>
+                <w:sz w:val="24"/>
+                <w:szCs w:val="24"/>
+                <w:lang w:eastAsia="en-IN"/>
+              </w:rPr>
+            </w:pPr>
+            <w:r>
+              <w:rPr>
+                <w:rFonts w:eastAsia="Times New Roman" w:cstheme="minorHAnsi"/>
+                <w:sz w:val="24"/>
+                <w:szCs w:val="24"/>
+                <w:lang w:eastAsia="en-IN"/>
+              </w:rPr>
+              <w:t>2024</w:t>
+            </w:r>
+          </w:p>
+        </w:tc>
+      </w:tr>
+      <w:tr>
+        <w:trPr>
+          <w:trHeight w:val="462"/>
+        </w:trPr>
+        <w:tc>
+          <w:tcPr>
+            <w:tcW w:w="0" w:type="auto"/>
+            <w:hideMark/>
+          </w:tcPr>
+          <w:p>
+            <w:pPr>
+              <w:rPr>
+                <w:rFonts w:eastAsia="Times New Roman" w:cstheme="minorHAnsi"/>
+                <w:sz w:val="24"/>
+                <w:szCs w:val="24"/>
+                <w:lang w:eastAsia="en-IN"/>
+              </w:rPr>
+            </w:pPr>
+            <w:r>
+              <w:rPr>
+                <w:rFonts w:eastAsia="Times New Roman" w:cstheme="minorHAnsi"/>
+                <w:sz w:val="24"/>
+                <w:szCs w:val="24"/>
+                <w:lang w:eastAsia="en-IN"/>
+              </w:rPr>
+              <w:t>2024-02-05</w:t>
+            </w:r>
+          </w:p>
+        </w:tc>
+        <w:tc>
+          <w:tcPr>
+            <w:tcW w:w="0" w:type="auto"/>
+            <w:hideMark/>
+          </w:tcPr>
+          <w:p>
+            <w:pPr>
+              <w:rPr>
+                <w:rFonts w:eastAsia="Times New Roman" w:cstheme="minorHAnsi"/>
+                <w:sz w:val="24"/>
+                <w:szCs w:val="24"/>
+                <w:lang w:eastAsia="en-IN"/>
+              </w:rPr>
+            </w:pPr>
+            <w:r>
+              <w:rPr>
+                <w:rFonts w:eastAsia="Times New Roman" w:cstheme="minorHAnsi"/>
+                <w:sz w:val="24"/>
+                <w:szCs w:val="24"/>
+                <w:lang w:eastAsia="en-IN"/>
+              </w:rPr>
+              <w:t>2024</w:t>
+            </w:r>
+          </w:p>
+        </w:tc>
+      </w:tr>
+      <w:tr>
+        <w:trPr>
+          <w:trHeight w:val="462"/>
+        </w:trPr>
+        <w:tc>
+          <w:tcPr>
+            <w:tcW w:w="0" w:type="auto"/>
+            <w:hideMark/>
+          </w:tcPr>
+          <w:p>
+            <w:pPr>
+              <w:rPr>
+                <w:rFonts w:eastAsia="Times New Roman" w:cstheme="minorHAnsi"/>
+                <w:sz w:val="24"/>
+                <w:szCs w:val="24"/>
+                <w:lang w:eastAsia="en-IN"/>
+              </w:rPr>
+            </w:pPr>
+            <w:r>
+              <w:rPr>
+                <w:rFonts w:eastAsia="Times New Roman" w:cstheme="minorHAnsi"/>
+                <w:sz w:val="24"/>
+                <w:szCs w:val="24"/>
+                <w:lang w:eastAsia="en-IN"/>
+              </w:rPr>
+              <w:t>2023-12-01</w:t>
+            </w:r>
+          </w:p>
+        </w:tc>
+        <w:tc>
+          <w:tcPr>
+            <w:tcW w:w="0" w:type="auto"/>
+            <w:hideMark/>
+          </w:tcPr>
+          <w:p>
+            <w:pPr>
+              <w:rPr>
+                <w:rFonts w:eastAsia="Times New Roman" w:cstheme="minorHAnsi"/>
+                <w:sz w:val="24"/>
+                <w:szCs w:val="24"/>
+                <w:lang w:eastAsia="en-IN"/>
+              </w:rPr>
+            </w:pPr>
+            <w:r>
+              <w:rPr>
+                <w:rFonts w:eastAsia="Times New Roman" w:cstheme="minorHAnsi"/>
+                <w:sz w:val="24"/>
+                <w:szCs w:val="24"/>
+                <w:lang w:eastAsia="en-IN"/>
+              </w:rPr>
+              <w:t>2023</w:t>
+            </w:r>
+          </w:p>
+        </w:tc>
+      </w:tr>
+    </w:tbl>
+    <w:p>
+      <w:pPr>
+        <w:spacing w:after="0" w:line="240" w:lineRule="auto"/>
+        <w:rPr>
+          <w:rFonts w:eastAsia="Times New Roman" w:cstheme="minorHAnsi"/>
+          <w:sz w:val="24"/>
+          <w:szCs w:val="24"/>
+          <w:lang w:eastAsia="en-IN"/>
+        </w:rPr>
+      </w:pPr>
+    </w:p>
+    <w:p>
+      <w:pPr>
+        <w:spacing w:after="0" w:line="240" w:lineRule="auto"/>
+        <w:rPr>
+          <w:rFonts w:eastAsia="Times New Roman" w:cstheme="minorHAnsi"/>
+          <w:sz w:val="24"/>
+          <w:szCs w:val="24"/>
+          <w:lang w:eastAsia="en-IN"/>
+        </w:rPr>
+      </w:pPr>
+      <w:r>
+        <w:rPr>
+          <w:rFonts w:eastAsia="Times New Roman" w:cstheme="minorHAnsi"/>
+          <w:sz w:val="24"/>
+          <w:szCs w:val="24"/>
+          <w:lang w:eastAsia="en-IN"/>
+        </w:rPr>
+        <w:t xml:space="preserve">This step runs </w:t>
+      </w:r>
+      <w:r>
+        <w:rPr>
+          <w:rFonts w:eastAsia="Times New Roman" w:cstheme="minorHAnsi"/>
+          <w:b/>
+          <w:bCs/>
+          <w:sz w:val="24"/>
+          <w:szCs w:val="24"/>
+          <w:lang w:eastAsia="en-IN"/>
+        </w:rPr>
+        <w:t>once per row → repeated computation</w:t>
+      </w:r>
+    </w:p>
+    <w:p>
+      <w:pPr>
+        <w:spacing w:after="0" w:line="240" w:lineRule="auto"/>
+        <w:rPr>
+          <w:rFonts w:eastAsia="Times New Roman" w:cstheme="minorHAnsi"/>
+          <w:sz w:val="24"/>
+          <w:szCs w:val="24"/>
+          <w:lang w:eastAsia="en-IN"/>
+        </w:rPr>
+      </w:pPr>
+      <w:r>
+        <w:rPr>
+          <w:rFonts w:eastAsia="Times New Roman" w:cstheme="minorHAnsi"/>
+          <w:sz w:val="24"/>
+          <w:szCs w:val="24"/>
+          <w:lang w:eastAsia="en-IN"/>
+        </w:rPr>
+        <w:pict w14:anchorId="6CF80AC1">
+          <v:rect id="_x0000_i1043" style="width:0;height:1.5pt" o:hralign="center" o:hrstd="t" o:hr="t" fillcolor="#a0a0a0" stroked="f"/>
+        </w:pict>
+      </w:r>
+    </w:p>
+    <w:p>
+      <w:pPr>
+        <w:spacing w:after="0" w:line="240" w:lineRule="auto"/>
+        <w:rPr>
+          <w:rFonts w:eastAsia="Times New Roman" w:cstheme="minorHAnsi"/>
+          <w:b/>
+          <w:bCs/>
+          <w:sz w:val="24"/>
+          <w:szCs w:val="24"/>
+          <w:lang w:eastAsia="en-IN"/>
+        </w:rPr>
+      </w:pPr>
+      <w:r>
+        <w:rPr>
+          <w:rFonts w:eastAsia="Times New Roman" w:cstheme="minorHAnsi"/>
+          <w:b/>
+          <w:bCs/>
+          <w:sz w:val="24"/>
+          <w:szCs w:val="24"/>
+          <w:lang w:eastAsia="en-IN"/>
+        </w:rPr>
+        <w:t>Step 2: Grouping</w:t>
+      </w:r>
+    </w:p>
+    <w:p>
+      <w:pPr>
+        <w:spacing w:after="0" w:line="240" w:lineRule="auto"/>
+        <w:rPr>
+          <w:rFonts w:eastAsia="Times New Roman" w:cstheme="minorHAnsi"/>
+          <w:sz w:val="24"/>
+          <w:szCs w:val="24"/>
+          <w:lang w:eastAsia="en-IN"/>
+        </w:rPr>
+      </w:pPr>
+      <w:r>
+        <w:rPr>
+          <w:rFonts w:eastAsia="Times New Roman" w:cstheme="minorHAnsi"/>
+          <w:sz w:val="24"/>
+          <w:szCs w:val="24"/>
+          <w:lang w:eastAsia="en-IN"/>
+        </w:rPr>
+        <w:t>Now SQL groups using computed values:</w:t>
+      </w:r>
+    </w:p>
+    <w:p>
+      <w:pPr>
+        <w:spacing w:after="0" w:line="240" w:lineRule="auto"/>
+        <w:rPr>
+          <w:rFonts w:eastAsia="Times New Roman" w:cstheme="minorHAnsi"/>
+          <w:sz w:val="24"/>
+          <w:szCs w:val="24"/>
+          <w:lang w:eastAsia="en-IN"/>
+        </w:rPr>
+      </w:pPr>
+    </w:p>
+    <w:tbl>
+      <w:tblPr>
+        <w:tblStyle w:val="TableGrid"/>
+        <w:tblW w:w="2145" w:type="dxa"/>
+        <w:tblLook w:val="04A0" w:firstRow="1" w:lastRow="0" w:firstColumn="1" w:lastColumn="0" w:noHBand="0" w:noVBand="1"/>
+      </w:tblPr>
+      <w:tblGrid>
+        <w:gridCol w:w="1071"/>
+        <w:gridCol w:w="1074"/>
+      </w:tblGrid>
+      <w:tr>
+        <w:trPr>
+          <w:trHeight w:val="573"/>
+        </w:trPr>
+        <w:tc>
+          <w:tcPr>
+            <w:tcW w:w="0" w:type="auto"/>
+            <w:hideMark/>
+          </w:tcPr>
+          <w:p>
+            <w:pPr>
+              <w:rPr>
+                <w:rFonts w:eastAsia="Times New Roman" w:cstheme="minorHAnsi"/>
+                <w:b/>
+                <w:bCs/>
+                <w:sz w:val="24"/>
+                <w:szCs w:val="24"/>
+                <w:lang w:eastAsia="en-IN"/>
+              </w:rPr>
+            </w:pPr>
+            <w:r>
+              <w:rPr>
+                <w:rFonts w:eastAsia="Times New Roman" w:cstheme="minorHAnsi"/>
+                <w:b/>
+                <w:bCs/>
+                <w:sz w:val="24"/>
+                <w:szCs w:val="24"/>
+                <w:lang w:eastAsia="en-IN"/>
+              </w:rPr>
+              <w:t>yr</w:t>
+            </w:r>
+          </w:p>
+        </w:tc>
+        <w:tc>
+          <w:tcPr>
+            <w:tcW w:w="0" w:type="auto"/>
+            <w:hideMark/>
+          </w:tcPr>
+          <w:p>
+            <w:pPr>
+              <w:rPr>
+                <w:rFonts w:eastAsia="Times New Roman" w:cstheme="minorHAnsi"/>
+                <w:b/>
+                <w:bCs/>
+                <w:sz w:val="24"/>
+                <w:szCs w:val="24"/>
+                <w:lang w:eastAsia="en-IN"/>
+              </w:rPr>
+            </w:pPr>
+            <w:r>
+              <w:rPr>
+                <w:rFonts w:eastAsia="Times New Roman" w:cstheme="minorHAnsi"/>
+                <w:b/>
+                <w:bCs/>
+                <w:sz w:val="24"/>
+                <w:szCs w:val="24"/>
+                <w:lang w:eastAsia="en-IN"/>
+              </w:rPr>
+              <w:t>rows</w:t>
+            </w:r>
+          </w:p>
+        </w:tc>
+      </w:tr>
+      <w:tr>
+        <w:trPr>
+          <w:trHeight w:val="593"/>
+        </w:trPr>
+        <w:tc>
+          <w:tcPr>
+            <w:tcW w:w="0" w:type="auto"/>
+            <w:hideMark/>
+          </w:tcPr>
+          <w:p>
+            <w:pPr>
+              <w:rPr>
+                <w:rFonts w:eastAsia="Times New Roman" w:cstheme="minorHAnsi"/>
+                <w:sz w:val="24"/>
+                <w:szCs w:val="24"/>
+                <w:lang w:eastAsia="en-IN"/>
+              </w:rPr>
+            </w:pPr>
+            <w:r>
+              <w:rPr>
+                <w:rFonts w:eastAsia="Times New Roman" w:cstheme="minorHAnsi"/>
+                <w:sz w:val="24"/>
+                <w:szCs w:val="24"/>
+                <w:lang w:eastAsia="en-IN"/>
+              </w:rPr>
+              <w:t>2024</w:t>
+            </w:r>
+          </w:p>
+        </w:tc>
+        <w:tc>
+          <w:tcPr>
+            <w:tcW w:w="0" w:type="auto"/>
+            <w:hideMark/>
+          </w:tcPr>
+          <w:p>
+            <w:pPr>
+              <w:rPr>
+                <w:rFonts w:eastAsia="Times New Roman" w:cstheme="minorHAnsi"/>
+                <w:sz w:val="24"/>
+                <w:szCs w:val="24"/>
+                <w:lang w:eastAsia="en-IN"/>
+              </w:rPr>
+            </w:pPr>
+            <w:r>
+              <w:rPr>
+                <w:rFonts w:eastAsia="Times New Roman" w:cstheme="minorHAnsi"/>
+                <w:sz w:val="24"/>
+                <w:szCs w:val="24"/>
+                <w:lang w:eastAsia="en-IN"/>
+              </w:rPr>
+              <w:t>2</w:t>
+            </w:r>
+          </w:p>
+        </w:tc>
+      </w:tr>
+      <w:tr>
+        <w:trPr>
+          <w:trHeight w:val="573"/>
+        </w:trPr>
+        <w:tc>
+          <w:tcPr>
+            <w:tcW w:w="0" w:type="auto"/>
+            <w:hideMark/>
+          </w:tcPr>
+          <w:p>
+            <w:pPr>
+              <w:rPr>
+                <w:rFonts w:eastAsia="Times New Roman" w:cstheme="minorHAnsi"/>
+                <w:sz w:val="24"/>
+                <w:szCs w:val="24"/>
+                <w:lang w:eastAsia="en-IN"/>
+              </w:rPr>
+            </w:pPr>
+            <w:r>
+              <w:rPr>
+                <w:rFonts w:eastAsia="Times New Roman" w:cstheme="minorHAnsi"/>
+                <w:sz w:val="24"/>
+                <w:szCs w:val="24"/>
+                <w:lang w:eastAsia="en-IN"/>
+              </w:rPr>
+              <w:lastRenderedPageBreak/>
+              <w:t>2023</w:t>
+            </w:r>
+          </w:p>
+        </w:tc>
+        <w:tc>
+          <w:tcPr>
+            <w:tcW w:w="0" w:type="auto"/>
+            <w:hideMark/>
+          </w:tcPr>
+          <w:p>
+            <w:pPr>
+              <w:rPr>
+                <w:rFonts w:eastAsia="Times New Roman" w:cstheme="minorHAnsi"/>
+                <w:sz w:val="24"/>
+                <w:szCs w:val="24"/>
+                <w:lang w:eastAsia="en-IN"/>
+              </w:rPr>
+            </w:pPr>
+            <w:r>
+              <w:rPr>
+                <w:rFonts w:eastAsia="Times New Roman" w:cstheme="minorHAnsi"/>
+                <w:sz w:val="24"/>
+                <w:szCs w:val="24"/>
+                <w:lang w:eastAsia="en-IN"/>
+              </w:rPr>
+              <w:t>1</w:t>
+            </w:r>
+          </w:p>
+        </w:tc>
+      </w:tr>
+    </w:tbl>
+    <w:p>
+      <w:pPr>
+        <w:spacing w:after="0" w:line="240" w:lineRule="auto"/>
+        <w:rPr>
+          <w:rFonts w:eastAsia="Times New Roman" w:cstheme="minorHAnsi"/>
+          <w:sz w:val="24"/>
+          <w:szCs w:val="24"/>
+          <w:lang w:eastAsia="en-IN"/>
+        </w:rPr>
+      </w:pPr>
+      <w:r>
+        <w:rPr>
+          <w:rFonts w:eastAsia="Times New Roman" w:cstheme="minorHAnsi"/>
+          <w:sz w:val="24"/>
+          <w:szCs w:val="24"/>
+          <w:lang w:eastAsia="en-IN"/>
+        </w:rPr>
+        <w:pict w14:anchorId="02C18F5E">
+          <v:rect id="_x0000_i1044" style="width:0;height:1.5pt" o:hralign="center" o:hrstd="t" o:hr="t" fillcolor="#a0a0a0" stroked="f"/>
+        </w:pict>
+      </w:r>
+    </w:p>
+    <w:p>
+      <w:pPr>
+        <w:spacing w:after="0" w:line="240" w:lineRule="auto"/>
+        <w:rPr>
+          <w:rFonts w:eastAsia="Times New Roman" w:cstheme="minorHAnsi"/>
+          <w:b/>
+          <w:bCs/>
+          <w:sz w:val="24"/>
+          <w:szCs w:val="24"/>
+          <w:lang w:eastAsia="en-IN"/>
+        </w:rPr>
+      </w:pPr>
+      <w:r>
+        <w:rPr>
+          <w:rFonts w:eastAsia="Times New Roman" w:cstheme="minorHAnsi"/>
+          <w:b/>
+          <w:bCs/>
+          <w:sz w:val="24"/>
+          <w:szCs w:val="24"/>
+          <w:lang w:eastAsia="en-IN"/>
+        </w:rPr>
+        <w:t>Step 3: Aggregation</w:t>
+      </w:r>
+    </w:p>
+    <w:p>
+      <w:pPr>
+        <w:spacing w:after="0" w:line="240" w:lineRule="auto"/>
+        <w:rPr>
+          <w:rFonts w:eastAsia="Times New Roman" w:cstheme="minorHAnsi"/>
+          <w:sz w:val="24"/>
+          <w:szCs w:val="24"/>
+          <w:lang w:eastAsia="en-IN"/>
+        </w:rPr>
+      </w:pPr>
+      <w:r>
+        <w:rPr>
+          <w:rFonts w:eastAsia="Times New Roman" w:cstheme="minorHAnsi"/>
+          <w:sz w:val="24"/>
+          <w:szCs w:val="24"/>
+          <w:lang w:eastAsia="en-IN"/>
+        </w:rPr>
+        <w:t>COUNT(*)</w:t>
+      </w:r>
+    </w:p>
+    <w:p>
+      <w:pPr>
+        <w:spacing w:after="0" w:line="240" w:lineRule="auto"/>
+        <w:rPr>
+          <w:rFonts w:eastAsia="Times New Roman" w:cstheme="minorHAnsi"/>
+          <w:sz w:val="24"/>
+          <w:szCs w:val="24"/>
+          <w:lang w:eastAsia="en-IN"/>
+        </w:rPr>
+      </w:pPr>
+      <w:r>
+        <w:rPr>
+          <w:rFonts w:eastAsia="Times New Roman" w:cstheme="minorHAnsi"/>
+          <w:sz w:val="24"/>
+          <w:szCs w:val="24"/>
+          <w:lang w:eastAsia="en-IN"/>
+        </w:rPr>
+        <w:t>is applied per group.</w:t>
+      </w:r>
+    </w:p>
+    <w:p>
+      <w:pPr>
+        <w:spacing w:after="0" w:line="240" w:lineRule="auto"/>
+        <w:rPr>
+          <w:rFonts w:eastAsia="Times New Roman" w:cstheme="minorHAnsi"/>
+          <w:sz w:val="24"/>
+          <w:szCs w:val="24"/>
+          <w:lang w:eastAsia="en-IN"/>
+        </w:rPr>
+      </w:pPr>
+      <w:r>
+        <w:rPr>
+          <w:rFonts w:eastAsia="Times New Roman" w:cstheme="minorHAnsi"/>
+          <w:sz w:val="24"/>
+          <w:szCs w:val="24"/>
+          <w:lang w:eastAsia="en-IN"/>
+        </w:rPr>
+        <w:pict w14:anchorId="56A5C95C">
+          <v:rect id="_x0000_i1045" style="width:0;height:1.5pt" o:hralign="center" o:hrstd="t" o:hr="t" fillcolor="#a0a0a0" stroked="f"/>
+        </w:pict>
+      </w:r>
+    </w:p>
+    <w:p>
+      <w:pPr>
+        <w:spacing w:after="0" w:line="240" w:lineRule="auto"/>
+        <w:rPr>
+          <w:rFonts w:eastAsia="Times New Roman" w:cstheme="minorHAnsi"/>
+          <w:b/>
+          <w:bCs/>
+          <w:sz w:val="24"/>
+          <w:szCs w:val="24"/>
+          <w:lang w:eastAsia="en-IN"/>
+        </w:rPr>
+      </w:pPr>
+      <w:r>
+        <w:rPr>
+          <w:rFonts w:eastAsia="Times New Roman" w:cstheme="minorHAnsi"/>
+          <w:b/>
+          <w:bCs/>
+          <w:sz w:val="24"/>
+          <w:szCs w:val="24"/>
+          <w:lang w:eastAsia="en-IN"/>
+        </w:rPr>
+        <w:t>Why it's called “repeated computation”</w:t>
+      </w:r>
+    </w:p>
+    <w:p>
+      <w:pPr>
+        <w:spacing w:after="0" w:line="240" w:lineRule="auto"/>
+        <w:rPr>
+          <w:rFonts w:eastAsia="Times New Roman" w:cstheme="minorHAnsi"/>
+          <w:sz w:val="24"/>
+          <w:szCs w:val="24"/>
+          <w:lang w:eastAsia="en-IN"/>
+        </w:rPr>
+      </w:pPr>
+      <w:r>
+        <w:rPr>
+          <w:rFonts w:eastAsia="Times New Roman" w:cstheme="minorHAnsi"/>
+          <w:sz w:val="24"/>
+          <w:szCs w:val="24"/>
+          <w:lang w:eastAsia="en-IN"/>
+        </w:rPr>
+        <w:t>Because:</w:t>
+      </w:r>
+    </w:p>
+    <w:p>
+      <w:pPr>
+        <w:numPr>
+          <w:ilvl w:val="0"/>
+          <w:numId w:val="6"/>
+        </w:numPr>
+        <w:spacing w:after="0" w:line="240" w:lineRule="auto"/>
+        <w:rPr>
+          <w:rFonts w:eastAsia="Times New Roman" w:cstheme="minorHAnsi"/>
+          <w:sz w:val="24"/>
+          <w:szCs w:val="24"/>
+          <w:lang w:eastAsia="en-IN"/>
+        </w:rPr>
+      </w:pPr>
+      <w:r>
+        <w:rPr>
+          <w:rFonts w:eastAsia="Times New Roman" w:cstheme="minorHAnsi"/>
+          <w:sz w:val="24"/>
+          <w:szCs w:val="24"/>
+          <w:lang w:eastAsia="en-IN"/>
+        </w:rPr>
+        <w:t xml:space="preserve">YEAR(order_date) is calculated </w:t>
+      </w:r>
+      <w:r>
+        <w:rPr>
+          <w:rFonts w:eastAsia="Times New Roman" w:cstheme="minorHAnsi"/>
+          <w:b/>
+          <w:bCs/>
+          <w:sz w:val="24"/>
+          <w:szCs w:val="24"/>
+          <w:lang w:eastAsia="en-IN"/>
+        </w:rPr>
+        <w:t>independently for each row</w:t>
+      </w:r>
+      <w:r>
+        <w:rPr>
+          <w:rFonts w:eastAsia="Times New Roman" w:cstheme="minorHAnsi"/>
+          <w:sz w:val="24"/>
+          <w:szCs w:val="24"/>
+          <w:lang w:eastAsia="en-IN"/>
+        </w:rPr>
+        <w:t xml:space="preserve"> </w:t>
+      </w:r>
+    </w:p>
+    <w:p>
+      <w:pPr>
+        <w:numPr>
+          <w:ilvl w:val="0"/>
+          <w:numId w:val="6"/>
+        </w:numPr>
+        <w:spacing w:after="0" w:line="240" w:lineRule="auto"/>
+        <w:rPr>
+          <w:rFonts w:eastAsia="Times New Roman" w:cstheme="minorHAnsi"/>
+          <w:sz w:val="24"/>
+          <w:szCs w:val="24"/>
+          <w:lang w:eastAsia="en-IN"/>
+        </w:rPr>
+      </w:pPr>
+      <w:r>
+        <w:rPr>
+          <w:rFonts w:eastAsia="Times New Roman" w:cstheme="minorHAnsi"/>
+          <w:sz w:val="24"/>
+          <w:szCs w:val="24"/>
+          <w:lang w:eastAsia="en-IN"/>
+        </w:rPr>
+        <w:t xml:space="preserve">Not calculated once and reused globally </w:t>
+      </w:r>
+    </w:p>
+    <w:p>
+      <w:pPr>
+        <w:numPr>
+          <w:ilvl w:val="0"/>
+          <w:numId w:val="6"/>
+        </w:numPr>
+        <w:spacing w:after="0" w:line="240" w:lineRule="auto"/>
+        <w:rPr>
+          <w:rFonts w:eastAsia="Times New Roman" w:cstheme="minorHAnsi"/>
+          <w:sz w:val="24"/>
+          <w:szCs w:val="24"/>
+          <w:lang w:eastAsia="en-IN"/>
+        </w:rPr>
+      </w:pPr>
+      <w:r>
+        <w:rPr>
+          <w:rFonts w:eastAsia="Times New Roman" w:cstheme="minorHAnsi"/>
+          <w:sz w:val="24"/>
+          <w:szCs w:val="24"/>
+          <w:lang w:eastAsia="en-IN"/>
+        </w:rPr>
+        <w:t xml:space="preserve">So if you have 1 million rows → expression runs 1 million times </w:t>
+      </w:r>
+    </w:p>
+    <w:p>
+      <w:pPr>
+        <w:spacing w:after="0" w:line="240" w:lineRule="auto"/>
+        <w:rPr>
+          <w:rFonts w:eastAsia="Times New Roman" w:cstheme="minorHAnsi"/>
+          <w:sz w:val="24"/>
+          <w:szCs w:val="24"/>
+          <w:lang w:eastAsia="en-IN"/>
+        </w:rPr>
+      </w:pPr>
+      <w:r>
+        <w:rPr>
+          <w:rFonts w:eastAsia="Times New Roman" w:cstheme="minorHAnsi"/>
+          <w:sz w:val="24"/>
+          <w:szCs w:val="24"/>
+          <w:lang w:eastAsia="en-IN"/>
+        </w:rPr>
+        <w:pict w14:anchorId="312AC1D1">
+          <v:rect id="_x0000_i1046" style="width:0;height:1.5pt" o:hralign="center" o:hrstd="t" o:hr="t" fillcolor="#a0a0a0" stroked="f"/>
+        </w:pict>
+      </w:r>
+    </w:p>
+    <w:p>
+      <w:pPr>
+        <w:spacing w:after="0" w:line="240" w:lineRule="auto"/>
+        <w:rPr>
+          <w:rFonts w:eastAsia="Times New Roman" w:cstheme="minorHAnsi"/>
+          <w:b/>
+          <w:bCs/>
+          <w:sz w:val="24"/>
+          <w:szCs w:val="24"/>
+          <w:lang w:eastAsia="en-IN"/>
+        </w:rPr>
+      </w:pPr>
+      <w:r>
+        <w:rPr>
+          <w:rFonts w:eastAsia="Times New Roman" w:cstheme="minorHAnsi"/>
+          <w:b/>
+          <w:bCs/>
+          <w:sz w:val="24"/>
+          <w:szCs w:val="24"/>
+          <w:lang w:eastAsia="en-IN"/>
+        </w:rPr>
+        <w:t>Important clarification</w:t>
+      </w:r>
+    </w:p>
+    <w:p>
+      <w:pPr>
+        <w:spacing w:after="0" w:line="240" w:lineRule="auto"/>
+        <w:rPr>
+          <w:rFonts w:eastAsia="Times New Roman" w:cstheme="minorHAnsi"/>
+          <w:sz w:val="24"/>
+          <w:szCs w:val="24"/>
+          <w:lang w:eastAsia="en-IN"/>
+        </w:rPr>
+      </w:pPr>
+      <w:r>
+        <w:rPr>
+          <w:rFonts w:eastAsia="Times New Roman" w:cstheme="minorHAnsi"/>
+          <w:sz w:val="24"/>
+          <w:szCs w:val="24"/>
+          <w:lang w:eastAsia="en-IN"/>
+        </w:rPr>
+        <w:t>Even if you write:</w:t>
+      </w:r>
+    </w:p>
+    <w:p>
+      <w:pPr>
+        <w:spacing w:after="0" w:line="240" w:lineRule="auto"/>
+        <w:rPr>
+          <w:rFonts w:eastAsia="Times New Roman" w:cstheme="minorHAnsi"/>
+          <w:sz w:val="24"/>
+          <w:szCs w:val="24"/>
+          <w:lang w:eastAsia="en-IN"/>
+        </w:rPr>
+      </w:pPr>
+    </w:p>
+    <w:p>
+      <w:pPr>
+        <w:spacing w:after="0" w:line="240" w:lineRule="auto"/>
+        <w:rPr>
+          <w:rFonts w:eastAsia="Times New Roman" w:cstheme="minorHAnsi"/>
+          <w:sz w:val="24"/>
+          <w:szCs w:val="24"/>
+          <w:lang w:eastAsia="en-IN"/>
+        </w:rPr>
+      </w:pPr>
+      <w:r>
+        <w:rPr>
+          <w:rFonts w:eastAsia="Times New Roman" w:cstheme="minorHAnsi"/>
+          <w:sz w:val="24"/>
+          <w:szCs w:val="24"/>
+          <w:lang w:eastAsia="en-IN"/>
+        </w:rPr>
+        <w:t>SELECT YEAR(order_date) AS yr</w:t>
+      </w:r>
+      <w:r>
+        <w:rPr>
+          <w:rFonts w:eastAsia="Times New Roman" w:cstheme="minorHAnsi"/>
+          <w:sz w:val="24"/>
+          <w:szCs w:val="24"/>
+          <w:lang w:eastAsia="en-IN"/>
+        </w:rPr>
+        <w:br/>
+        <w:t>GROUP BY YEAR(order_date);</w:t>
+      </w:r>
+    </w:p>
+    <w:p>
+      <w:pPr>
+        <w:spacing w:after="0" w:line="240" w:lineRule="auto"/>
+        <w:rPr>
+          <w:rFonts w:eastAsia="Times New Roman" w:cstheme="minorHAnsi"/>
+          <w:sz w:val="24"/>
+          <w:szCs w:val="24"/>
+          <w:lang w:eastAsia="en-IN"/>
+        </w:rPr>
+      </w:pPr>
+    </w:p>
+    <w:p>
+      <w:pPr>
+        <w:spacing w:after="0" w:line="240" w:lineRule="auto"/>
+        <w:rPr>
+          <w:rFonts w:eastAsia="Times New Roman" w:cstheme="minorHAnsi"/>
+          <w:sz w:val="24"/>
+          <w:szCs w:val="24"/>
+          <w:lang w:eastAsia="en-IN"/>
+        </w:rPr>
+      </w:pPr>
+      <w:r>
+        <w:rPr>
+          <w:rFonts w:eastAsia="Times New Roman" w:cstheme="minorHAnsi"/>
+          <w:sz w:val="24"/>
+          <w:szCs w:val="24"/>
+          <w:lang w:eastAsia="en-IN"/>
+        </w:rPr>
+        <w:t xml:space="preserve">SQL </w:t>
+      </w:r>
+      <w:r>
+        <w:rPr>
+          <w:rFonts w:eastAsia="Times New Roman" w:cstheme="minorHAnsi"/>
+          <w:b/>
+          <w:bCs/>
+          <w:sz w:val="24"/>
+          <w:szCs w:val="24"/>
+          <w:lang w:eastAsia="en-IN"/>
+        </w:rPr>
+        <w:t>does NOT reuse the alias (yr) internally</w:t>
+      </w:r>
+      <w:r>
+        <w:rPr>
+          <w:rFonts w:eastAsia="Times New Roman" w:cstheme="minorHAnsi"/>
+          <w:sz w:val="24"/>
+          <w:szCs w:val="24"/>
+          <w:lang w:eastAsia="en-IN"/>
+        </w:rPr>
+        <w:t xml:space="preserve"> in most engines</w:t>
+      </w:r>
+      <w:r>
+        <w:rPr>
+          <w:rFonts w:eastAsia="Times New Roman" w:cstheme="minorHAnsi"/>
+          <w:sz w:val="24"/>
+          <w:szCs w:val="24"/>
+          <w:lang w:eastAsia="en-IN"/>
+        </w:rPr>
+        <w:br/>
+        <w:t>→ It recomputes the expression</w:t>
+      </w:r>
+    </w:p>
+    <w:p>
+      <w:pPr>
+        <w:spacing w:after="0" w:line="240" w:lineRule="auto"/>
+        <w:rPr>
+          <w:rFonts w:eastAsia="Times New Roman" w:cstheme="minorHAnsi"/>
+          <w:sz w:val="24"/>
+          <w:szCs w:val="24"/>
+          <w:lang w:eastAsia="en-IN"/>
+        </w:rPr>
+      </w:pPr>
+      <w:r>
+        <w:rPr>
+          <w:rFonts w:eastAsia="Times New Roman" w:cstheme="minorHAnsi"/>
+          <w:sz w:val="24"/>
+          <w:szCs w:val="24"/>
+          <w:lang w:eastAsia="en-IN"/>
+        </w:rPr>
+        <w:pict w14:anchorId="505A2EEA">
+          <v:rect id="_x0000_i1047" style="width:0;height:1.5pt" o:hralign="center" o:hrstd="t" o:hr="t" fillcolor="#a0a0a0" stroked="f"/>
+        </w:pict>
+      </w:r>
+    </w:p>
+    <w:p>
+      <w:pPr>
+        <w:spacing w:after="0" w:line="240" w:lineRule="auto"/>
+        <w:rPr>
+          <w:rFonts w:eastAsia="Times New Roman" w:cstheme="minorHAnsi"/>
+          <w:b/>
+          <w:bCs/>
+          <w:sz w:val="24"/>
+          <w:szCs w:val="24"/>
+          <w:lang w:eastAsia="en-IN"/>
+        </w:rPr>
+      </w:pPr>
+      <w:r>
+        <w:rPr>
+          <w:rFonts w:eastAsia="Times New Roman" w:cstheme="minorHAnsi"/>
+          <w:b/>
+          <w:bCs/>
+          <w:sz w:val="24"/>
+          <w:szCs w:val="24"/>
+          <w:lang w:eastAsia="en-IN"/>
+        </w:rPr>
+        <w:t>Optimization approach (best practice)</w:t>
+      </w:r>
+    </w:p>
+    <w:p>
+      <w:pPr>
+        <w:spacing w:after="0" w:line="240" w:lineRule="auto"/>
+        <w:rPr>
+          <w:rFonts w:eastAsia="Times New Roman" w:cstheme="minorHAnsi"/>
+          <w:b/>
+          <w:bCs/>
+          <w:sz w:val="24"/>
+          <w:szCs w:val="24"/>
+          <w:lang w:eastAsia="en-IN"/>
+        </w:rPr>
+      </w:pPr>
+    </w:p>
+    <w:p>
+      <w:pPr>
+        <w:spacing w:after="0" w:line="240" w:lineRule="auto"/>
+        <w:rPr>
+          <w:rFonts w:eastAsia="Times New Roman" w:cstheme="minorHAnsi"/>
+          <w:b/>
+          <w:bCs/>
+          <w:sz w:val="24"/>
+          <w:szCs w:val="24"/>
+          <w:lang w:eastAsia="en-IN"/>
+        </w:rPr>
+      </w:pPr>
+      <w:r>
+        <w:rPr>
+          <w:rFonts w:eastAsia="Times New Roman" w:cstheme="minorHAnsi"/>
+          <w:b/>
+          <w:bCs/>
+          <w:sz w:val="24"/>
+          <w:szCs w:val="24"/>
+          <w:lang w:eastAsia="en-IN"/>
+        </w:rPr>
+        <w:t>Option 1: Subquery</w:t>
+      </w:r>
+    </w:p>
+    <w:p>
+      <w:pPr>
+        <w:spacing w:after="0" w:line="240" w:lineRule="auto"/>
+        <w:rPr>
+          <w:rFonts w:eastAsia="Times New Roman" w:cstheme="minorHAnsi"/>
+          <w:sz w:val="24"/>
+          <w:szCs w:val="24"/>
+          <w:lang w:eastAsia="en-IN"/>
+        </w:rPr>
+      </w:pPr>
+      <w:r>
+        <w:rPr>
+          <w:rFonts w:eastAsia="Times New Roman" w:cstheme="minorHAnsi"/>
+          <w:sz w:val="24"/>
+          <w:szCs w:val="24"/>
+          <w:lang w:eastAsia="en-IN"/>
+        </w:rPr>
+        <w:t>SELECT yr, COUNT(*)</w:t>
+      </w:r>
+      <w:r>
+        <w:rPr>
+          <w:rFonts w:eastAsia="Times New Roman" w:cstheme="minorHAnsi"/>
+          <w:sz w:val="24"/>
+          <w:szCs w:val="24"/>
+          <w:lang w:eastAsia="en-IN"/>
+        </w:rPr>
+        <w:br/>
+        <w:t>FROM (</w:t>
+      </w:r>
+      <w:r>
+        <w:rPr>
+          <w:rFonts w:eastAsia="Times New Roman" w:cstheme="minorHAnsi"/>
+          <w:sz w:val="24"/>
+          <w:szCs w:val="24"/>
+          <w:lang w:eastAsia="en-IN"/>
+        </w:rPr>
+        <w:br/>
+        <w:t xml:space="preserve">    SELECT YEAR(order_date) AS yr</w:t>
+      </w:r>
+      <w:r>
+        <w:rPr>
+          <w:rFonts w:eastAsia="Times New Roman" w:cstheme="minorHAnsi"/>
+          <w:sz w:val="24"/>
+          <w:szCs w:val="24"/>
+          <w:lang w:eastAsia="en-IN"/>
+        </w:rPr>
+        <w:br/>
+        <w:t xml:space="preserve">    FROM orders</w:t>
+      </w:r>
+      <w:r>
+        <w:rPr>
+          <w:rFonts w:eastAsia="Times New Roman" w:cstheme="minorHAnsi"/>
+          <w:sz w:val="24"/>
+          <w:szCs w:val="24"/>
+          <w:lang w:eastAsia="en-IN"/>
+        </w:rPr>
+        <w:br/>
+        <w:t>) t</w:t>
+      </w:r>
+      <w:r>
+        <w:rPr>
+          <w:rFonts w:eastAsia="Times New Roman" w:cstheme="minorHAnsi"/>
+          <w:sz w:val="24"/>
+          <w:szCs w:val="24"/>
+          <w:lang w:eastAsia="en-IN"/>
+        </w:rPr>
+        <w:br/>
+        <w:t>GROUP BY yr;</w:t>
+      </w:r>
+    </w:p>
+    <w:p>
+      <w:pPr>
+        <w:spacing w:after="0" w:line="240" w:lineRule="auto"/>
+        <w:rPr>
+          <w:rFonts w:eastAsia="Times New Roman" w:cstheme="minorHAnsi"/>
+          <w:sz w:val="24"/>
+          <w:szCs w:val="24"/>
+          <w:lang w:eastAsia="en-IN"/>
+        </w:rPr>
+      </w:pPr>
+    </w:p>
+    <w:p>
+      <w:pPr>
+        <w:spacing w:after="0" w:line="240" w:lineRule="auto"/>
+        <w:rPr>
+          <w:rFonts w:eastAsia="Times New Roman" w:cstheme="minorHAnsi"/>
+          <w:b/>
+          <w:bCs/>
+          <w:sz w:val="24"/>
+          <w:szCs w:val="24"/>
+          <w:lang w:eastAsia="en-IN"/>
+        </w:rPr>
+      </w:pPr>
+      <w:r>
+        <w:rPr>
+          <w:rFonts w:eastAsia="Times New Roman" w:cstheme="minorHAnsi"/>
+          <w:b/>
+          <w:bCs/>
+          <w:sz w:val="24"/>
+          <w:szCs w:val="24"/>
+          <w:lang w:eastAsia="en-IN"/>
+        </w:rPr>
+        <w:t>Option 2: CTE</w:t>
+      </w:r>
+    </w:p>
+    <w:p>
+      <w:pPr>
+        <w:spacing w:after="0" w:line="240" w:lineRule="auto"/>
+        <w:rPr>
+          <w:rFonts w:eastAsia="Times New Roman" w:cstheme="minorHAnsi"/>
+          <w:sz w:val="24"/>
+          <w:szCs w:val="24"/>
+          <w:lang w:eastAsia="en-IN"/>
+        </w:rPr>
+      </w:pPr>
+      <w:r>
+        <w:rPr>
+          <w:rFonts w:eastAsia="Times New Roman" w:cstheme="minorHAnsi"/>
+          <w:sz w:val="24"/>
+          <w:szCs w:val="24"/>
+          <w:lang w:eastAsia="en-IN"/>
+        </w:rPr>
+        <w:t>WITH t AS (</w:t>
+      </w:r>
+      <w:r>
+        <w:rPr>
+          <w:rFonts w:eastAsia="Times New Roman" w:cstheme="minorHAnsi"/>
+          <w:sz w:val="24"/>
+          <w:szCs w:val="24"/>
+          <w:lang w:eastAsia="en-IN"/>
+        </w:rPr>
+        <w:br/>
+        <w:t xml:space="preserve">    SELECT YEAR(order_date) AS yr</w:t>
+      </w:r>
+      <w:r>
+        <w:rPr>
+          <w:rFonts w:eastAsia="Times New Roman" w:cstheme="minorHAnsi"/>
+          <w:sz w:val="24"/>
+          <w:szCs w:val="24"/>
+          <w:lang w:eastAsia="en-IN"/>
+        </w:rPr>
+        <w:br/>
+        <w:t xml:space="preserve">    FROM orders</w:t>
+      </w:r>
+      <w:r>
+        <w:rPr>
+          <w:rFonts w:eastAsia="Times New Roman" w:cstheme="minorHAnsi"/>
+          <w:sz w:val="24"/>
+          <w:szCs w:val="24"/>
+          <w:lang w:eastAsia="en-IN"/>
+        </w:rPr>
+        <w:br/>
+        <w:t>)</w:t>
+      </w:r>
+      <w:r>
+        <w:rPr>
+          <w:rFonts w:eastAsia="Times New Roman" w:cstheme="minorHAnsi"/>
+          <w:sz w:val="24"/>
+          <w:szCs w:val="24"/>
+          <w:lang w:eastAsia="en-IN"/>
+        </w:rPr>
+        <w:br/>
+        <w:t>SELECT yr, COUNT(*)</w:t>
+      </w:r>
+      <w:r>
+        <w:rPr>
+          <w:rFonts w:eastAsia="Times New Roman" w:cstheme="minorHAnsi"/>
+          <w:sz w:val="24"/>
+          <w:szCs w:val="24"/>
+          <w:lang w:eastAsia="en-IN"/>
+        </w:rPr>
+        <w:br/>
+        <w:t>FROM t</w:t>
+      </w:r>
+      <w:r>
+        <w:rPr>
+          <w:rFonts w:eastAsia="Times New Roman" w:cstheme="minorHAnsi"/>
+          <w:sz w:val="24"/>
+          <w:szCs w:val="24"/>
+          <w:lang w:eastAsia="en-IN"/>
+        </w:rPr>
+        <w:br/>
+        <w:t>GROUP BY yr;</w:t>
+      </w:r>
+    </w:p>
+    <w:p>
+      <w:pPr>
+        <w:spacing w:after="0" w:line="240" w:lineRule="auto"/>
+        <w:rPr>
+          <w:rFonts w:eastAsia="Times New Roman" w:cstheme="minorHAnsi"/>
+          <w:sz w:val="24"/>
+          <w:szCs w:val="24"/>
+          <w:lang w:eastAsia="en-IN"/>
+        </w:rPr>
+      </w:pPr>
+    </w:p>
+    <w:p>
+      <w:pPr>
+        <w:spacing w:after="0" w:line="240" w:lineRule="auto"/>
+        <w:rPr>
+          <w:rFonts w:eastAsia="Times New Roman" w:cstheme="minorHAnsi"/>
+          <w:sz w:val="24"/>
+          <w:szCs w:val="24"/>
+          <w:lang w:eastAsia="en-IN"/>
+        </w:rPr>
+      </w:pPr>
+      <w:r>
+        <w:rPr>
+          <w:rFonts w:eastAsia="Times New Roman" w:cstheme="minorHAnsi"/>
+          <w:sz w:val="24"/>
+          <w:szCs w:val="24"/>
+          <w:lang w:eastAsia="en-IN"/>
+        </w:rPr>
+        <w:t>Now:</w:t>
+      </w:r>
+    </w:p>
+    <w:p>
+      <w:pPr>
+        <w:numPr>
+          <w:ilvl w:val="0"/>
+          <w:numId w:val="7"/>
+        </w:numPr>
+        <w:spacing w:after="0" w:line="240" w:lineRule="auto"/>
+        <w:rPr>
+          <w:rFonts w:eastAsia="Times New Roman" w:cstheme="minorHAnsi"/>
+          <w:sz w:val="24"/>
+          <w:szCs w:val="24"/>
+          <w:lang w:eastAsia="en-IN"/>
+        </w:rPr>
+      </w:pPr>
+      <w:r>
+        <w:rPr>
+          <w:rFonts w:eastAsia="Times New Roman" w:cstheme="minorHAnsi"/>
+          <w:sz w:val="24"/>
+          <w:szCs w:val="24"/>
+          <w:lang w:eastAsia="en-IN"/>
+        </w:rPr>
+        <w:t xml:space="preserve">Expression evaluated once per row in inner query </w:t>
+      </w:r>
+    </w:p>
+    <w:p>
+      <w:pPr>
+        <w:numPr>
+          <w:ilvl w:val="0"/>
+          <w:numId w:val="7"/>
+        </w:numPr>
+        <w:spacing w:after="0" w:line="240" w:lineRule="auto"/>
+        <w:rPr>
+          <w:rFonts w:eastAsia="Times New Roman" w:cstheme="minorHAnsi"/>
+          <w:sz w:val="24"/>
+          <w:szCs w:val="24"/>
+          <w:lang w:eastAsia="en-IN"/>
+        </w:rPr>
+      </w:pPr>
+      <w:r>
+        <w:rPr>
+          <w:rFonts w:eastAsia="Times New Roman" w:cstheme="minorHAnsi"/>
+          <w:sz w:val="24"/>
+          <w:szCs w:val="24"/>
+          <w:lang w:eastAsia="en-IN"/>
+        </w:rPr>
+        <w:t xml:space="preserve">Outer query only groups → cleaner and sometimes more efficient </w:t>
+      </w:r>
+    </w:p>
+    <w:p>
+      <w:pPr>
+        <w:spacing w:after="0" w:line="240" w:lineRule="auto"/>
+        <w:rPr>
+          <w:rFonts w:eastAsia="Times New Roman" w:cstheme="minorHAnsi"/>
+          <w:sz w:val="24"/>
+          <w:szCs w:val="24"/>
+          <w:lang w:eastAsia="en-IN"/>
+        </w:rPr>
+      </w:pPr>
+      <w:r>
+        <w:rPr>
+          <w:rFonts w:eastAsia="Times New Roman" w:cstheme="minorHAnsi"/>
+          <w:sz w:val="24"/>
+          <w:szCs w:val="24"/>
+          <w:lang w:eastAsia="en-IN"/>
+        </w:rPr>
+        <w:pict w14:anchorId="2EC6A57E">
+          <v:rect id="_x0000_i1048" style="width:0;height:1.5pt" o:hralign="center" o:hrstd="t" o:hr="t" fillcolor="#a0a0a0" stroked="f"/>
+        </w:pict>
+      </w:r>
+    </w:p>
+    <w:p>
+      <w:pPr>
+        <w:spacing w:after="0" w:line="240" w:lineRule="auto"/>
+        <w:rPr>
+          <w:rFonts w:eastAsia="Times New Roman" w:cstheme="minorHAnsi"/>
+          <w:b/>
+          <w:bCs/>
+          <w:sz w:val="24"/>
+          <w:szCs w:val="24"/>
+          <w:lang w:eastAsia="en-IN"/>
+        </w:rPr>
+      </w:pPr>
+      <w:r>
+        <w:rPr>
+          <w:rFonts w:eastAsia="Times New Roman" w:cstheme="minorHAnsi"/>
+          <w:b/>
+          <w:bCs/>
+          <w:sz w:val="24"/>
+          <w:szCs w:val="24"/>
+          <w:lang w:eastAsia="en-IN"/>
+        </w:rPr>
+        <w:t>Key takeaway</w:t>
+      </w:r>
+    </w:p>
+    <w:p>
+      <w:pPr>
+        <w:numPr>
+          <w:ilvl w:val="0"/>
+          <w:numId w:val="8"/>
+        </w:numPr>
+        <w:spacing w:after="0" w:line="240" w:lineRule="auto"/>
+        <w:rPr>
+          <w:rFonts w:eastAsia="Times New Roman" w:cstheme="minorHAnsi"/>
+          <w:sz w:val="24"/>
+          <w:szCs w:val="24"/>
+          <w:lang w:eastAsia="en-IN"/>
+        </w:rPr>
+      </w:pPr>
+      <w:r>
+        <w:rPr>
+          <w:rFonts w:eastAsia="Times New Roman" w:cstheme="minorHAnsi"/>
+          <w:sz w:val="24"/>
+          <w:szCs w:val="24"/>
+          <w:lang w:eastAsia="en-IN"/>
+        </w:rPr>
+        <w:t xml:space="preserve">Expressions in GROUP BY are evaluated </w:t>
+      </w:r>
+      <w:r>
+        <w:rPr>
+          <w:rFonts w:eastAsia="Times New Roman" w:cstheme="minorHAnsi"/>
+          <w:b/>
+          <w:bCs/>
+          <w:sz w:val="24"/>
+          <w:szCs w:val="24"/>
+          <w:lang w:eastAsia="en-IN"/>
+        </w:rPr>
+        <w:t>row-by-row before grouping</w:t>
+      </w:r>
+      <w:r>
+        <w:rPr>
+          <w:rFonts w:eastAsia="Times New Roman" w:cstheme="minorHAnsi"/>
+          <w:sz w:val="24"/>
+          <w:szCs w:val="24"/>
+          <w:lang w:eastAsia="en-IN"/>
+        </w:rPr>
+        <w:t xml:space="preserve"> </w:t>
+      </w:r>
+    </w:p>
+    <w:p>
+      <w:pPr>
+        <w:numPr>
+          <w:ilvl w:val="0"/>
+          <w:numId w:val="8"/>
+        </w:numPr>
+        <w:spacing w:after="0" w:line="240" w:lineRule="auto"/>
+        <w:rPr>
+          <w:rFonts w:eastAsia="Times New Roman" w:cstheme="minorHAnsi"/>
+          <w:sz w:val="24"/>
+          <w:szCs w:val="24"/>
+          <w:lang w:eastAsia="en-IN"/>
+        </w:rPr>
+      </w:pPr>
+      <w:r>
+        <w:rPr>
+          <w:rFonts w:eastAsia="Times New Roman" w:cstheme="minorHAnsi"/>
+          <w:sz w:val="24"/>
+          <w:szCs w:val="24"/>
+          <w:lang w:eastAsia="en-IN"/>
+        </w:rPr>
+        <w:lastRenderedPageBreak/>
+        <w:t xml:space="preserve">That’s why computation is “repeated” </w:t>
+      </w:r>
+    </w:p>
+    <w:p>
+      <w:pPr>
+        <w:numPr>
+          <w:ilvl w:val="0"/>
+          <w:numId w:val="8"/>
+        </w:numPr>
+        <w:spacing w:after="0" w:line="240" w:lineRule="auto"/>
+        <w:rPr>
+          <w:rFonts w:eastAsia="Times New Roman" w:cstheme="minorHAnsi"/>
+          <w:sz w:val="24"/>
+          <w:szCs w:val="24"/>
+          <w:lang w:eastAsia="en-IN"/>
+        </w:rPr>
+      </w:pPr>
+      <w:r>
+        <w:rPr>
+          <w:rFonts w:eastAsia="Times New Roman" w:cstheme="minorHAnsi"/>
+          <w:sz w:val="24"/>
+          <w:szCs w:val="24"/>
+          <w:lang w:eastAsia="en-IN"/>
+        </w:rPr>
+        <w:t xml:space="preserve">SQL is </w:t>
+      </w:r>
+      <w:r>
+        <w:rPr>
+          <w:rFonts w:eastAsia="Times New Roman" w:cstheme="minorHAnsi"/>
+          <w:b/>
+          <w:bCs/>
+          <w:sz w:val="24"/>
+          <w:szCs w:val="24"/>
+          <w:lang w:eastAsia="en-IN"/>
+        </w:rPr>
+        <w:t>set-based but still evaluates expressions per row first</w:t>
+      </w:r>
+      <w:r>
+        <w:rPr>
+          <w:rFonts w:eastAsia="Times New Roman" w:cstheme="minorHAnsi"/>
+          <w:sz w:val="24"/>
+          <w:szCs w:val="24"/>
+          <w:lang w:eastAsia="en-IN"/>
+        </w:rPr>
+        <w:t xml:space="preserve"> </w:t>
+      </w:r>
+    </w:p>
+    <w:p>
+      <w:pPr>
+        <w:spacing w:after="0" w:line="240" w:lineRule="auto"/>
+        <w:rPr>
+          <w:rFonts w:eastAsia="Times New Roman" w:cstheme="minorHAnsi"/>
+          <w:sz w:val="24"/>
+          <w:szCs w:val="24"/>
+          <w:lang w:eastAsia="en-IN"/>
+        </w:rPr>
+      </w:pPr>
+      <w:r>
+        <w:rPr>
+          <w:rFonts w:eastAsia="Times New Roman" w:cstheme="minorHAnsi"/>
+          <w:sz w:val="24"/>
+          <w:szCs w:val="24"/>
+          <w:lang w:eastAsia="en-IN"/>
+        </w:rPr>
+        <w:pict w14:anchorId="15C7AE7D">
+          <v:rect id="_x0000_i1049" style="width:0;height:1.5pt" o:hralign="center" o:hrstd="t" o:hr="t" fillcolor="#a0a0a0" stroked="f"/>
+        </w:pict>
+      </w:r>
+    </w:p>
+    <w:p>
+      <w:pPr>
+        <w:spacing w:after="0" w:line="240" w:lineRule="auto"/>
+        <w:rPr>
+          <w:rFonts w:eastAsia="Times New Roman" w:cstheme="minorHAnsi"/>
+          <w:b/>
+          <w:bCs/>
+          <w:sz w:val="24"/>
+          <w:szCs w:val="24"/>
+          <w:lang w:eastAsia="en-IN"/>
+        </w:rPr>
+      </w:pPr>
+      <w:r>
+        <w:rPr>
+          <w:rFonts w:eastAsia="Times New Roman" w:cstheme="minorHAnsi"/>
+          <w:b/>
+          <w:bCs/>
+          <w:sz w:val="24"/>
+          <w:szCs w:val="24"/>
+          <w:lang w:eastAsia="en-IN"/>
+        </w:rPr>
+        <w:t>Interview one-liner</w:t>
+      </w:r>
+    </w:p>
+    <w:p>
+      <w:pPr>
+        <w:spacing w:after="0" w:line="240" w:lineRule="auto"/>
+        <w:rPr>
+          <w:rFonts w:eastAsia="Times New Roman" w:cstheme="minorHAnsi"/>
+          <w:sz w:val="24"/>
+          <w:szCs w:val="24"/>
+          <w:lang w:eastAsia="en-IN"/>
+        </w:rPr>
+      </w:pPr>
+      <w:r>
+        <w:rPr>
+          <w:rFonts w:eastAsia="Times New Roman" w:cstheme="minorHAnsi"/>
+          <w:sz w:val="24"/>
+          <w:szCs w:val="24"/>
+          <w:lang w:eastAsia="en-IN"/>
+        </w:rPr>
+        <w:t>“GROUP BY expressions are computed per row before grouping, so the same expression may be evaluated repeatedly unless optimized via subqueries or CTEs.”</w:t>
+      </w:r>
+    </w:p>
+    <w:p>
+      <w:pPr>
+        <w:spacing w:after="0" w:line="240" w:lineRule="auto"/>
+        <w:rPr>
+          <w:rFonts w:eastAsia="Times New Roman" w:cstheme="minorHAnsi"/>
+          <w:sz w:val="24"/>
+          <w:szCs w:val="24"/>
+          <w:lang w:eastAsia="en-IN"/>
+        </w:rPr>
+      </w:pPr>
+    </w:p>
+    <w:p>
+      <w:pPr>
+        <w:spacing w:after="0" w:line="240" w:lineRule="auto"/>
+        <w:rPr>
+          <w:rFonts w:eastAsia="Times New Roman" w:cstheme="minorHAnsi"/>
+          <w:sz w:val="24"/>
+          <w:szCs w:val="24"/>
+          <w:lang w:eastAsia="en-IN"/>
+        </w:rPr>
+      </w:pPr>
+    </w:p>
+    <w:p>
+      <w:pPr>
+        <w:spacing w:after="0" w:line="240" w:lineRule="auto"/>
+        <w:rPr>
+          <w:rFonts w:eastAsia="Times New Roman" w:cstheme="minorHAnsi"/>
+          <w:sz w:val="24"/>
+          <w:szCs w:val="24"/>
+          <w:lang w:eastAsia="en-IN"/>
+        </w:rPr>
+      </w:pPr>
+      <w:r>
+        <w:rPr>
+          <w:rFonts w:eastAsia="Times New Roman" w:cstheme="minorHAnsi"/>
+          <w:sz w:val="24"/>
+          <w:szCs w:val="24"/>
+          <w:highlight w:val="cyan"/>
+          <w:lang w:eastAsia="en-IN"/>
+        </w:rPr>
+        <w:t xml:space="preserve">t is an </w:t>
+      </w:r>
+      <w:r>
+        <w:rPr>
+          <w:rFonts w:eastAsia="Times New Roman" w:cstheme="minorHAnsi"/>
+          <w:b/>
+          <w:bCs/>
+          <w:sz w:val="24"/>
+          <w:szCs w:val="24"/>
+          <w:highlight w:val="cyan"/>
+          <w:lang w:eastAsia="en-IN"/>
+        </w:rPr>
+        <w:t>alias (temporary name)</w:t>
+      </w:r>
+      <w:r>
+        <w:rPr>
+          <w:rFonts w:eastAsia="Times New Roman" w:cstheme="minorHAnsi"/>
+          <w:sz w:val="24"/>
+          <w:szCs w:val="24"/>
+          <w:highlight w:val="cyan"/>
+          <w:lang w:eastAsia="en-IN"/>
+        </w:rPr>
+        <w:t xml:space="preserve"> for the subquery.</w:t>
+      </w:r>
+    </w:p>
+    <w:p>
+      <w:pPr>
+        <w:spacing w:after="0" w:line="240" w:lineRule="auto"/>
+        <w:rPr>
+          <w:rFonts w:eastAsia="Times New Roman" w:cstheme="minorHAnsi"/>
+          <w:b/>
+          <w:bCs/>
+          <w:sz w:val="24"/>
+          <w:szCs w:val="24"/>
+          <w:lang w:eastAsia="en-IN"/>
+        </w:rPr>
+      </w:pPr>
+      <w:r>
+        <w:rPr>
+          <w:rFonts w:eastAsia="Times New Roman" w:cstheme="minorHAnsi"/>
+          <w:b/>
+          <w:bCs/>
+          <w:sz w:val="24"/>
+          <w:szCs w:val="24"/>
+          <w:lang w:eastAsia="en-IN"/>
+        </w:rPr>
+        <w:t>Breakdown</w:t>
+      </w:r>
+    </w:p>
+    <w:p>
+      <w:pPr>
+        <w:spacing w:after="0" w:line="240" w:lineRule="auto"/>
+        <w:rPr>
+          <w:rFonts w:eastAsia="Times New Roman" w:cstheme="minorHAnsi"/>
+          <w:sz w:val="24"/>
+          <w:szCs w:val="24"/>
+          <w:lang w:eastAsia="en-IN"/>
+        </w:rPr>
+      </w:pPr>
+      <w:r>
+        <w:rPr>
+          <w:rFonts w:eastAsia="Times New Roman" w:cstheme="minorHAnsi"/>
+          <w:sz w:val="24"/>
+          <w:szCs w:val="24"/>
+          <w:lang w:eastAsia="en-IN"/>
+        </w:rPr>
+        <w:t>SELECT yr, COUNT(*)</w:t>
+      </w:r>
+      <w:r>
+        <w:rPr>
+          <w:rFonts w:eastAsia="Times New Roman" w:cstheme="minorHAnsi"/>
+          <w:sz w:val="24"/>
+          <w:szCs w:val="24"/>
+          <w:lang w:eastAsia="en-IN"/>
+        </w:rPr>
+        <w:br/>
+        <w:t>FROM (</w:t>
+      </w:r>
+      <w:r>
+        <w:rPr>
+          <w:rFonts w:eastAsia="Times New Roman" w:cstheme="minorHAnsi"/>
+          <w:sz w:val="24"/>
+          <w:szCs w:val="24"/>
+          <w:lang w:eastAsia="en-IN"/>
+        </w:rPr>
+        <w:br/>
+        <w:t xml:space="preserve">    SELECT YEAR(order_date) AS yr</w:t>
+      </w:r>
+      <w:r>
+        <w:rPr>
+          <w:rFonts w:eastAsia="Times New Roman" w:cstheme="minorHAnsi"/>
+          <w:sz w:val="24"/>
+          <w:szCs w:val="24"/>
+          <w:lang w:eastAsia="en-IN"/>
+        </w:rPr>
+        <w:br/>
+        <w:t xml:space="preserve">    FROM orders</w:t>
+      </w:r>
+      <w:r>
+        <w:rPr>
+          <w:rFonts w:eastAsia="Times New Roman" w:cstheme="minorHAnsi"/>
+          <w:sz w:val="24"/>
+          <w:szCs w:val="24"/>
+          <w:lang w:eastAsia="en-IN"/>
+        </w:rPr>
+        <w:br/>
+        <w:t>) t</w:t>
+      </w:r>
+      <w:r>
+        <w:rPr>
+          <w:rFonts w:eastAsia="Times New Roman" w:cstheme="minorHAnsi"/>
+          <w:sz w:val="24"/>
+          <w:szCs w:val="24"/>
+          <w:lang w:eastAsia="en-IN"/>
+        </w:rPr>
+        <w:br/>
+        <w:t>GROUP BY yr;</w:t>
+      </w:r>
+    </w:p>
+    <w:p>
+      <w:pPr>
+        <w:spacing w:after="0" w:line="240" w:lineRule="auto"/>
+        <w:rPr>
+          <w:rFonts w:eastAsia="Times New Roman" w:cstheme="minorHAnsi"/>
+          <w:b/>
+          <w:bCs/>
+          <w:sz w:val="24"/>
+          <w:szCs w:val="24"/>
+          <w:lang w:eastAsia="en-IN"/>
+        </w:rPr>
+      </w:pPr>
+      <w:r>
+        <w:rPr>
+          <w:rFonts w:eastAsia="Times New Roman" w:cstheme="minorHAnsi"/>
+          <w:b/>
+          <w:bCs/>
+          <w:sz w:val="24"/>
+          <w:szCs w:val="24"/>
+          <w:lang w:eastAsia="en-IN"/>
+        </w:rPr>
+        <w:t>Explanation</w:t>
+      </w:r>
+    </w:p>
+    <w:p>
+      <w:pPr>
+        <w:numPr>
+          <w:ilvl w:val="0"/>
+          <w:numId w:val="9"/>
+        </w:numPr>
+        <w:spacing w:after="0" w:line="240" w:lineRule="auto"/>
+        <w:rPr>
+          <w:rFonts w:eastAsia="Times New Roman" w:cstheme="minorHAnsi"/>
+          <w:sz w:val="24"/>
+          <w:szCs w:val="24"/>
+          <w:lang w:eastAsia="en-IN"/>
+        </w:rPr>
+      </w:pPr>
+      <w:r>
+        <w:rPr>
+          <w:rFonts w:eastAsia="Times New Roman" w:cstheme="minorHAnsi"/>
+          <w:sz w:val="24"/>
+          <w:szCs w:val="24"/>
+          <w:lang w:eastAsia="en-IN"/>
+        </w:rPr>
+        <w:t>The inner query:</w:t>
+      </w:r>
+    </w:p>
+    <w:p>
+      <w:pPr>
+        <w:spacing w:after="0" w:line="240" w:lineRule="auto"/>
+        <w:rPr>
+          <w:rFonts w:eastAsia="Times New Roman" w:cstheme="minorHAnsi"/>
+          <w:sz w:val="24"/>
+          <w:szCs w:val="24"/>
+          <w:lang w:eastAsia="en-IN"/>
+        </w:rPr>
+      </w:pPr>
+      <w:r>
+        <w:rPr>
+          <w:rFonts w:eastAsia="Times New Roman" w:cstheme="minorHAnsi"/>
+          <w:sz w:val="24"/>
+          <w:szCs w:val="24"/>
+          <w:lang w:eastAsia="en-IN"/>
+        </w:rPr>
+        <w:t>SELECT YEAR(order_date) AS yr</w:t>
+      </w:r>
+      <w:r>
+        <w:rPr>
+          <w:rFonts w:eastAsia="Times New Roman" w:cstheme="minorHAnsi"/>
+          <w:sz w:val="24"/>
+          <w:szCs w:val="24"/>
+          <w:lang w:eastAsia="en-IN"/>
+        </w:rPr>
+        <w:br/>
+        <w:t>FROM orders</w:t>
+      </w:r>
+    </w:p>
+    <w:p>
+      <w:pPr>
+        <w:spacing w:after="0" w:line="240" w:lineRule="auto"/>
+        <w:rPr>
+          <w:rFonts w:eastAsia="Times New Roman" w:cstheme="minorHAnsi"/>
+          <w:sz w:val="24"/>
+          <w:szCs w:val="24"/>
+          <w:lang w:eastAsia="en-IN"/>
+        </w:rPr>
+      </w:pPr>
+      <w:r>
+        <w:rPr>
+          <w:rFonts w:eastAsia="Times New Roman" w:cstheme="minorHAnsi"/>
+          <w:sz w:val="24"/>
+          <w:szCs w:val="24"/>
+          <w:lang w:eastAsia="en-IN"/>
+        </w:rPr>
+        <w:t xml:space="preserve">creates a </w:t>
+      </w:r>
+      <w:r>
+        <w:rPr>
+          <w:rFonts w:eastAsia="Times New Roman" w:cstheme="minorHAnsi"/>
+          <w:b/>
+          <w:bCs/>
+          <w:sz w:val="24"/>
+          <w:szCs w:val="24"/>
+          <w:lang w:eastAsia="en-IN"/>
+        </w:rPr>
+        <w:t>derived table</w:t>
+      </w:r>
+      <w:r>
+        <w:rPr>
+          <w:rFonts w:eastAsia="Times New Roman" w:cstheme="minorHAnsi"/>
+          <w:sz w:val="24"/>
+          <w:szCs w:val="24"/>
+          <w:lang w:eastAsia="en-IN"/>
+        </w:rPr>
+        <w:t xml:space="preserve"> (temporary result set).</w:t>
+      </w:r>
+    </w:p>
+    <w:p>
+      <w:pPr>
+        <w:numPr>
+          <w:ilvl w:val="0"/>
+          <w:numId w:val="9"/>
+        </w:numPr>
+        <w:spacing w:after="0" w:line="240" w:lineRule="auto"/>
+        <w:rPr>
+          <w:rFonts w:eastAsia="Times New Roman" w:cstheme="minorHAnsi"/>
+          <w:sz w:val="24"/>
+          <w:szCs w:val="24"/>
+          <w:lang w:eastAsia="en-IN"/>
+        </w:rPr>
+      </w:pPr>
+      <w:r>
+        <w:rPr>
+          <w:rFonts w:eastAsia="Times New Roman" w:cstheme="minorHAnsi"/>
+          <w:sz w:val="24"/>
+          <w:szCs w:val="24"/>
+          <w:lang w:eastAsia="en-IN"/>
+        </w:rPr>
+        <w:t>t is simply the name given to that derived table:</w:t>
+      </w:r>
+    </w:p>
+    <w:p>
+      <w:pPr>
+        <w:spacing w:after="0" w:line="240" w:lineRule="auto"/>
+        <w:rPr>
+          <w:rFonts w:eastAsia="Times New Roman" w:cstheme="minorHAnsi"/>
+          <w:sz w:val="24"/>
+          <w:szCs w:val="24"/>
+          <w:lang w:eastAsia="en-IN"/>
+        </w:rPr>
+      </w:pPr>
+      <w:r>
+        <w:rPr>
+          <w:rFonts w:eastAsia="Times New Roman" w:cstheme="minorHAnsi"/>
+          <w:sz w:val="24"/>
+          <w:szCs w:val="24"/>
+          <w:lang w:eastAsia="en-IN"/>
+        </w:rPr>
+        <w:t>(...) t</w:t>
+      </w:r>
+    </w:p>
+    <w:p>
+      <w:pPr>
+        <w:numPr>
+          <w:ilvl w:val="0"/>
+          <w:numId w:val="9"/>
+        </w:numPr>
+        <w:spacing w:after="0" w:line="240" w:lineRule="auto"/>
+        <w:rPr>
+          <w:rFonts w:eastAsia="Times New Roman" w:cstheme="minorHAnsi"/>
+          <w:sz w:val="24"/>
+          <w:szCs w:val="24"/>
+          <w:lang w:eastAsia="en-IN"/>
+        </w:rPr>
+      </w:pPr>
+      <w:r>
+        <w:rPr>
+          <w:rFonts w:eastAsia="Times New Roman" w:cstheme="minorHAnsi"/>
+          <w:sz w:val="24"/>
+          <w:szCs w:val="24"/>
+          <w:lang w:eastAsia="en-IN"/>
+        </w:rPr>
+        <w:t>After assigning the alias, you can treat it like a normal table:</w:t>
+      </w:r>
+    </w:p>
+    <w:p>
+      <w:pPr>
+        <w:spacing w:after="0" w:line="240" w:lineRule="auto"/>
+        <w:rPr>
+          <w:rFonts w:eastAsia="Times New Roman" w:cstheme="minorHAnsi"/>
+          <w:sz w:val="24"/>
+          <w:szCs w:val="24"/>
+          <w:lang w:eastAsia="en-IN"/>
+        </w:rPr>
+      </w:pPr>
+      <w:r>
+        <w:rPr>
+          <w:rFonts w:eastAsia="Times New Roman" w:cstheme="minorHAnsi"/>
+          <w:sz w:val="24"/>
+          <w:szCs w:val="24"/>
+          <w:lang w:eastAsia="en-IN"/>
+        </w:rPr>
+        <w:t>FROM t</w:t>
+      </w:r>
+    </w:p>
+    <w:p>
+      <w:pPr>
+        <w:spacing w:after="0" w:line="240" w:lineRule="auto"/>
+        <w:rPr>
+          <w:rFonts w:eastAsia="Times New Roman" w:cstheme="minorHAnsi"/>
+          <w:b/>
+          <w:bCs/>
+          <w:sz w:val="24"/>
+          <w:szCs w:val="24"/>
+          <w:lang w:eastAsia="en-IN"/>
+        </w:rPr>
+      </w:pPr>
+      <w:r>
+        <w:rPr>
+          <w:rFonts w:eastAsia="Times New Roman" w:cstheme="minorHAnsi"/>
+          <w:b/>
+          <w:bCs/>
+          <w:sz w:val="24"/>
+          <w:szCs w:val="24"/>
+          <w:lang w:eastAsia="en-IN"/>
+        </w:rPr>
+        <w:t>Equivalent (conceptual view)</w:t>
+      </w:r>
+    </w:p>
+    <w:p>
+      <w:pPr>
+        <w:spacing w:after="0" w:line="240" w:lineRule="auto"/>
+        <w:rPr>
+          <w:rFonts w:eastAsia="Times New Roman" w:cstheme="minorHAnsi"/>
+          <w:sz w:val="24"/>
+          <w:szCs w:val="24"/>
+          <w:lang w:eastAsia="en-IN"/>
+        </w:rPr>
+      </w:pPr>
+      <w:r>
+        <w:rPr>
+          <w:rFonts w:eastAsia="Times New Roman" w:cstheme="minorHAnsi"/>
+          <w:sz w:val="24"/>
+          <w:szCs w:val="24"/>
+          <w:lang w:eastAsia="en-IN"/>
+        </w:rPr>
+        <w:t>Think of it like this:</w:t>
+      </w:r>
+    </w:p>
+    <w:tbl>
+      <w:tblPr>
+        <w:tblW w:w="0" w:type="auto"/>
+        <w:tblCellSpacing w:w="15" w:type="dxa"/>
+        <w:tblCellMar>
+          <w:top w:w="15" w:type="dxa"/>
+          <w:left w:w="15" w:type="dxa"/>
+          <w:bottom w:w="15" w:type="dxa"/>
+          <w:right w:w="15" w:type="dxa"/>
+        </w:tblCellMar>
+        <w:tblLook w:val="04A0" w:firstRow="1" w:lastRow="0" w:firstColumn="1" w:lastColumn="0" w:noHBand="0" w:noVBand="1"/>
+      </w:tblPr>
+      <w:tblGrid>
+        <w:gridCol w:w="577"/>
+      </w:tblGrid>
+      <w:tr>
+        <w:trPr>
+          <w:tblHeader/>
+          <w:tblCellSpacing w:w="15" w:type="dxa"/>
+        </w:trPr>
+        <w:tc>
+          <w:tcPr>
+            <w:tcW w:w="0" w:type="auto"/>
+            <w:vAlign w:val="center"/>
+            <w:hideMark/>
+          </w:tcPr>
+          <w:p>
+            <w:pPr>
+              <w:spacing w:after="0" w:line="240" w:lineRule="auto"/>
+              <w:rPr>
+                <w:rFonts w:eastAsia="Times New Roman" w:cstheme="minorHAnsi"/>
+                <w:b/>
+                <w:bCs/>
+                <w:sz w:val="24"/>
+                <w:szCs w:val="24"/>
+                <w:lang w:eastAsia="en-IN"/>
+              </w:rPr>
+            </w:pPr>
+            <w:r>
+              <w:rPr>
+                <w:rFonts w:eastAsia="Times New Roman" w:cstheme="minorHAnsi"/>
+                <w:b/>
+                <w:bCs/>
+                <w:sz w:val="24"/>
+                <w:szCs w:val="24"/>
+                <w:lang w:eastAsia="en-IN"/>
+              </w:rPr>
+              <w:t>yr</w:t>
+            </w:r>
+          </w:p>
+        </w:tc>
+      </w:tr>
+      <w:tr>
+        <w:trPr>
+          <w:tblCellSpacing w:w="15" w:type="dxa"/>
+        </w:trPr>
+        <w:tc>
+          <w:tcPr>
+            <w:tcW w:w="0" w:type="auto"/>
+            <w:vAlign w:val="center"/>
+            <w:hideMark/>
+          </w:tcPr>
+          <w:p>
+            <w:pPr>
+              <w:spacing w:after="0" w:line="240" w:lineRule="auto"/>
+              <w:rPr>
+                <w:rFonts w:eastAsia="Times New Roman" w:cstheme="minorHAnsi"/>
+                <w:sz w:val="24"/>
+                <w:szCs w:val="24"/>
+                <w:lang w:eastAsia="en-IN"/>
+              </w:rPr>
+            </w:pPr>
+            <w:r>
+              <w:rPr>
+                <w:rFonts w:eastAsia="Times New Roman" w:cstheme="minorHAnsi"/>
+                <w:sz w:val="24"/>
+                <w:szCs w:val="24"/>
+                <w:lang w:eastAsia="en-IN"/>
+              </w:rPr>
+              <w:t>2023</w:t>
+            </w:r>
+          </w:p>
+        </w:tc>
+      </w:tr>
+      <w:tr>
+        <w:trPr>
+          <w:tblCellSpacing w:w="15" w:type="dxa"/>
+        </w:trPr>
+        <w:tc>
+          <w:tcPr>
+            <w:tcW w:w="0" w:type="auto"/>
+            <w:vAlign w:val="center"/>
+            <w:hideMark/>
+          </w:tcPr>
+          <w:p>
+            <w:pPr>
+              <w:spacing w:after="0" w:line="240" w:lineRule="auto"/>
+              <w:rPr>
+                <w:rFonts w:eastAsia="Times New Roman" w:cstheme="minorHAnsi"/>
+                <w:sz w:val="24"/>
+                <w:szCs w:val="24"/>
+                <w:lang w:eastAsia="en-IN"/>
+              </w:rPr>
+            </w:pPr>
+            <w:r>
+              <w:rPr>
+                <w:rFonts w:eastAsia="Times New Roman" w:cstheme="minorHAnsi"/>
+                <w:sz w:val="24"/>
+                <w:szCs w:val="24"/>
+                <w:lang w:eastAsia="en-IN"/>
+              </w:rPr>
+              <w:t>2023</w:t>
+            </w:r>
+          </w:p>
+        </w:tc>
+      </w:tr>
+      <w:tr>
+        <w:trPr>
+          <w:tblCellSpacing w:w="15" w:type="dxa"/>
+        </w:trPr>
+        <w:tc>
+          <w:tcPr>
+            <w:tcW w:w="0" w:type="auto"/>
+            <w:vAlign w:val="center"/>
+            <w:hideMark/>
+          </w:tcPr>
+          <w:p>
+            <w:pPr>
+              <w:spacing w:after="0" w:line="240" w:lineRule="auto"/>
+              <w:rPr>
+                <w:rFonts w:eastAsia="Times New Roman" w:cstheme="minorHAnsi"/>
+                <w:sz w:val="24"/>
+                <w:szCs w:val="24"/>
+                <w:lang w:eastAsia="en-IN"/>
+              </w:rPr>
+            </w:pPr>
+            <w:r>
+              <w:rPr>
+                <w:rFonts w:eastAsia="Times New Roman" w:cstheme="minorHAnsi"/>
+                <w:sz w:val="24"/>
+                <w:szCs w:val="24"/>
+                <w:lang w:eastAsia="en-IN"/>
+              </w:rPr>
+              <w:t>2024</w:t>
+            </w:r>
+          </w:p>
+        </w:tc>
+      </w:tr>
+      <w:tr>
+        <w:trPr>
+          <w:tblCellSpacing w:w="15" w:type="dxa"/>
+        </w:trPr>
+        <w:tc>
+          <w:tcPr>
+            <w:tcW w:w="0" w:type="auto"/>
+            <w:vAlign w:val="center"/>
+            <w:hideMark/>
+          </w:tcPr>
+          <w:p>
+            <w:pPr>
+              <w:spacing w:after="0" w:line="240" w:lineRule="auto"/>
+              <w:rPr>
+                <w:rFonts w:eastAsia="Times New Roman" w:cstheme="minorHAnsi"/>
+                <w:sz w:val="24"/>
+                <w:szCs w:val="24"/>
+                <w:lang w:eastAsia="en-IN"/>
+              </w:rPr>
+            </w:pPr>
+            <w:r>
+              <w:rPr>
+                <w:rFonts w:eastAsia="Times New Roman" w:cstheme="minorHAnsi"/>
+                <w:sz w:val="24"/>
+                <w:szCs w:val="24"/>
+                <w:lang w:eastAsia="en-IN"/>
+              </w:rPr>
+              <w:t>2024</w:t>
+            </w:r>
+          </w:p>
+        </w:tc>
+      </w:tr>
+      <w:tr>
+        <w:trPr>
+          <w:tblCellSpacing w:w="15" w:type="dxa"/>
+        </w:trPr>
+        <w:tc>
+          <w:tcPr>
+            <w:tcW w:w="0" w:type="auto"/>
+            <w:vAlign w:val="center"/>
+            <w:hideMark/>
+          </w:tcPr>
+          <w:p>
+            <w:pPr>
+              <w:spacing w:after="0" w:line="240" w:lineRule="auto"/>
+              <w:rPr>
+                <w:rFonts w:eastAsia="Times New Roman" w:cstheme="minorHAnsi"/>
+                <w:sz w:val="24"/>
+                <w:szCs w:val="24"/>
+                <w:lang w:eastAsia="en-IN"/>
+              </w:rPr>
+            </w:pPr>
+            <w:r>
+              <w:rPr>
+                <w:rFonts w:eastAsia="Times New Roman" w:cstheme="minorHAnsi"/>
+                <w:sz w:val="24"/>
+                <w:szCs w:val="24"/>
+                <w:lang w:eastAsia="en-IN"/>
+              </w:rPr>
+              <w:t>2024</w:t>
+            </w:r>
+          </w:p>
+        </w:tc>
+      </w:tr>
+    </w:tbl>
+    <w:p>
+      <w:pPr>
+        <w:spacing w:after="0" w:line="240" w:lineRule="auto"/>
+        <w:rPr>
+          <w:rFonts w:eastAsia="Times New Roman" w:cstheme="minorHAnsi"/>
+          <w:sz w:val="24"/>
+          <w:szCs w:val="24"/>
+          <w:lang w:eastAsia="en-IN"/>
+        </w:rPr>
+      </w:pPr>
+      <w:r>
+        <w:rPr>
+          <w:rFonts w:eastAsia="Times New Roman" w:cstheme="minorHAnsi"/>
+          <w:sz w:val="24"/>
+          <w:szCs w:val="24"/>
+          <w:lang w:eastAsia="en-IN"/>
+        </w:rPr>
+        <w:t>Then the outer query:</w:t>
+      </w:r>
+    </w:p>
+    <w:p>
+      <w:pPr>
+        <w:spacing w:after="0" w:line="240" w:lineRule="auto"/>
+        <w:rPr>
+          <w:rFonts w:eastAsia="Times New Roman" w:cstheme="minorHAnsi"/>
+          <w:sz w:val="24"/>
+          <w:szCs w:val="24"/>
+          <w:lang w:eastAsia="en-IN"/>
+        </w:rPr>
+      </w:pPr>
+      <w:r>
+        <w:rPr>
+          <w:rFonts w:eastAsia="Times New Roman" w:cstheme="minorHAnsi"/>
+          <w:sz w:val="24"/>
+          <w:szCs w:val="24"/>
+          <w:lang w:eastAsia="en-IN"/>
+        </w:rPr>
+        <w:t>SELECT yr, COUNT(*)</w:t>
+      </w:r>
+      <w:r>
+        <w:rPr>
+          <w:rFonts w:eastAsia="Times New Roman" w:cstheme="minorHAnsi"/>
+          <w:sz w:val="24"/>
+          <w:szCs w:val="24"/>
+          <w:lang w:eastAsia="en-IN"/>
+        </w:rPr>
+        <w:br/>
+        <w:t>FROM t</w:t>
+      </w:r>
+      <w:r>
+        <w:rPr>
+          <w:rFonts w:eastAsia="Times New Roman" w:cstheme="minorHAnsi"/>
+          <w:sz w:val="24"/>
+          <w:szCs w:val="24"/>
+          <w:lang w:eastAsia="en-IN"/>
+        </w:rPr>
+        <w:br/>
+        <w:t>GROUP BY yr;</w:t>
+      </w:r>
+    </w:p>
+    <w:p>
+      <w:pPr>
+        <w:spacing w:after="0" w:line="240" w:lineRule="auto"/>
+        <w:rPr>
+          <w:rFonts w:eastAsia="Times New Roman" w:cstheme="minorHAnsi"/>
+          <w:sz w:val="24"/>
+          <w:szCs w:val="24"/>
+          <w:lang w:eastAsia="en-IN"/>
+        </w:rPr>
+      </w:pPr>
+    </w:p>
+    <w:p>
+      <w:pPr>
+        <w:spacing w:after="0" w:line="240" w:lineRule="auto"/>
+        <w:rPr>
+          <w:rFonts w:eastAsia="Times New Roman" w:cstheme="minorHAnsi"/>
+          <w:b/>
+          <w:bCs/>
+          <w:sz w:val="24"/>
+          <w:szCs w:val="24"/>
+          <w:lang w:eastAsia="en-IN"/>
+        </w:rPr>
+      </w:pPr>
+      <w:r>
+        <w:rPr>
+          <w:rFonts w:eastAsia="Times New Roman" w:cstheme="minorHAnsi"/>
+          <w:b/>
+          <w:bCs/>
+          <w:sz w:val="24"/>
+          <w:szCs w:val="24"/>
+          <w:lang w:eastAsia="en-IN"/>
+        </w:rPr>
+        <w:t>Output</w:t>
+      </w:r>
+    </w:p>
+    <w:tbl>
+      <w:tblPr>
+        <w:tblStyle w:val="TableGrid"/>
+        <w:tblW w:w="2760" w:type="dxa"/>
+        <w:tblLook w:val="04A0" w:firstRow="1" w:lastRow="0" w:firstColumn="1" w:lastColumn="0" w:noHBand="0" w:noVBand="1"/>
+      </w:tblPr>
+      <w:tblGrid>
+        <w:gridCol w:w="1015"/>
+        <w:gridCol w:w="1745"/>
+      </w:tblGrid>
+      <w:tr>
+        <w:trPr>
+          <w:trHeight w:val="566"/>
+        </w:trPr>
+        <w:tc>
+          <w:tcPr>
+            <w:tcW w:w="0" w:type="auto"/>
+            <w:hideMark/>
+          </w:tcPr>
+          <w:p>
+            <w:pPr>
+              <w:rPr>
+                <w:rFonts w:eastAsia="Times New Roman" w:cstheme="minorHAnsi"/>
+                <w:b/>
+                <w:bCs/>
+                <w:sz w:val="24"/>
+                <w:szCs w:val="24"/>
+                <w:lang w:eastAsia="en-IN"/>
+              </w:rPr>
+            </w:pPr>
+            <w:r>
+              <w:rPr>
+                <w:rFonts w:eastAsia="Times New Roman" w:cstheme="minorHAnsi"/>
+                <w:b/>
+                <w:bCs/>
+                <w:sz w:val="24"/>
+                <w:szCs w:val="24"/>
+                <w:lang w:eastAsia="en-IN"/>
+              </w:rPr>
+              <w:t>yr</w:t>
+            </w:r>
+          </w:p>
+        </w:tc>
+        <w:tc>
+          <w:tcPr>
+            <w:tcW w:w="0" w:type="auto"/>
+            <w:hideMark/>
+          </w:tcPr>
+          <w:p>
+            <w:pPr>
+              <w:rPr>
+                <w:rFonts w:eastAsia="Times New Roman" w:cstheme="minorHAnsi"/>
+                <w:b/>
+                <w:bCs/>
+                <w:sz w:val="24"/>
+                <w:szCs w:val="24"/>
+                <w:lang w:eastAsia="en-IN"/>
+              </w:rPr>
+            </w:pPr>
+            <w:r>
+              <w:rPr>
+                <w:rFonts w:eastAsia="Times New Roman" w:cstheme="minorHAnsi"/>
+                <w:b/>
+                <w:bCs/>
+                <w:sz w:val="24"/>
+                <w:szCs w:val="24"/>
+                <w:lang w:eastAsia="en-IN"/>
+              </w:rPr>
+              <w:t>COUNT(*)</w:t>
+            </w:r>
+          </w:p>
+        </w:tc>
+      </w:tr>
+      <w:tr>
+        <w:trPr>
+          <w:trHeight w:val="586"/>
+        </w:trPr>
+        <w:tc>
+          <w:tcPr>
+            <w:tcW w:w="0" w:type="auto"/>
+            <w:hideMark/>
+          </w:tcPr>
+          <w:p>
+            <w:pPr>
+              <w:rPr>
+                <w:rFonts w:eastAsia="Times New Roman" w:cstheme="minorHAnsi"/>
+                <w:sz w:val="24"/>
+                <w:szCs w:val="24"/>
+                <w:lang w:eastAsia="en-IN"/>
+              </w:rPr>
+            </w:pPr>
+            <w:r>
+              <w:rPr>
+                <w:rFonts w:eastAsia="Times New Roman" w:cstheme="minorHAnsi"/>
+                <w:sz w:val="24"/>
+                <w:szCs w:val="24"/>
+                <w:lang w:eastAsia="en-IN"/>
+              </w:rPr>
+              <w:t>2023</w:t>
+            </w:r>
+          </w:p>
+        </w:tc>
+        <w:tc>
+          <w:tcPr>
+            <w:tcW w:w="0" w:type="auto"/>
+            <w:hideMark/>
+          </w:tcPr>
+          <w:p>
+            <w:pPr>
+              <w:rPr>
+                <w:rFonts w:eastAsia="Times New Roman" w:cstheme="minorHAnsi"/>
+                <w:sz w:val="24"/>
+                <w:szCs w:val="24"/>
+                <w:lang w:eastAsia="en-IN"/>
+              </w:rPr>
+            </w:pPr>
+            <w:r>
+              <w:rPr>
+                <w:rFonts w:eastAsia="Times New Roman" w:cstheme="minorHAnsi"/>
+                <w:sz w:val="24"/>
+                <w:szCs w:val="24"/>
+                <w:lang w:eastAsia="en-IN"/>
+              </w:rPr>
+              <w:t>2</w:t>
+            </w:r>
+          </w:p>
+        </w:tc>
+      </w:tr>
+      <w:tr>
+        <w:trPr>
+          <w:trHeight w:val="566"/>
+        </w:trPr>
+        <w:tc>
+          <w:tcPr>
+            <w:tcW w:w="0" w:type="auto"/>
+            <w:hideMark/>
+          </w:tcPr>
+          <w:p>
+            <w:pPr>
+              <w:rPr>
+                <w:rFonts w:eastAsia="Times New Roman" w:cstheme="minorHAnsi"/>
+                <w:sz w:val="24"/>
+                <w:szCs w:val="24"/>
+                <w:lang w:eastAsia="en-IN"/>
+              </w:rPr>
+            </w:pPr>
+            <w:r>
+              <w:rPr>
+                <w:rFonts w:eastAsia="Times New Roman" w:cstheme="minorHAnsi"/>
+                <w:sz w:val="24"/>
+                <w:szCs w:val="24"/>
+                <w:lang w:eastAsia="en-IN"/>
+              </w:rPr>
+              <w:t>2024</w:t>
+            </w:r>
+          </w:p>
+        </w:tc>
+        <w:tc>
+          <w:tcPr>
+            <w:tcW w:w="0" w:type="auto"/>
+            <w:hideMark/>
+          </w:tcPr>
+          <w:p>
+            <w:pPr>
+              <w:rPr>
+                <w:rFonts w:eastAsia="Times New Roman" w:cstheme="minorHAnsi"/>
+                <w:sz w:val="24"/>
+                <w:szCs w:val="24"/>
+                <w:lang w:eastAsia="en-IN"/>
+              </w:rPr>
+            </w:pPr>
+            <w:r>
+              <w:rPr>
+                <w:rFonts w:eastAsia="Times New Roman" w:cstheme="minorHAnsi"/>
+                <w:sz w:val="24"/>
+                <w:szCs w:val="24"/>
+                <w:lang w:eastAsia="en-IN"/>
+              </w:rPr>
+              <w:t>3</w:t>
+            </w:r>
+          </w:p>
+        </w:tc>
+      </w:tr>
+    </w:tbl>
+    <w:p>
+      <w:pPr>
+        <w:spacing w:after="0" w:line="240" w:lineRule="auto"/>
+        <w:rPr>
+          <w:rFonts w:eastAsia="Times New Roman" w:cstheme="minorHAnsi"/>
+          <w:b/>
+          <w:bCs/>
+          <w:sz w:val="24"/>
+          <w:szCs w:val="24"/>
+          <w:lang w:eastAsia="en-IN"/>
+        </w:rPr>
+      </w:pPr>
+    </w:p>
+    <w:p>
+      <w:pPr>
+        <w:spacing w:after="0" w:line="240" w:lineRule="auto"/>
+        <w:rPr>
+          <w:rFonts w:eastAsia="Times New Roman" w:cstheme="minorHAnsi"/>
+          <w:b/>
+          <w:bCs/>
+          <w:sz w:val="24"/>
+          <w:szCs w:val="24"/>
+          <w:lang w:eastAsia="en-IN"/>
+        </w:rPr>
+      </w:pPr>
+      <w:r>
+        <w:rPr>
+          <w:rFonts w:eastAsia="Times New Roman" w:cstheme="minorHAnsi"/>
+          <w:b/>
+          <w:bCs/>
+          <w:sz w:val="24"/>
+          <w:szCs w:val="24"/>
+          <w:lang w:eastAsia="en-IN"/>
+        </w:rPr>
+        <w:lastRenderedPageBreak/>
+        <w:t>Key Point</w:t>
+      </w:r>
+    </w:p>
+    <w:p>
+      <w:pPr>
+        <w:numPr>
+          <w:ilvl w:val="0"/>
+          <w:numId w:val="10"/>
+        </w:numPr>
+        <w:spacing w:after="0" w:line="240" w:lineRule="auto"/>
+        <w:rPr>
+          <w:rFonts w:eastAsia="Times New Roman" w:cstheme="minorHAnsi"/>
+          <w:sz w:val="24"/>
+          <w:szCs w:val="24"/>
+          <w:lang w:eastAsia="en-IN"/>
+        </w:rPr>
+      </w:pPr>
+      <w:r>
+        <w:rPr>
+          <w:rFonts w:eastAsia="Times New Roman" w:cstheme="minorHAnsi"/>
+          <w:sz w:val="24"/>
+          <w:szCs w:val="24"/>
+          <w:lang w:eastAsia="en-IN"/>
+        </w:rPr>
+        <w:t xml:space="preserve">SQL </w:t>
+      </w:r>
+      <w:r>
+        <w:rPr>
+          <w:rFonts w:eastAsia="Times New Roman" w:cstheme="minorHAnsi"/>
+          <w:b/>
+          <w:bCs/>
+          <w:sz w:val="24"/>
+          <w:szCs w:val="24"/>
+          <w:lang w:eastAsia="en-IN"/>
+        </w:rPr>
+        <w:t>requires</w:t>
+      </w:r>
+      <w:r>
+        <w:rPr>
+          <w:rFonts w:eastAsia="Times New Roman" w:cstheme="minorHAnsi"/>
+          <w:sz w:val="24"/>
+          <w:szCs w:val="24"/>
+          <w:lang w:eastAsia="en-IN"/>
+        </w:rPr>
+        <w:t xml:space="preserve"> an alias for subqueries in the FROM clause. </w:t>
+      </w:r>
+    </w:p>
+    <w:p>
+      <w:pPr>
+        <w:numPr>
+          <w:ilvl w:val="0"/>
+          <w:numId w:val="10"/>
+        </w:numPr>
+        <w:spacing w:after="0" w:line="240" w:lineRule="auto"/>
+        <w:rPr>
+          <w:rFonts w:eastAsia="Times New Roman" w:cstheme="minorHAnsi"/>
+          <w:sz w:val="24"/>
+          <w:szCs w:val="24"/>
+          <w:lang w:eastAsia="en-IN"/>
+        </w:rPr>
+      </w:pPr>
+      <w:r>
+        <w:rPr>
+          <w:rFonts w:eastAsia="Times New Roman" w:cstheme="minorHAnsi"/>
+          <w:sz w:val="24"/>
+          <w:szCs w:val="24"/>
+          <w:lang w:eastAsia="en-IN"/>
+        </w:rPr>
+        <w:t>t is just a name—you could use anything:</w:t>
+      </w:r>
+    </w:p>
+    <w:p>
+      <w:pPr>
+        <w:spacing w:after="0" w:line="240" w:lineRule="auto"/>
+        <w:rPr>
+          <w:rFonts w:eastAsia="Times New Roman" w:cstheme="minorHAnsi"/>
+          <w:sz w:val="24"/>
+          <w:szCs w:val="24"/>
+          <w:lang w:eastAsia="en-IN"/>
+        </w:rPr>
+      </w:pPr>
+      <w:r>
+        <w:rPr>
+          <w:rFonts w:eastAsia="Times New Roman" w:cstheme="minorHAnsi"/>
+          <w:sz w:val="24"/>
+          <w:szCs w:val="24"/>
+          <w:lang w:eastAsia="en-IN"/>
+        </w:rPr>
+        <w:t>) AS yearly_data</w:t>
+      </w:r>
+    </w:p>
+    <w:p>
+      <w:pPr>
+        <w:spacing w:after="0" w:line="240" w:lineRule="auto"/>
+        <w:rPr>
+          <w:rFonts w:eastAsia="Times New Roman" w:cstheme="minorHAnsi"/>
+          <w:sz w:val="24"/>
+          <w:szCs w:val="24"/>
+          <w:lang w:eastAsia="en-IN"/>
+        </w:rPr>
+      </w:pPr>
+    </w:p>
+    <w:p>
+      <w:pPr>
+        <w:spacing w:after="0" w:line="240" w:lineRule="auto"/>
+        <w:rPr>
+          <w:rFonts w:eastAsia="Times New Roman" w:cstheme="minorHAnsi"/>
+          <w:sz w:val="24"/>
+          <w:szCs w:val="24"/>
+          <w:lang w:eastAsia="en-IN"/>
+        </w:rPr>
+      </w:pPr>
+      <w:r>
+        <w:rPr>
+          <w:rFonts w:eastAsia="Times New Roman" w:cstheme="minorHAnsi"/>
+          <w:sz w:val="24"/>
+          <w:szCs w:val="24"/>
+          <w:lang w:eastAsia="en-IN"/>
+        </w:rPr>
+        <w:pict w14:anchorId="7AE25408">
+          <v:rect id="_x0000_i1050" style="width:0;height:1.5pt" o:hralign="center" o:hrstd="t" o:hr="t" fillcolor="#a0a0a0" stroked="f"/>
+        </w:pict>
+      </w:r>
+    </w:p>
+    <w:p>
+      <w:pPr>
+        <w:spacing w:after="0" w:line="240" w:lineRule="auto"/>
         <w:outlineLvl w:val="2"/>
         <w:rPr>
           <w:rFonts w:eastAsia="Times New Roman" w:cstheme="minorHAnsi"/>
           <w:b/>
           <w:bCs/>
-          <w:sz w:val="24"/>
-          <w:szCs w:val="24"/>
-          <w:lang w:eastAsia="en-IN"/>
-        </w:rPr>
-      </w:pPr>
-      <w:r>
-        <w:rPr>
-          <w:rFonts w:eastAsia="Times New Roman" w:cstheme="minorHAnsi"/>
-          <w:b/>
-          <w:bCs/>
-          <w:sz w:val="24"/>
-          <w:szCs w:val="24"/>
+          <w:sz w:val="40"/>
+          <w:szCs w:val="40"/>
+          <w:lang w:eastAsia="en-IN"/>
+        </w:rPr>
+      </w:pPr>
+      <w:r>
+        <w:rPr>
+          <w:rFonts w:eastAsia="Times New Roman" w:cstheme="minorHAnsi"/>
+          <w:b/>
+          <w:bCs/>
+          <w:sz w:val="40"/>
+          <w:szCs w:val="40"/>
           <w:lang w:eastAsia="en-IN"/>
         </w:rPr>
         <w:t>Q32.</w:t>
@@ -877,8 +5523,8 @@
           <w:szCs w:val="24"/>
           <w:lang w:eastAsia="en-IN"/>
         </w:rPr>
-        <w:pict>
-          <v:rect id="_x0000_i1033" style="width:0;height:1.5pt" o:hralign="center" o:hrstd="t" o:hr="t" fillcolor="#a0a0a0" stroked="f"/>
+        <w:pict w14:anchorId="57BEA02E">
+          <v:rect id="_x0000_i1051" style="width:0;height:1.5pt" o:hralign="center" o:hrstd="t" o:hr="t" fillcolor="#a0a0a0" stroked="f"/>
         </w:pict>
       </w:r>
     </w:p>
@@ -984,7 +5630,6 @@
           <w:szCs w:val="24"/>
           <w:lang w:eastAsia="en-IN"/>
         </w:rPr>
-        <w:lastRenderedPageBreak/>
         <w:t>Explanation:</w:t>
       </w:r>
       <w:r>
@@ -1015,8 +5660,8 @@
           <w:szCs w:val="24"/>
           <w:lang w:eastAsia="en-IN"/>
         </w:rPr>
-        <w:pict>
-          <v:rect id="_x0000_i1034" style="width:0;height:1.5pt" o:hralign="center" o:hrstd="t" o:hr="t" fillcolor="#a0a0a0" stroked="f"/>
+        <w:pict w14:anchorId="4713E67E">
+          <v:rect id="_x0000_i1052" style="width:0;height:1.5pt" o:hralign="center" o:hrstd="t" o:hr="t" fillcolor="#a0a0a0" stroked="f"/>
         </w:pict>
       </w:r>
     </w:p>
@@ -1114,8 +5759,8 @@
           <w:szCs w:val="24"/>
           <w:lang w:eastAsia="en-IN"/>
         </w:rPr>
-        <w:pict>
-          <v:rect id="_x0000_i1035" style="width:0;height:1.5pt" o:hralign="center" o:hrstd="t" o:hr="t" fillcolor="#a0a0a0" stroked="f"/>
+        <w:pict w14:anchorId="617E4B2F">
+          <v:rect id="_x0000_i1053" style="width:0;height:1.5pt" o:hralign="center" o:hrstd="t" o:hr="t" fillcolor="#a0a0a0" stroked="f"/>
         </w:pict>
       </w:r>
     </w:p>
@@ -1213,8 +5858,8 @@
           <w:szCs w:val="24"/>
           <w:lang w:eastAsia="en-IN"/>
         </w:rPr>
-        <w:pict>
-          <v:rect id="_x0000_i1036" style="width:0;height:1.5pt" o:hralign="center" o:hrstd="t" o:hr="t" fillcolor="#a0a0a0" stroked="f"/>
+        <w:pict w14:anchorId="45173AFE">
+          <v:rect id="_x0000_i1054" style="width:0;height:1.5pt" o:hralign="center" o:hrstd="t" o:hr="t" fillcolor="#a0a0a0" stroked="f"/>
         </w:pict>
       </w:r>
     </w:p>
@@ -1312,8 +5957,8 @@
           <w:szCs w:val="24"/>
           <w:lang w:eastAsia="en-IN"/>
         </w:rPr>
-        <w:pict>
-          <v:rect id="_x0000_i1037" style="width:0;height:1.5pt" o:hralign="center" o:hrstd="t" o:hr="t" fillcolor="#a0a0a0" stroked="f"/>
+        <w:pict w14:anchorId="273EF1D9">
+          <v:rect id="_x0000_i1055" style="width:0;height:1.5pt" o:hralign="center" o:hrstd="t" o:hr="t" fillcolor="#a0a0a0" stroked="f"/>
         </w:pict>
       </w:r>
     </w:p>
@@ -1411,8 +6056,8 @@
           <w:szCs w:val="24"/>
           <w:lang w:eastAsia="en-IN"/>
         </w:rPr>
-        <w:pict>
-          <v:rect id="_x0000_i1038" style="width:0;height:1.5pt" o:hralign="center" o:hrstd="t" o:hr="t" fillcolor="#a0a0a0" stroked="f"/>
+        <w:pict w14:anchorId="34D0E7ED">
+          <v:rect id="_x0000_i1056" style="width:0;height:1.5pt" o:hralign="center" o:hrstd="t" o:hr="t" fillcolor="#a0a0a0" stroked="f"/>
         </w:pict>
       </w:r>
     </w:p>
@@ -1510,8 +6155,8 @@
           <w:szCs w:val="24"/>
           <w:lang w:eastAsia="en-IN"/>
         </w:rPr>
-        <w:pict>
-          <v:rect id="_x0000_i1039" style="width:0;height:1.5pt" o:hralign="center" o:hrstd="t" o:hr="t" fillcolor="#a0a0a0" stroked="f"/>
+        <w:pict w14:anchorId="4D5E3D9F">
+          <v:rect id="_x0000_i1057" style="width:0;height:1.5pt" o:hralign="center" o:hrstd="t" o:hr="t" fillcolor="#a0a0a0" stroked="f"/>
         </w:pict>
       </w:r>
     </w:p>
@@ -1609,8 +6254,9 @@
           <w:szCs w:val="24"/>
           <w:lang w:eastAsia="en-IN"/>
         </w:rPr>
-        <w:pict>
-          <v:rect id="_x0000_i1040" style="width:0;height:1.5pt" o:hralign="center" o:hrstd="t" o:hr="t" fillcolor="#a0a0a0" stroked="f"/>
+        <w:lastRenderedPageBreak/>
+        <w:pict w14:anchorId="336EE463">
+          <v:rect id="_x0000_i1058" style="width:0;height:1.5pt" o:hralign="center" o:hrstd="t" o:hr="t" fillcolor="#a0a0a0" stroked="f"/>
         </w:pict>
       </w:r>
     </w:p>
@@ -1708,8 +6354,8 @@
           <w:szCs w:val="24"/>
           <w:lang w:eastAsia="en-IN"/>
         </w:rPr>
-        <w:pict>
-          <v:rect id="_x0000_i1041" style="width:0;height:1.5pt" o:hralign="center" o:hrstd="t" o:hr="t" fillcolor="#a0a0a0" stroked="f"/>
+        <w:pict w14:anchorId="403C8BD2">
+          <v:rect id="_x0000_i1059" style="width:0;height:1.5pt" o:hralign="center" o:hrstd="t" o:hr="t" fillcolor="#a0a0a0" stroked="f"/>
         </w:pict>
       </w:r>
     </w:p>
@@ -1807,8 +6453,8 @@
           <w:szCs w:val="24"/>
           <w:lang w:eastAsia="en-IN"/>
         </w:rPr>
-        <w:pict>
-          <v:rect id="_x0000_i1042" style="width:0;height:1.5pt" o:hralign="center" o:hrstd="t" o:hr="t" fillcolor="#a0a0a0" stroked="f"/>
+        <w:pict w14:anchorId="6DCCD9AB">
+          <v:rect id="_x0000_i1060" style="width:0;height:1.5pt" o:hralign="center" o:hrstd="t" o:hr="t" fillcolor="#a0a0a0" stroked="f"/>
         </w:pict>
       </w:r>
     </w:p>
@@ -1906,9 +6552,8 @@
           <w:szCs w:val="24"/>
           <w:lang w:eastAsia="en-IN"/>
         </w:rPr>
-        <w:lastRenderedPageBreak/>
-        <w:pict>
-          <v:rect id="_x0000_i1043" style="width:0;height:1.5pt" o:hralign="center" o:hrstd="t" o:hr="t" fillcolor="#a0a0a0" stroked="f"/>
+        <w:pict w14:anchorId="66C761EA">
+          <v:rect id="_x0000_i1061" style="width:0;height:1.5pt" o:hralign="center" o:hrstd="t" o:hr="t" fillcolor="#a0a0a0" stroked="f"/>
         </w:pict>
       </w:r>
     </w:p>
@@ -2006,8 +6651,8 @@
           <w:szCs w:val="24"/>
           <w:lang w:eastAsia="en-IN"/>
         </w:rPr>
-        <w:pict>
-          <v:rect id="_x0000_i1044" style="width:0;height:1.5pt" o:hralign="center" o:hrstd="t" o:hr="t" fillcolor="#a0a0a0" stroked="f"/>
+        <w:pict w14:anchorId="0A044453">
+          <v:rect id="_x0000_i1062" style="width:0;height:1.5pt" o:hralign="center" o:hrstd="t" o:hr="t" fillcolor="#a0a0a0" stroked="f"/>
         </w:pict>
       </w:r>
     </w:p>
@@ -2105,8 +6750,8 @@
           <w:szCs w:val="24"/>
           <w:lang w:eastAsia="en-IN"/>
         </w:rPr>
-        <w:pict>
-          <v:rect id="_x0000_i1045" style="width:0;height:1.5pt" o:hralign="center" o:hrstd="t" o:hr="t" fillcolor="#a0a0a0" stroked="f"/>
+        <w:pict w14:anchorId="60BDD05C">
+          <v:rect id="_x0000_i1063" style="width:0;height:1.5pt" o:hralign="center" o:hrstd="t" o:hr="t" fillcolor="#a0a0a0" stroked="f"/>
         </w:pict>
       </w:r>
     </w:p>
@@ -2204,8 +6849,8 @@
           <w:szCs w:val="24"/>
           <w:lang w:eastAsia="en-IN"/>
         </w:rPr>
-        <w:pict>
-          <v:rect id="_x0000_i1046" style="width:0;height:1.5pt" o:hralign="center" o:hrstd="t" o:hr="t" fillcolor="#a0a0a0" stroked="f"/>
+        <w:pict w14:anchorId="6CEF39B4">
+          <v:rect id="_x0000_i1064" style="width:0;height:1.5pt" o:hralign="center" o:hrstd="t" o:hr="t" fillcolor="#a0a0a0" stroked="f"/>
         </w:pict>
       </w:r>
     </w:p>
@@ -2303,8 +6948,8 @@
           <w:szCs w:val="24"/>
           <w:lang w:eastAsia="en-IN"/>
         </w:rPr>
-        <w:pict>
-          <v:rect id="_x0000_i1047" style="width:0;height:1.5pt" o:hralign="center" o:hrstd="t" o:hr="t" fillcolor="#a0a0a0" stroked="f"/>
+        <w:pict w14:anchorId="308597E4">
+          <v:rect id="_x0000_i1065" style="width:0;height:1.5pt" o:hralign="center" o:hrstd="t" o:hr="t" fillcolor="#a0a0a0" stroked="f"/>
         </w:pict>
       </w:r>
     </w:p>
@@ -2402,8 +7047,8 @@
           <w:szCs w:val="24"/>
           <w:lang w:eastAsia="en-IN"/>
         </w:rPr>
-        <w:pict>
-          <v:rect id="_x0000_i1048" style="width:0;height:1.5pt" o:hralign="center" o:hrstd="t" o:hr="t" fillcolor="#a0a0a0" stroked="f"/>
+        <w:pict w14:anchorId="1020D614">
+          <v:rect id="_x0000_i1066" style="width:0;height:1.5pt" o:hralign="center" o:hrstd="t" o:hr="t" fillcolor="#a0a0a0" stroked="f"/>
         </w:pict>
       </w:r>
     </w:p>
@@ -2501,8 +7146,8 @@
           <w:szCs w:val="24"/>
           <w:lang w:eastAsia="en-IN"/>
         </w:rPr>
-        <w:pict>
-          <v:rect id="_x0000_i1049" style="width:0;height:1.5pt" o:hralign="center" o:hrstd="t" o:hr="t" fillcolor="#a0a0a0" stroked="f"/>
+        <w:pict w14:anchorId="56C18558">
+          <v:rect id="_x0000_i1067" style="width:0;height:1.5pt" o:hralign="center" o:hrstd="t" o:hr="t" fillcolor="#a0a0a0" stroked="f"/>
         </w:pict>
       </w:r>
     </w:p>
@@ -2548,6 +7193,7 @@
           <w:szCs w:val="24"/>
           <w:lang w:eastAsia="en-IN"/>
         </w:rPr>
+        <w:lastRenderedPageBreak/>
         <w:t>Why does GROUP BY require deterministic expressions?</w:t>
       </w:r>
     </w:p>
@@ -2600,8 +7246,8 @@
           <w:szCs w:val="24"/>
           <w:lang w:eastAsia="en-IN"/>
         </w:rPr>
-        <w:pict>
-          <v:rect id="_x0000_i1050" style="width:0;height:1.5pt" o:hralign="center" o:hrstd="t" o:hr="t" fillcolor="#a0a0a0" stroked="f"/>
+        <w:pict w14:anchorId="59257721">
+          <v:rect id="_x0000_i1068" style="width:0;height:1.5pt" o:hralign="center" o:hrstd="t" o:hr="t" fillcolor="#a0a0a0" stroked="f"/>
         </w:pict>
       </w:r>
     </w:p>
@@ -2688,8 +7334,6 @@
           <w:lang w:val="en-US"/>
         </w:rPr>
       </w:pPr>
-      <w:bookmarkStart w:id="0" w:name="_GoBack"/>
-      <w:bookmarkEnd w:id="0"/>
     </w:p>
     <w:sectPr>
       <w:pgSz w:w="11906" w:h="16838"/>
@@ -2701,8 +7345,1497 @@
 </w:document>
 </file>
 
+<file path=word/numbering.xml><?xml version="1.0" encoding="utf-8"?>
+<w:numbering xmlns:wpc="http://schemas.microsoft.com/office/word/2010/wordprocessingCanvas" xmlns:cx="http://schemas.microsoft.com/office/drawing/2014/chartex" xmlns:cx1="http://schemas.microsoft.com/office/drawing/2015/9/8/chartex" xmlns:cx2="http://schemas.microsoft.com/office/drawing/2015/10/21/chartex" xmlns:cx3="http://schemas.microsoft.com/office/drawing/2016/5/9/chartex" xmlns:cx4="http://schemas.microsoft.com/office/drawing/2016/5/10/chartex" xmlns:cx5="http://schemas.microsoft.com/office/drawing/2016/5/11/chartex" xmlns:cx6="http://schemas.microsoft.com/office/drawing/2016/5/12/chartex" xmlns:cx7="http://schemas.microsoft.com/office/drawing/2016/5/13/chartex" xmlns:cx8="http://schemas.microsoft.com/office/drawing/2016/5/14/chartex" xmlns:mc="http://schemas.openxmlformats.org/markup-compatibility/2006" xmlns:aink="http://schemas.microsoft.com/office/drawing/2016/ink" xmlns:am3d="http://schemas.microsoft.com/office/drawing/2017/model3d" xmlns:o="urn:schemas-microsoft-com:office:office" xmlns:oel="http://schemas.microsoft.com/office/2019/extlst" xmlns:r="http://schemas.openxmlformats.org/officeDocument/2006/relationships" xmlns:m="http://schemas.openxmlformats.org/officeDocument/2006/math" xmlns:v="urn:schemas-microsoft-com:vml" xmlns:wp14="http://schemas.microsoft.com/office/word/2010/wordprocessingDrawing" xmlns:wp="http://schemas.openxmlformats.org/drawingml/2006/wordprocessingDrawing" xmlns:w10="urn:schemas-microsoft-com:office:word" xmlns:w="http://schemas.openxmlformats.org/wordprocessingml/2006/main" xmlns:w14="http://schemas.microsoft.com/office/word/2010/wordml" xmlns:w15="http://schemas.microsoft.com/office/word/2012/wordml" xmlns:w16cex="http://schemas.microsoft.com/office/word/2018/wordml/cex" xmlns:w16cid="http://schemas.microsoft.com/office/word/2016/wordml/cid" xmlns:w16="http://schemas.microsoft.com/office/word/2018/wordml" xmlns:w16sdtdh="http://schemas.microsoft.com/office/word/2020/wordml/sdtdatahash" xmlns:w16se="http://schemas.microsoft.com/office/word/2015/wordml/symex" xmlns:wpg="http://schemas.microsoft.com/office/word/2010/wordprocessingGroup" xmlns:wpi="http://schemas.microsoft.com/office/word/2010/wordprocessingInk" xmlns:wne="http://schemas.microsoft.com/office/word/2006/wordml" xmlns:wps="http://schemas.microsoft.com/office/word/2010/wordprocessingShape" mc:Ignorable="w14 w15 w16se w16cid w16 w16cex w16sdtdh wp14">
+  <w:abstractNum w:abstractNumId="0" w15:restartNumberingAfterBreak="0">
+    <w:nsid w:val="07211F5A"/>
+    <w:multiLevelType w:val="multilevel"/>
+    <w:tmpl w:val="DD907EAC"/>
+    <w:lvl w:ilvl="0">
+      <w:start w:val="1"/>
+      <w:numFmt w:val="bullet"/>
+      <w:lvlText w:val=""/>
+      <w:lvlJc w:val="left"/>
+      <w:pPr>
+        <w:tabs>
+          <w:tab w:val="num" w:pos="720"/>
+        </w:tabs>
+        <w:ind w:left="720" w:hanging="360"/>
+      </w:pPr>
+      <w:rPr>
+        <w:rFonts w:ascii="Symbol" w:hAnsi="Symbol" w:hint="default"/>
+        <w:sz w:val="20"/>
+      </w:rPr>
+    </w:lvl>
+    <w:lvl w:ilvl="1" w:tentative="1">
+      <w:start w:val="1"/>
+      <w:numFmt w:val="bullet"/>
+      <w:lvlText w:val="o"/>
+      <w:lvlJc w:val="left"/>
+      <w:pPr>
+        <w:tabs>
+          <w:tab w:val="num" w:pos="1440"/>
+        </w:tabs>
+        <w:ind w:left="1440" w:hanging="360"/>
+      </w:pPr>
+      <w:rPr>
+        <w:rFonts w:ascii="Courier New" w:hAnsi="Courier New" w:hint="default"/>
+        <w:sz w:val="20"/>
+      </w:rPr>
+    </w:lvl>
+    <w:lvl w:ilvl="2" w:tentative="1">
+      <w:start w:val="1"/>
+      <w:numFmt w:val="bullet"/>
+      <w:lvlText w:val=""/>
+      <w:lvlJc w:val="left"/>
+      <w:pPr>
+        <w:tabs>
+          <w:tab w:val="num" w:pos="2160"/>
+        </w:tabs>
+        <w:ind w:left="2160" w:hanging="360"/>
+      </w:pPr>
+      <w:rPr>
+        <w:rFonts w:ascii="Wingdings" w:hAnsi="Wingdings" w:hint="default"/>
+        <w:sz w:val="20"/>
+      </w:rPr>
+    </w:lvl>
+    <w:lvl w:ilvl="3" w:tentative="1">
+      <w:start w:val="1"/>
+      <w:numFmt w:val="bullet"/>
+      <w:lvlText w:val=""/>
+      <w:lvlJc w:val="left"/>
+      <w:pPr>
+        <w:tabs>
+          <w:tab w:val="num" w:pos="2880"/>
+        </w:tabs>
+        <w:ind w:left="2880" w:hanging="360"/>
+      </w:pPr>
+      <w:rPr>
+        <w:rFonts w:ascii="Wingdings" w:hAnsi="Wingdings" w:hint="default"/>
+        <w:sz w:val="20"/>
+      </w:rPr>
+    </w:lvl>
+    <w:lvl w:ilvl="4" w:tentative="1">
+      <w:start w:val="1"/>
+      <w:numFmt w:val="bullet"/>
+      <w:lvlText w:val=""/>
+      <w:lvlJc w:val="left"/>
+      <w:pPr>
+        <w:tabs>
+          <w:tab w:val="num" w:pos="3600"/>
+        </w:tabs>
+        <w:ind w:left="3600" w:hanging="360"/>
+      </w:pPr>
+      <w:rPr>
+        <w:rFonts w:ascii="Wingdings" w:hAnsi="Wingdings" w:hint="default"/>
+        <w:sz w:val="20"/>
+      </w:rPr>
+    </w:lvl>
+    <w:lvl w:ilvl="5" w:tentative="1">
+      <w:start w:val="1"/>
+      <w:numFmt w:val="bullet"/>
+      <w:lvlText w:val=""/>
+      <w:lvlJc w:val="left"/>
+      <w:pPr>
+        <w:tabs>
+          <w:tab w:val="num" w:pos="4320"/>
+        </w:tabs>
+        <w:ind w:left="4320" w:hanging="360"/>
+      </w:pPr>
+      <w:rPr>
+        <w:rFonts w:ascii="Wingdings" w:hAnsi="Wingdings" w:hint="default"/>
+        <w:sz w:val="20"/>
+      </w:rPr>
+    </w:lvl>
+    <w:lvl w:ilvl="6" w:tentative="1">
+      <w:start w:val="1"/>
+      <w:numFmt w:val="bullet"/>
+      <w:lvlText w:val=""/>
+      <w:lvlJc w:val="left"/>
+      <w:pPr>
+        <w:tabs>
+          <w:tab w:val="num" w:pos="5040"/>
+        </w:tabs>
+        <w:ind w:left="5040" w:hanging="360"/>
+      </w:pPr>
+      <w:rPr>
+        <w:rFonts w:ascii="Wingdings" w:hAnsi="Wingdings" w:hint="default"/>
+        <w:sz w:val="20"/>
+      </w:rPr>
+    </w:lvl>
+    <w:lvl w:ilvl="7" w:tentative="1">
+      <w:start w:val="1"/>
+      <w:numFmt w:val="bullet"/>
+      <w:lvlText w:val=""/>
+      <w:lvlJc w:val="left"/>
+      <w:pPr>
+        <w:tabs>
+          <w:tab w:val="num" w:pos="5760"/>
+        </w:tabs>
+        <w:ind w:left="5760" w:hanging="360"/>
+      </w:pPr>
+      <w:rPr>
+        <w:rFonts w:ascii="Wingdings" w:hAnsi="Wingdings" w:hint="default"/>
+        <w:sz w:val="20"/>
+      </w:rPr>
+    </w:lvl>
+    <w:lvl w:ilvl="8" w:tentative="1">
+      <w:start w:val="1"/>
+      <w:numFmt w:val="bullet"/>
+      <w:lvlText w:val=""/>
+      <w:lvlJc w:val="left"/>
+      <w:pPr>
+        <w:tabs>
+          <w:tab w:val="num" w:pos="6480"/>
+        </w:tabs>
+        <w:ind w:left="6480" w:hanging="360"/>
+      </w:pPr>
+      <w:rPr>
+        <w:rFonts w:ascii="Wingdings" w:hAnsi="Wingdings" w:hint="default"/>
+        <w:sz w:val="20"/>
+      </w:rPr>
+    </w:lvl>
+  </w:abstractNum>
+  <w:abstractNum w:abstractNumId="1" w15:restartNumberingAfterBreak="0">
+    <w:nsid w:val="12120087"/>
+    <w:multiLevelType w:val="multilevel"/>
+    <w:tmpl w:val="E9E45F98"/>
+    <w:lvl w:ilvl="0">
+      <w:start w:val="1"/>
+      <w:numFmt w:val="bullet"/>
+      <w:lvlText w:val=""/>
+      <w:lvlJc w:val="left"/>
+      <w:pPr>
+        <w:tabs>
+          <w:tab w:val="num" w:pos="720"/>
+        </w:tabs>
+        <w:ind w:left="720" w:hanging="360"/>
+      </w:pPr>
+      <w:rPr>
+        <w:rFonts w:ascii="Symbol" w:hAnsi="Symbol" w:hint="default"/>
+        <w:sz w:val="20"/>
+      </w:rPr>
+    </w:lvl>
+    <w:lvl w:ilvl="1" w:tentative="1">
+      <w:start w:val="1"/>
+      <w:numFmt w:val="bullet"/>
+      <w:lvlText w:val="o"/>
+      <w:lvlJc w:val="left"/>
+      <w:pPr>
+        <w:tabs>
+          <w:tab w:val="num" w:pos="1440"/>
+        </w:tabs>
+        <w:ind w:left="1440" w:hanging="360"/>
+      </w:pPr>
+      <w:rPr>
+        <w:rFonts w:ascii="Courier New" w:hAnsi="Courier New" w:hint="default"/>
+        <w:sz w:val="20"/>
+      </w:rPr>
+    </w:lvl>
+    <w:lvl w:ilvl="2" w:tentative="1">
+      <w:start w:val="1"/>
+      <w:numFmt w:val="bullet"/>
+      <w:lvlText w:val=""/>
+      <w:lvlJc w:val="left"/>
+      <w:pPr>
+        <w:tabs>
+          <w:tab w:val="num" w:pos="2160"/>
+        </w:tabs>
+        <w:ind w:left="2160" w:hanging="360"/>
+      </w:pPr>
+      <w:rPr>
+        <w:rFonts w:ascii="Wingdings" w:hAnsi="Wingdings" w:hint="default"/>
+        <w:sz w:val="20"/>
+      </w:rPr>
+    </w:lvl>
+    <w:lvl w:ilvl="3" w:tentative="1">
+      <w:start w:val="1"/>
+      <w:numFmt w:val="bullet"/>
+      <w:lvlText w:val=""/>
+      <w:lvlJc w:val="left"/>
+      <w:pPr>
+        <w:tabs>
+          <w:tab w:val="num" w:pos="2880"/>
+        </w:tabs>
+        <w:ind w:left="2880" w:hanging="360"/>
+      </w:pPr>
+      <w:rPr>
+        <w:rFonts w:ascii="Wingdings" w:hAnsi="Wingdings" w:hint="default"/>
+        <w:sz w:val="20"/>
+      </w:rPr>
+    </w:lvl>
+    <w:lvl w:ilvl="4" w:tentative="1">
+      <w:start w:val="1"/>
+      <w:numFmt w:val="bullet"/>
+      <w:lvlText w:val=""/>
+      <w:lvlJc w:val="left"/>
+      <w:pPr>
+        <w:tabs>
+          <w:tab w:val="num" w:pos="3600"/>
+        </w:tabs>
+        <w:ind w:left="3600" w:hanging="360"/>
+      </w:pPr>
+      <w:rPr>
+        <w:rFonts w:ascii="Wingdings" w:hAnsi="Wingdings" w:hint="default"/>
+        <w:sz w:val="20"/>
+      </w:rPr>
+    </w:lvl>
+    <w:lvl w:ilvl="5" w:tentative="1">
+      <w:start w:val="1"/>
+      <w:numFmt w:val="bullet"/>
+      <w:lvlText w:val=""/>
+      <w:lvlJc w:val="left"/>
+      <w:pPr>
+        <w:tabs>
+          <w:tab w:val="num" w:pos="4320"/>
+        </w:tabs>
+        <w:ind w:left="4320" w:hanging="360"/>
+      </w:pPr>
+      <w:rPr>
+        <w:rFonts w:ascii="Wingdings" w:hAnsi="Wingdings" w:hint="default"/>
+        <w:sz w:val="20"/>
+      </w:rPr>
+    </w:lvl>
+    <w:lvl w:ilvl="6" w:tentative="1">
+      <w:start w:val="1"/>
+      <w:numFmt w:val="bullet"/>
+      <w:lvlText w:val=""/>
+      <w:lvlJc w:val="left"/>
+      <w:pPr>
+        <w:tabs>
+          <w:tab w:val="num" w:pos="5040"/>
+        </w:tabs>
+        <w:ind w:left="5040" w:hanging="360"/>
+      </w:pPr>
+      <w:rPr>
+        <w:rFonts w:ascii="Wingdings" w:hAnsi="Wingdings" w:hint="default"/>
+        <w:sz w:val="20"/>
+      </w:rPr>
+    </w:lvl>
+    <w:lvl w:ilvl="7" w:tentative="1">
+      <w:start w:val="1"/>
+      <w:numFmt w:val="bullet"/>
+      <w:lvlText w:val=""/>
+      <w:lvlJc w:val="left"/>
+      <w:pPr>
+        <w:tabs>
+          <w:tab w:val="num" w:pos="5760"/>
+        </w:tabs>
+        <w:ind w:left="5760" w:hanging="360"/>
+      </w:pPr>
+      <w:rPr>
+        <w:rFonts w:ascii="Wingdings" w:hAnsi="Wingdings" w:hint="default"/>
+        <w:sz w:val="20"/>
+      </w:rPr>
+    </w:lvl>
+    <w:lvl w:ilvl="8" w:tentative="1">
+      <w:start w:val="1"/>
+      <w:numFmt w:val="bullet"/>
+      <w:lvlText w:val=""/>
+      <w:lvlJc w:val="left"/>
+      <w:pPr>
+        <w:tabs>
+          <w:tab w:val="num" w:pos="6480"/>
+        </w:tabs>
+        <w:ind w:left="6480" w:hanging="360"/>
+      </w:pPr>
+      <w:rPr>
+        <w:rFonts w:ascii="Wingdings" w:hAnsi="Wingdings" w:hint="default"/>
+        <w:sz w:val="20"/>
+      </w:rPr>
+    </w:lvl>
+  </w:abstractNum>
+  <w:abstractNum w:abstractNumId="2" w15:restartNumberingAfterBreak="0">
+    <w:nsid w:val="163518C0"/>
+    <w:multiLevelType w:val="multilevel"/>
+    <w:tmpl w:val="5C8016F6"/>
+    <w:lvl w:ilvl="0">
+      <w:start w:val="1"/>
+      <w:numFmt w:val="bullet"/>
+      <w:lvlText w:val=""/>
+      <w:lvlJc w:val="left"/>
+      <w:pPr>
+        <w:tabs>
+          <w:tab w:val="num" w:pos="720"/>
+        </w:tabs>
+        <w:ind w:left="720" w:hanging="360"/>
+      </w:pPr>
+      <w:rPr>
+        <w:rFonts w:ascii="Symbol" w:hAnsi="Symbol" w:hint="default"/>
+        <w:sz w:val="20"/>
+      </w:rPr>
+    </w:lvl>
+    <w:lvl w:ilvl="1" w:tentative="1">
+      <w:start w:val="1"/>
+      <w:numFmt w:val="bullet"/>
+      <w:lvlText w:val="o"/>
+      <w:lvlJc w:val="left"/>
+      <w:pPr>
+        <w:tabs>
+          <w:tab w:val="num" w:pos="1440"/>
+        </w:tabs>
+        <w:ind w:left="1440" w:hanging="360"/>
+      </w:pPr>
+      <w:rPr>
+        <w:rFonts w:ascii="Courier New" w:hAnsi="Courier New" w:hint="default"/>
+        <w:sz w:val="20"/>
+      </w:rPr>
+    </w:lvl>
+    <w:lvl w:ilvl="2" w:tentative="1">
+      <w:start w:val="1"/>
+      <w:numFmt w:val="bullet"/>
+      <w:lvlText w:val=""/>
+      <w:lvlJc w:val="left"/>
+      <w:pPr>
+        <w:tabs>
+          <w:tab w:val="num" w:pos="2160"/>
+        </w:tabs>
+        <w:ind w:left="2160" w:hanging="360"/>
+      </w:pPr>
+      <w:rPr>
+        <w:rFonts w:ascii="Wingdings" w:hAnsi="Wingdings" w:hint="default"/>
+        <w:sz w:val="20"/>
+      </w:rPr>
+    </w:lvl>
+    <w:lvl w:ilvl="3" w:tentative="1">
+      <w:start w:val="1"/>
+      <w:numFmt w:val="bullet"/>
+      <w:lvlText w:val=""/>
+      <w:lvlJc w:val="left"/>
+      <w:pPr>
+        <w:tabs>
+          <w:tab w:val="num" w:pos="2880"/>
+        </w:tabs>
+        <w:ind w:left="2880" w:hanging="360"/>
+      </w:pPr>
+      <w:rPr>
+        <w:rFonts w:ascii="Wingdings" w:hAnsi="Wingdings" w:hint="default"/>
+        <w:sz w:val="20"/>
+      </w:rPr>
+    </w:lvl>
+    <w:lvl w:ilvl="4" w:tentative="1">
+      <w:start w:val="1"/>
+      <w:numFmt w:val="bullet"/>
+      <w:lvlText w:val=""/>
+      <w:lvlJc w:val="left"/>
+      <w:pPr>
+        <w:tabs>
+          <w:tab w:val="num" w:pos="3600"/>
+        </w:tabs>
+        <w:ind w:left="3600" w:hanging="360"/>
+      </w:pPr>
+      <w:rPr>
+        <w:rFonts w:ascii="Wingdings" w:hAnsi="Wingdings" w:hint="default"/>
+        <w:sz w:val="20"/>
+      </w:rPr>
+    </w:lvl>
+    <w:lvl w:ilvl="5" w:tentative="1">
+      <w:start w:val="1"/>
+      <w:numFmt w:val="bullet"/>
+      <w:lvlText w:val=""/>
+      <w:lvlJc w:val="left"/>
+      <w:pPr>
+        <w:tabs>
+          <w:tab w:val="num" w:pos="4320"/>
+        </w:tabs>
+        <w:ind w:left="4320" w:hanging="360"/>
+      </w:pPr>
+      <w:rPr>
+        <w:rFonts w:ascii="Wingdings" w:hAnsi="Wingdings" w:hint="default"/>
+        <w:sz w:val="20"/>
+      </w:rPr>
+    </w:lvl>
+    <w:lvl w:ilvl="6" w:tentative="1">
+      <w:start w:val="1"/>
+      <w:numFmt w:val="bullet"/>
+      <w:lvlText w:val=""/>
+      <w:lvlJc w:val="left"/>
+      <w:pPr>
+        <w:tabs>
+          <w:tab w:val="num" w:pos="5040"/>
+        </w:tabs>
+        <w:ind w:left="5040" w:hanging="360"/>
+      </w:pPr>
+      <w:rPr>
+        <w:rFonts w:ascii="Wingdings" w:hAnsi="Wingdings" w:hint="default"/>
+        <w:sz w:val="20"/>
+      </w:rPr>
+    </w:lvl>
+    <w:lvl w:ilvl="7" w:tentative="1">
+      <w:start w:val="1"/>
+      <w:numFmt w:val="bullet"/>
+      <w:lvlText w:val=""/>
+      <w:lvlJc w:val="left"/>
+      <w:pPr>
+        <w:tabs>
+          <w:tab w:val="num" w:pos="5760"/>
+        </w:tabs>
+        <w:ind w:left="5760" w:hanging="360"/>
+      </w:pPr>
+      <w:rPr>
+        <w:rFonts w:ascii="Wingdings" w:hAnsi="Wingdings" w:hint="default"/>
+        <w:sz w:val="20"/>
+      </w:rPr>
+    </w:lvl>
+    <w:lvl w:ilvl="8" w:tentative="1">
+      <w:start w:val="1"/>
+      <w:numFmt w:val="bullet"/>
+      <w:lvlText w:val=""/>
+      <w:lvlJc w:val="left"/>
+      <w:pPr>
+        <w:tabs>
+          <w:tab w:val="num" w:pos="6480"/>
+        </w:tabs>
+        <w:ind w:left="6480" w:hanging="360"/>
+      </w:pPr>
+      <w:rPr>
+        <w:rFonts w:ascii="Wingdings" w:hAnsi="Wingdings" w:hint="default"/>
+        <w:sz w:val="20"/>
+      </w:rPr>
+    </w:lvl>
+  </w:abstractNum>
+  <w:abstractNum w:abstractNumId="3" w15:restartNumberingAfterBreak="0">
+    <w:nsid w:val="1FB50CA4"/>
+    <w:multiLevelType w:val="multilevel"/>
+    <w:tmpl w:val="3236B1BC"/>
+    <w:lvl w:ilvl="0">
+      <w:start w:val="1"/>
+      <w:numFmt w:val="bullet"/>
+      <w:lvlText w:val=""/>
+      <w:lvlJc w:val="left"/>
+      <w:pPr>
+        <w:tabs>
+          <w:tab w:val="num" w:pos="720"/>
+        </w:tabs>
+        <w:ind w:left="720" w:hanging="360"/>
+      </w:pPr>
+      <w:rPr>
+        <w:rFonts w:ascii="Symbol" w:hAnsi="Symbol" w:hint="default"/>
+        <w:sz w:val="20"/>
+      </w:rPr>
+    </w:lvl>
+    <w:lvl w:ilvl="1" w:tentative="1">
+      <w:start w:val="1"/>
+      <w:numFmt w:val="bullet"/>
+      <w:lvlText w:val="o"/>
+      <w:lvlJc w:val="left"/>
+      <w:pPr>
+        <w:tabs>
+          <w:tab w:val="num" w:pos="1440"/>
+        </w:tabs>
+        <w:ind w:left="1440" w:hanging="360"/>
+      </w:pPr>
+      <w:rPr>
+        <w:rFonts w:ascii="Courier New" w:hAnsi="Courier New" w:hint="default"/>
+        <w:sz w:val="20"/>
+      </w:rPr>
+    </w:lvl>
+    <w:lvl w:ilvl="2" w:tentative="1">
+      <w:start w:val="1"/>
+      <w:numFmt w:val="bullet"/>
+      <w:lvlText w:val=""/>
+      <w:lvlJc w:val="left"/>
+      <w:pPr>
+        <w:tabs>
+          <w:tab w:val="num" w:pos="2160"/>
+        </w:tabs>
+        <w:ind w:left="2160" w:hanging="360"/>
+      </w:pPr>
+      <w:rPr>
+        <w:rFonts w:ascii="Wingdings" w:hAnsi="Wingdings" w:hint="default"/>
+        <w:sz w:val="20"/>
+      </w:rPr>
+    </w:lvl>
+    <w:lvl w:ilvl="3" w:tentative="1">
+      <w:start w:val="1"/>
+      <w:numFmt w:val="bullet"/>
+      <w:lvlText w:val=""/>
+      <w:lvlJc w:val="left"/>
+      <w:pPr>
+        <w:tabs>
+          <w:tab w:val="num" w:pos="2880"/>
+        </w:tabs>
+        <w:ind w:left="2880" w:hanging="360"/>
+      </w:pPr>
+      <w:rPr>
+        <w:rFonts w:ascii="Wingdings" w:hAnsi="Wingdings" w:hint="default"/>
+        <w:sz w:val="20"/>
+      </w:rPr>
+    </w:lvl>
+    <w:lvl w:ilvl="4" w:tentative="1">
+      <w:start w:val="1"/>
+      <w:numFmt w:val="bullet"/>
+      <w:lvlText w:val=""/>
+      <w:lvlJc w:val="left"/>
+      <w:pPr>
+        <w:tabs>
+          <w:tab w:val="num" w:pos="3600"/>
+        </w:tabs>
+        <w:ind w:left="3600" w:hanging="360"/>
+      </w:pPr>
+      <w:rPr>
+        <w:rFonts w:ascii="Wingdings" w:hAnsi="Wingdings" w:hint="default"/>
+        <w:sz w:val="20"/>
+      </w:rPr>
+    </w:lvl>
+    <w:lvl w:ilvl="5" w:tentative="1">
+      <w:start w:val="1"/>
+      <w:numFmt w:val="bullet"/>
+      <w:lvlText w:val=""/>
+      <w:lvlJc w:val="left"/>
+      <w:pPr>
+        <w:tabs>
+          <w:tab w:val="num" w:pos="4320"/>
+        </w:tabs>
+        <w:ind w:left="4320" w:hanging="360"/>
+      </w:pPr>
+      <w:rPr>
+        <w:rFonts w:ascii="Wingdings" w:hAnsi="Wingdings" w:hint="default"/>
+        <w:sz w:val="20"/>
+      </w:rPr>
+    </w:lvl>
+    <w:lvl w:ilvl="6" w:tentative="1">
+      <w:start w:val="1"/>
+      <w:numFmt w:val="bullet"/>
+      <w:lvlText w:val=""/>
+      <w:lvlJc w:val="left"/>
+      <w:pPr>
+        <w:tabs>
+          <w:tab w:val="num" w:pos="5040"/>
+        </w:tabs>
+        <w:ind w:left="5040" w:hanging="360"/>
+      </w:pPr>
+      <w:rPr>
+        <w:rFonts w:ascii="Wingdings" w:hAnsi="Wingdings" w:hint="default"/>
+        <w:sz w:val="20"/>
+      </w:rPr>
+    </w:lvl>
+    <w:lvl w:ilvl="7" w:tentative="1">
+      <w:start w:val="1"/>
+      <w:numFmt w:val="bullet"/>
+      <w:lvlText w:val=""/>
+      <w:lvlJc w:val="left"/>
+      <w:pPr>
+        <w:tabs>
+          <w:tab w:val="num" w:pos="5760"/>
+        </w:tabs>
+        <w:ind w:left="5760" w:hanging="360"/>
+      </w:pPr>
+      <w:rPr>
+        <w:rFonts w:ascii="Wingdings" w:hAnsi="Wingdings" w:hint="default"/>
+        <w:sz w:val="20"/>
+      </w:rPr>
+    </w:lvl>
+    <w:lvl w:ilvl="8" w:tentative="1">
+      <w:start w:val="1"/>
+      <w:numFmt w:val="bullet"/>
+      <w:lvlText w:val=""/>
+      <w:lvlJc w:val="left"/>
+      <w:pPr>
+        <w:tabs>
+          <w:tab w:val="num" w:pos="6480"/>
+        </w:tabs>
+        <w:ind w:left="6480" w:hanging="360"/>
+      </w:pPr>
+      <w:rPr>
+        <w:rFonts w:ascii="Wingdings" w:hAnsi="Wingdings" w:hint="default"/>
+        <w:sz w:val="20"/>
+      </w:rPr>
+    </w:lvl>
+  </w:abstractNum>
+  <w:abstractNum w:abstractNumId="4" w15:restartNumberingAfterBreak="0">
+    <w:nsid w:val="278E22E6"/>
+    <w:multiLevelType w:val="multilevel"/>
+    <w:tmpl w:val="3912F316"/>
+    <w:lvl w:ilvl="0">
+      <w:start w:val="1"/>
+      <w:numFmt w:val="bullet"/>
+      <w:lvlText w:val=""/>
+      <w:lvlJc w:val="left"/>
+      <w:pPr>
+        <w:tabs>
+          <w:tab w:val="num" w:pos="720"/>
+        </w:tabs>
+        <w:ind w:left="720" w:hanging="360"/>
+      </w:pPr>
+      <w:rPr>
+        <w:rFonts w:ascii="Symbol" w:hAnsi="Symbol" w:hint="default"/>
+        <w:sz w:val="20"/>
+      </w:rPr>
+    </w:lvl>
+    <w:lvl w:ilvl="1" w:tentative="1">
+      <w:start w:val="1"/>
+      <w:numFmt w:val="bullet"/>
+      <w:lvlText w:val="o"/>
+      <w:lvlJc w:val="left"/>
+      <w:pPr>
+        <w:tabs>
+          <w:tab w:val="num" w:pos="1440"/>
+        </w:tabs>
+        <w:ind w:left="1440" w:hanging="360"/>
+      </w:pPr>
+      <w:rPr>
+        <w:rFonts w:ascii="Courier New" w:hAnsi="Courier New" w:hint="default"/>
+        <w:sz w:val="20"/>
+      </w:rPr>
+    </w:lvl>
+    <w:lvl w:ilvl="2" w:tentative="1">
+      <w:start w:val="1"/>
+      <w:numFmt w:val="bullet"/>
+      <w:lvlText w:val=""/>
+      <w:lvlJc w:val="left"/>
+      <w:pPr>
+        <w:tabs>
+          <w:tab w:val="num" w:pos="2160"/>
+        </w:tabs>
+        <w:ind w:left="2160" w:hanging="360"/>
+      </w:pPr>
+      <w:rPr>
+        <w:rFonts w:ascii="Wingdings" w:hAnsi="Wingdings" w:hint="default"/>
+        <w:sz w:val="20"/>
+      </w:rPr>
+    </w:lvl>
+    <w:lvl w:ilvl="3" w:tentative="1">
+      <w:start w:val="1"/>
+      <w:numFmt w:val="bullet"/>
+      <w:lvlText w:val=""/>
+      <w:lvlJc w:val="left"/>
+      <w:pPr>
+        <w:tabs>
+          <w:tab w:val="num" w:pos="2880"/>
+        </w:tabs>
+        <w:ind w:left="2880" w:hanging="360"/>
+      </w:pPr>
+      <w:rPr>
+        <w:rFonts w:ascii="Wingdings" w:hAnsi="Wingdings" w:hint="default"/>
+        <w:sz w:val="20"/>
+      </w:rPr>
+    </w:lvl>
+    <w:lvl w:ilvl="4" w:tentative="1">
+      <w:start w:val="1"/>
+      <w:numFmt w:val="bullet"/>
+      <w:lvlText w:val=""/>
+      <w:lvlJc w:val="left"/>
+      <w:pPr>
+        <w:tabs>
+          <w:tab w:val="num" w:pos="3600"/>
+        </w:tabs>
+        <w:ind w:left="3600" w:hanging="360"/>
+      </w:pPr>
+      <w:rPr>
+        <w:rFonts w:ascii="Wingdings" w:hAnsi="Wingdings" w:hint="default"/>
+        <w:sz w:val="20"/>
+      </w:rPr>
+    </w:lvl>
+    <w:lvl w:ilvl="5" w:tentative="1">
+      <w:start w:val="1"/>
+      <w:numFmt w:val="bullet"/>
+      <w:lvlText w:val=""/>
+      <w:lvlJc w:val="left"/>
+      <w:pPr>
+        <w:tabs>
+          <w:tab w:val="num" w:pos="4320"/>
+        </w:tabs>
+        <w:ind w:left="4320" w:hanging="360"/>
+      </w:pPr>
+      <w:rPr>
+        <w:rFonts w:ascii="Wingdings" w:hAnsi="Wingdings" w:hint="default"/>
+        <w:sz w:val="20"/>
+      </w:rPr>
+    </w:lvl>
+    <w:lvl w:ilvl="6" w:tentative="1">
+      <w:start w:val="1"/>
+      <w:numFmt w:val="bullet"/>
+      <w:lvlText w:val=""/>
+      <w:lvlJc w:val="left"/>
+      <w:pPr>
+        <w:tabs>
+          <w:tab w:val="num" w:pos="5040"/>
+        </w:tabs>
+        <w:ind w:left="5040" w:hanging="360"/>
+      </w:pPr>
+      <w:rPr>
+        <w:rFonts w:ascii="Wingdings" w:hAnsi="Wingdings" w:hint="default"/>
+        <w:sz w:val="20"/>
+      </w:rPr>
+    </w:lvl>
+    <w:lvl w:ilvl="7" w:tentative="1">
+      <w:start w:val="1"/>
+      <w:numFmt w:val="bullet"/>
+      <w:lvlText w:val=""/>
+      <w:lvlJc w:val="left"/>
+      <w:pPr>
+        <w:tabs>
+          <w:tab w:val="num" w:pos="5760"/>
+        </w:tabs>
+        <w:ind w:left="5760" w:hanging="360"/>
+      </w:pPr>
+      <w:rPr>
+        <w:rFonts w:ascii="Wingdings" w:hAnsi="Wingdings" w:hint="default"/>
+        <w:sz w:val="20"/>
+      </w:rPr>
+    </w:lvl>
+    <w:lvl w:ilvl="8" w:tentative="1">
+      <w:start w:val="1"/>
+      <w:numFmt w:val="bullet"/>
+      <w:lvlText w:val=""/>
+      <w:lvlJc w:val="left"/>
+      <w:pPr>
+        <w:tabs>
+          <w:tab w:val="num" w:pos="6480"/>
+        </w:tabs>
+        <w:ind w:left="6480" w:hanging="360"/>
+      </w:pPr>
+      <w:rPr>
+        <w:rFonts w:ascii="Wingdings" w:hAnsi="Wingdings" w:hint="default"/>
+        <w:sz w:val="20"/>
+      </w:rPr>
+    </w:lvl>
+  </w:abstractNum>
+  <w:abstractNum w:abstractNumId="5" w15:restartNumberingAfterBreak="0">
+    <w:nsid w:val="37962FBD"/>
+    <w:multiLevelType w:val="multilevel"/>
+    <w:tmpl w:val="62CC920E"/>
+    <w:lvl w:ilvl="0">
+      <w:start w:val="1"/>
+      <w:numFmt w:val="decimal"/>
+      <w:lvlText w:val="%1."/>
+      <w:lvlJc w:val="left"/>
+      <w:pPr>
+        <w:tabs>
+          <w:tab w:val="num" w:pos="720"/>
+        </w:tabs>
+        <w:ind w:left="720" w:hanging="360"/>
+      </w:pPr>
+    </w:lvl>
+    <w:lvl w:ilvl="1" w:tentative="1">
+      <w:start w:val="1"/>
+      <w:numFmt w:val="decimal"/>
+      <w:lvlText w:val="%2."/>
+      <w:lvlJc w:val="left"/>
+      <w:pPr>
+        <w:tabs>
+          <w:tab w:val="num" w:pos="1440"/>
+        </w:tabs>
+        <w:ind w:left="1440" w:hanging="360"/>
+      </w:pPr>
+    </w:lvl>
+    <w:lvl w:ilvl="2" w:tentative="1">
+      <w:start w:val="1"/>
+      <w:numFmt w:val="decimal"/>
+      <w:lvlText w:val="%3."/>
+      <w:lvlJc w:val="left"/>
+      <w:pPr>
+        <w:tabs>
+          <w:tab w:val="num" w:pos="2160"/>
+        </w:tabs>
+        <w:ind w:left="2160" w:hanging="360"/>
+      </w:pPr>
+    </w:lvl>
+    <w:lvl w:ilvl="3" w:tentative="1">
+      <w:start w:val="1"/>
+      <w:numFmt w:val="decimal"/>
+      <w:lvlText w:val="%4."/>
+      <w:lvlJc w:val="left"/>
+      <w:pPr>
+        <w:tabs>
+          <w:tab w:val="num" w:pos="2880"/>
+        </w:tabs>
+        <w:ind w:left="2880" w:hanging="360"/>
+      </w:pPr>
+    </w:lvl>
+    <w:lvl w:ilvl="4" w:tentative="1">
+      <w:start w:val="1"/>
+      <w:numFmt w:val="decimal"/>
+      <w:lvlText w:val="%5."/>
+      <w:lvlJc w:val="left"/>
+      <w:pPr>
+        <w:tabs>
+          <w:tab w:val="num" w:pos="3600"/>
+        </w:tabs>
+        <w:ind w:left="3600" w:hanging="360"/>
+      </w:pPr>
+    </w:lvl>
+    <w:lvl w:ilvl="5" w:tentative="1">
+      <w:start w:val="1"/>
+      <w:numFmt w:val="decimal"/>
+      <w:lvlText w:val="%6."/>
+      <w:lvlJc w:val="left"/>
+      <w:pPr>
+        <w:tabs>
+          <w:tab w:val="num" w:pos="4320"/>
+        </w:tabs>
+        <w:ind w:left="4320" w:hanging="360"/>
+      </w:pPr>
+    </w:lvl>
+    <w:lvl w:ilvl="6" w:tentative="1">
+      <w:start w:val="1"/>
+      <w:numFmt w:val="decimal"/>
+      <w:lvlText w:val="%7."/>
+      <w:lvlJc w:val="left"/>
+      <w:pPr>
+        <w:tabs>
+          <w:tab w:val="num" w:pos="5040"/>
+        </w:tabs>
+        <w:ind w:left="5040" w:hanging="360"/>
+      </w:pPr>
+    </w:lvl>
+    <w:lvl w:ilvl="7" w:tentative="1">
+      <w:start w:val="1"/>
+      <w:numFmt w:val="decimal"/>
+      <w:lvlText w:val="%8."/>
+      <w:lvlJc w:val="left"/>
+      <w:pPr>
+        <w:tabs>
+          <w:tab w:val="num" w:pos="5760"/>
+        </w:tabs>
+        <w:ind w:left="5760" w:hanging="360"/>
+      </w:pPr>
+    </w:lvl>
+    <w:lvl w:ilvl="8" w:tentative="1">
+      <w:start w:val="1"/>
+      <w:numFmt w:val="decimal"/>
+      <w:lvlText w:val="%9."/>
+      <w:lvlJc w:val="left"/>
+      <w:pPr>
+        <w:tabs>
+          <w:tab w:val="num" w:pos="6480"/>
+        </w:tabs>
+        <w:ind w:left="6480" w:hanging="360"/>
+      </w:pPr>
+    </w:lvl>
+  </w:abstractNum>
+  <w:abstractNum w:abstractNumId="6" w15:restartNumberingAfterBreak="0">
+    <w:nsid w:val="3C8736A7"/>
+    <w:multiLevelType w:val="multilevel"/>
+    <w:tmpl w:val="ABB237C4"/>
+    <w:lvl w:ilvl="0">
+      <w:start w:val="1"/>
+      <w:numFmt w:val="bullet"/>
+      <w:lvlText w:val=""/>
+      <w:lvlJc w:val="left"/>
+      <w:pPr>
+        <w:tabs>
+          <w:tab w:val="num" w:pos="720"/>
+        </w:tabs>
+        <w:ind w:left="720" w:hanging="360"/>
+      </w:pPr>
+      <w:rPr>
+        <w:rFonts w:ascii="Symbol" w:hAnsi="Symbol" w:hint="default"/>
+        <w:sz w:val="20"/>
+      </w:rPr>
+    </w:lvl>
+    <w:lvl w:ilvl="1" w:tentative="1">
+      <w:start w:val="1"/>
+      <w:numFmt w:val="bullet"/>
+      <w:lvlText w:val="o"/>
+      <w:lvlJc w:val="left"/>
+      <w:pPr>
+        <w:tabs>
+          <w:tab w:val="num" w:pos="1440"/>
+        </w:tabs>
+        <w:ind w:left="1440" w:hanging="360"/>
+      </w:pPr>
+      <w:rPr>
+        <w:rFonts w:ascii="Courier New" w:hAnsi="Courier New" w:hint="default"/>
+        <w:sz w:val="20"/>
+      </w:rPr>
+    </w:lvl>
+    <w:lvl w:ilvl="2" w:tentative="1">
+      <w:start w:val="1"/>
+      <w:numFmt w:val="bullet"/>
+      <w:lvlText w:val=""/>
+      <w:lvlJc w:val="left"/>
+      <w:pPr>
+        <w:tabs>
+          <w:tab w:val="num" w:pos="2160"/>
+        </w:tabs>
+        <w:ind w:left="2160" w:hanging="360"/>
+      </w:pPr>
+      <w:rPr>
+        <w:rFonts w:ascii="Wingdings" w:hAnsi="Wingdings" w:hint="default"/>
+        <w:sz w:val="20"/>
+      </w:rPr>
+    </w:lvl>
+    <w:lvl w:ilvl="3" w:tentative="1">
+      <w:start w:val="1"/>
+      <w:numFmt w:val="bullet"/>
+      <w:lvlText w:val=""/>
+      <w:lvlJc w:val="left"/>
+      <w:pPr>
+        <w:tabs>
+          <w:tab w:val="num" w:pos="2880"/>
+        </w:tabs>
+        <w:ind w:left="2880" w:hanging="360"/>
+      </w:pPr>
+      <w:rPr>
+        <w:rFonts w:ascii="Wingdings" w:hAnsi="Wingdings" w:hint="default"/>
+        <w:sz w:val="20"/>
+      </w:rPr>
+    </w:lvl>
+    <w:lvl w:ilvl="4" w:tentative="1">
+      <w:start w:val="1"/>
+      <w:numFmt w:val="bullet"/>
+      <w:lvlText w:val=""/>
+      <w:lvlJc w:val="left"/>
+      <w:pPr>
+        <w:tabs>
+          <w:tab w:val="num" w:pos="3600"/>
+        </w:tabs>
+        <w:ind w:left="3600" w:hanging="360"/>
+      </w:pPr>
+      <w:rPr>
+        <w:rFonts w:ascii="Wingdings" w:hAnsi="Wingdings" w:hint="default"/>
+        <w:sz w:val="20"/>
+      </w:rPr>
+    </w:lvl>
+    <w:lvl w:ilvl="5" w:tentative="1">
+      <w:start w:val="1"/>
+      <w:numFmt w:val="bullet"/>
+      <w:lvlText w:val=""/>
+      <w:lvlJc w:val="left"/>
+      <w:pPr>
+        <w:tabs>
+          <w:tab w:val="num" w:pos="4320"/>
+        </w:tabs>
+        <w:ind w:left="4320" w:hanging="360"/>
+      </w:pPr>
+      <w:rPr>
+        <w:rFonts w:ascii="Wingdings" w:hAnsi="Wingdings" w:hint="default"/>
+        <w:sz w:val="20"/>
+      </w:rPr>
+    </w:lvl>
+    <w:lvl w:ilvl="6" w:tentative="1">
+      <w:start w:val="1"/>
+      <w:numFmt w:val="bullet"/>
+      <w:lvlText w:val=""/>
+      <w:lvlJc w:val="left"/>
+      <w:pPr>
+        <w:tabs>
+          <w:tab w:val="num" w:pos="5040"/>
+        </w:tabs>
+        <w:ind w:left="5040" w:hanging="360"/>
+      </w:pPr>
+      <w:rPr>
+        <w:rFonts w:ascii="Wingdings" w:hAnsi="Wingdings" w:hint="default"/>
+        <w:sz w:val="20"/>
+      </w:rPr>
+    </w:lvl>
+    <w:lvl w:ilvl="7" w:tentative="1">
+      <w:start w:val="1"/>
+      <w:numFmt w:val="bullet"/>
+      <w:lvlText w:val=""/>
+      <w:lvlJc w:val="left"/>
+      <w:pPr>
+        <w:tabs>
+          <w:tab w:val="num" w:pos="5760"/>
+        </w:tabs>
+        <w:ind w:left="5760" w:hanging="360"/>
+      </w:pPr>
+      <w:rPr>
+        <w:rFonts w:ascii="Wingdings" w:hAnsi="Wingdings" w:hint="default"/>
+        <w:sz w:val="20"/>
+      </w:rPr>
+    </w:lvl>
+    <w:lvl w:ilvl="8" w:tentative="1">
+      <w:start w:val="1"/>
+      <w:numFmt w:val="bullet"/>
+      <w:lvlText w:val=""/>
+      <w:lvlJc w:val="left"/>
+      <w:pPr>
+        <w:tabs>
+          <w:tab w:val="num" w:pos="6480"/>
+        </w:tabs>
+        <w:ind w:left="6480" w:hanging="360"/>
+      </w:pPr>
+      <w:rPr>
+        <w:rFonts w:ascii="Wingdings" w:hAnsi="Wingdings" w:hint="default"/>
+        <w:sz w:val="20"/>
+      </w:rPr>
+    </w:lvl>
+  </w:abstractNum>
+  <w:abstractNum w:abstractNumId="7" w15:restartNumberingAfterBreak="0">
+    <w:nsid w:val="3CE00D3B"/>
+    <w:multiLevelType w:val="multilevel"/>
+    <w:tmpl w:val="764C9E9A"/>
+    <w:lvl w:ilvl="0">
+      <w:start w:val="1"/>
+      <w:numFmt w:val="bullet"/>
+      <w:lvlText w:val=""/>
+      <w:lvlJc w:val="left"/>
+      <w:pPr>
+        <w:tabs>
+          <w:tab w:val="num" w:pos="720"/>
+        </w:tabs>
+        <w:ind w:left="720" w:hanging="360"/>
+      </w:pPr>
+      <w:rPr>
+        <w:rFonts w:ascii="Symbol" w:hAnsi="Symbol" w:hint="default"/>
+        <w:sz w:val="20"/>
+      </w:rPr>
+    </w:lvl>
+    <w:lvl w:ilvl="1" w:tentative="1">
+      <w:start w:val="1"/>
+      <w:numFmt w:val="bullet"/>
+      <w:lvlText w:val="o"/>
+      <w:lvlJc w:val="left"/>
+      <w:pPr>
+        <w:tabs>
+          <w:tab w:val="num" w:pos="1440"/>
+        </w:tabs>
+        <w:ind w:left="1440" w:hanging="360"/>
+      </w:pPr>
+      <w:rPr>
+        <w:rFonts w:ascii="Courier New" w:hAnsi="Courier New" w:hint="default"/>
+        <w:sz w:val="20"/>
+      </w:rPr>
+    </w:lvl>
+    <w:lvl w:ilvl="2" w:tentative="1">
+      <w:start w:val="1"/>
+      <w:numFmt w:val="bullet"/>
+      <w:lvlText w:val=""/>
+      <w:lvlJc w:val="left"/>
+      <w:pPr>
+        <w:tabs>
+          <w:tab w:val="num" w:pos="2160"/>
+        </w:tabs>
+        <w:ind w:left="2160" w:hanging="360"/>
+      </w:pPr>
+      <w:rPr>
+        <w:rFonts w:ascii="Wingdings" w:hAnsi="Wingdings" w:hint="default"/>
+        <w:sz w:val="20"/>
+      </w:rPr>
+    </w:lvl>
+    <w:lvl w:ilvl="3" w:tentative="1">
+      <w:start w:val="1"/>
+      <w:numFmt w:val="bullet"/>
+      <w:lvlText w:val=""/>
+      <w:lvlJc w:val="left"/>
+      <w:pPr>
+        <w:tabs>
+          <w:tab w:val="num" w:pos="2880"/>
+        </w:tabs>
+        <w:ind w:left="2880" w:hanging="360"/>
+      </w:pPr>
+      <w:rPr>
+        <w:rFonts w:ascii="Wingdings" w:hAnsi="Wingdings" w:hint="default"/>
+        <w:sz w:val="20"/>
+      </w:rPr>
+    </w:lvl>
+    <w:lvl w:ilvl="4" w:tentative="1">
+      <w:start w:val="1"/>
+      <w:numFmt w:val="bullet"/>
+      <w:lvlText w:val=""/>
+      <w:lvlJc w:val="left"/>
+      <w:pPr>
+        <w:tabs>
+          <w:tab w:val="num" w:pos="3600"/>
+        </w:tabs>
+        <w:ind w:left="3600" w:hanging="360"/>
+      </w:pPr>
+      <w:rPr>
+        <w:rFonts w:ascii="Wingdings" w:hAnsi="Wingdings" w:hint="default"/>
+        <w:sz w:val="20"/>
+      </w:rPr>
+    </w:lvl>
+    <w:lvl w:ilvl="5" w:tentative="1">
+      <w:start w:val="1"/>
+      <w:numFmt w:val="bullet"/>
+      <w:lvlText w:val=""/>
+      <w:lvlJc w:val="left"/>
+      <w:pPr>
+        <w:tabs>
+          <w:tab w:val="num" w:pos="4320"/>
+        </w:tabs>
+        <w:ind w:left="4320" w:hanging="360"/>
+      </w:pPr>
+      <w:rPr>
+        <w:rFonts w:ascii="Wingdings" w:hAnsi="Wingdings" w:hint="default"/>
+        <w:sz w:val="20"/>
+      </w:rPr>
+    </w:lvl>
+    <w:lvl w:ilvl="6" w:tentative="1">
+      <w:start w:val="1"/>
+      <w:numFmt w:val="bullet"/>
+      <w:lvlText w:val=""/>
+      <w:lvlJc w:val="left"/>
+      <w:pPr>
+        <w:tabs>
+          <w:tab w:val="num" w:pos="5040"/>
+        </w:tabs>
+        <w:ind w:left="5040" w:hanging="360"/>
+      </w:pPr>
+      <w:rPr>
+        <w:rFonts w:ascii="Wingdings" w:hAnsi="Wingdings" w:hint="default"/>
+        <w:sz w:val="20"/>
+      </w:rPr>
+    </w:lvl>
+    <w:lvl w:ilvl="7" w:tentative="1">
+      <w:start w:val="1"/>
+      <w:numFmt w:val="bullet"/>
+      <w:lvlText w:val=""/>
+      <w:lvlJc w:val="left"/>
+      <w:pPr>
+        <w:tabs>
+          <w:tab w:val="num" w:pos="5760"/>
+        </w:tabs>
+        <w:ind w:left="5760" w:hanging="360"/>
+      </w:pPr>
+      <w:rPr>
+        <w:rFonts w:ascii="Wingdings" w:hAnsi="Wingdings" w:hint="default"/>
+        <w:sz w:val="20"/>
+      </w:rPr>
+    </w:lvl>
+    <w:lvl w:ilvl="8" w:tentative="1">
+      <w:start w:val="1"/>
+      <w:numFmt w:val="bullet"/>
+      <w:lvlText w:val=""/>
+      <w:lvlJc w:val="left"/>
+      <w:pPr>
+        <w:tabs>
+          <w:tab w:val="num" w:pos="6480"/>
+        </w:tabs>
+        <w:ind w:left="6480" w:hanging="360"/>
+      </w:pPr>
+      <w:rPr>
+        <w:rFonts w:ascii="Wingdings" w:hAnsi="Wingdings" w:hint="default"/>
+        <w:sz w:val="20"/>
+      </w:rPr>
+    </w:lvl>
+  </w:abstractNum>
+  <w:abstractNum w:abstractNumId="8" w15:restartNumberingAfterBreak="0">
+    <w:nsid w:val="69AE7CB6"/>
+    <w:multiLevelType w:val="multilevel"/>
+    <w:tmpl w:val="4FEC8E48"/>
+    <w:lvl w:ilvl="0">
+      <w:start w:val="1"/>
+      <w:numFmt w:val="bullet"/>
+      <w:lvlText w:val=""/>
+      <w:lvlJc w:val="left"/>
+      <w:pPr>
+        <w:tabs>
+          <w:tab w:val="num" w:pos="720"/>
+        </w:tabs>
+        <w:ind w:left="720" w:hanging="360"/>
+      </w:pPr>
+      <w:rPr>
+        <w:rFonts w:ascii="Symbol" w:hAnsi="Symbol" w:hint="default"/>
+        <w:sz w:val="20"/>
+      </w:rPr>
+    </w:lvl>
+    <w:lvl w:ilvl="1" w:tentative="1">
+      <w:start w:val="1"/>
+      <w:numFmt w:val="bullet"/>
+      <w:lvlText w:val="o"/>
+      <w:lvlJc w:val="left"/>
+      <w:pPr>
+        <w:tabs>
+          <w:tab w:val="num" w:pos="1440"/>
+        </w:tabs>
+        <w:ind w:left="1440" w:hanging="360"/>
+      </w:pPr>
+      <w:rPr>
+        <w:rFonts w:ascii="Courier New" w:hAnsi="Courier New" w:hint="default"/>
+        <w:sz w:val="20"/>
+      </w:rPr>
+    </w:lvl>
+    <w:lvl w:ilvl="2" w:tentative="1">
+      <w:start w:val="1"/>
+      <w:numFmt w:val="bullet"/>
+      <w:lvlText w:val=""/>
+      <w:lvlJc w:val="left"/>
+      <w:pPr>
+        <w:tabs>
+          <w:tab w:val="num" w:pos="2160"/>
+        </w:tabs>
+        <w:ind w:left="2160" w:hanging="360"/>
+      </w:pPr>
+      <w:rPr>
+        <w:rFonts w:ascii="Wingdings" w:hAnsi="Wingdings" w:hint="default"/>
+        <w:sz w:val="20"/>
+      </w:rPr>
+    </w:lvl>
+    <w:lvl w:ilvl="3" w:tentative="1">
+      <w:start w:val="1"/>
+      <w:numFmt w:val="bullet"/>
+      <w:lvlText w:val=""/>
+      <w:lvlJc w:val="left"/>
+      <w:pPr>
+        <w:tabs>
+          <w:tab w:val="num" w:pos="2880"/>
+        </w:tabs>
+        <w:ind w:left="2880" w:hanging="360"/>
+      </w:pPr>
+      <w:rPr>
+        <w:rFonts w:ascii="Wingdings" w:hAnsi="Wingdings" w:hint="default"/>
+        <w:sz w:val="20"/>
+      </w:rPr>
+    </w:lvl>
+    <w:lvl w:ilvl="4" w:tentative="1">
+      <w:start w:val="1"/>
+      <w:numFmt w:val="bullet"/>
+      <w:lvlText w:val=""/>
+      <w:lvlJc w:val="left"/>
+      <w:pPr>
+        <w:tabs>
+          <w:tab w:val="num" w:pos="3600"/>
+        </w:tabs>
+        <w:ind w:left="3600" w:hanging="360"/>
+      </w:pPr>
+      <w:rPr>
+        <w:rFonts w:ascii="Wingdings" w:hAnsi="Wingdings" w:hint="default"/>
+        <w:sz w:val="20"/>
+      </w:rPr>
+    </w:lvl>
+    <w:lvl w:ilvl="5" w:tentative="1">
+      <w:start w:val="1"/>
+      <w:numFmt w:val="bullet"/>
+      <w:lvlText w:val=""/>
+      <w:lvlJc w:val="left"/>
+      <w:pPr>
+        <w:tabs>
+          <w:tab w:val="num" w:pos="4320"/>
+        </w:tabs>
+        <w:ind w:left="4320" w:hanging="360"/>
+      </w:pPr>
+      <w:rPr>
+        <w:rFonts w:ascii="Wingdings" w:hAnsi="Wingdings" w:hint="default"/>
+        <w:sz w:val="20"/>
+      </w:rPr>
+    </w:lvl>
+    <w:lvl w:ilvl="6" w:tentative="1">
+      <w:start w:val="1"/>
+      <w:numFmt w:val="bullet"/>
+      <w:lvlText w:val=""/>
+      <w:lvlJc w:val="left"/>
+      <w:pPr>
+        <w:tabs>
+          <w:tab w:val="num" w:pos="5040"/>
+        </w:tabs>
+        <w:ind w:left="5040" w:hanging="360"/>
+      </w:pPr>
+      <w:rPr>
+        <w:rFonts w:ascii="Wingdings" w:hAnsi="Wingdings" w:hint="default"/>
+        <w:sz w:val="20"/>
+      </w:rPr>
+    </w:lvl>
+    <w:lvl w:ilvl="7" w:tentative="1">
+      <w:start w:val="1"/>
+      <w:numFmt w:val="bullet"/>
+      <w:lvlText w:val=""/>
+      <w:lvlJc w:val="left"/>
+      <w:pPr>
+        <w:tabs>
+          <w:tab w:val="num" w:pos="5760"/>
+        </w:tabs>
+        <w:ind w:left="5760" w:hanging="360"/>
+      </w:pPr>
+      <w:rPr>
+        <w:rFonts w:ascii="Wingdings" w:hAnsi="Wingdings" w:hint="default"/>
+        <w:sz w:val="20"/>
+      </w:rPr>
+    </w:lvl>
+    <w:lvl w:ilvl="8" w:tentative="1">
+      <w:start w:val="1"/>
+      <w:numFmt w:val="bullet"/>
+      <w:lvlText w:val=""/>
+      <w:lvlJc w:val="left"/>
+      <w:pPr>
+        <w:tabs>
+          <w:tab w:val="num" w:pos="6480"/>
+        </w:tabs>
+        <w:ind w:left="6480" w:hanging="360"/>
+      </w:pPr>
+      <w:rPr>
+        <w:rFonts w:ascii="Wingdings" w:hAnsi="Wingdings" w:hint="default"/>
+        <w:sz w:val="20"/>
+      </w:rPr>
+    </w:lvl>
+  </w:abstractNum>
+  <w:abstractNum w:abstractNumId="9" w15:restartNumberingAfterBreak="0">
+    <w:nsid w:val="6F956AF3"/>
+    <w:multiLevelType w:val="multilevel"/>
+    <w:tmpl w:val="7826C512"/>
+    <w:lvl w:ilvl="0">
+      <w:start w:val="1"/>
+      <w:numFmt w:val="bullet"/>
+      <w:lvlText w:val=""/>
+      <w:lvlJc w:val="left"/>
+      <w:pPr>
+        <w:tabs>
+          <w:tab w:val="num" w:pos="720"/>
+        </w:tabs>
+        <w:ind w:left="720" w:hanging="360"/>
+      </w:pPr>
+      <w:rPr>
+        <w:rFonts w:ascii="Symbol" w:hAnsi="Symbol" w:hint="default"/>
+        <w:sz w:val="20"/>
+      </w:rPr>
+    </w:lvl>
+    <w:lvl w:ilvl="1" w:tentative="1">
+      <w:start w:val="1"/>
+      <w:numFmt w:val="bullet"/>
+      <w:lvlText w:val="o"/>
+      <w:lvlJc w:val="left"/>
+      <w:pPr>
+        <w:tabs>
+          <w:tab w:val="num" w:pos="1440"/>
+        </w:tabs>
+        <w:ind w:left="1440" w:hanging="360"/>
+      </w:pPr>
+      <w:rPr>
+        <w:rFonts w:ascii="Courier New" w:hAnsi="Courier New" w:hint="default"/>
+        <w:sz w:val="20"/>
+      </w:rPr>
+    </w:lvl>
+    <w:lvl w:ilvl="2" w:tentative="1">
+      <w:start w:val="1"/>
+      <w:numFmt w:val="bullet"/>
+      <w:lvlText w:val=""/>
+      <w:lvlJc w:val="left"/>
+      <w:pPr>
+        <w:tabs>
+          <w:tab w:val="num" w:pos="2160"/>
+        </w:tabs>
+        <w:ind w:left="2160" w:hanging="360"/>
+      </w:pPr>
+      <w:rPr>
+        <w:rFonts w:ascii="Wingdings" w:hAnsi="Wingdings" w:hint="default"/>
+        <w:sz w:val="20"/>
+      </w:rPr>
+    </w:lvl>
+    <w:lvl w:ilvl="3" w:tentative="1">
+      <w:start w:val="1"/>
+      <w:numFmt w:val="bullet"/>
+      <w:lvlText w:val=""/>
+      <w:lvlJc w:val="left"/>
+      <w:pPr>
+        <w:tabs>
+          <w:tab w:val="num" w:pos="2880"/>
+        </w:tabs>
+        <w:ind w:left="2880" w:hanging="360"/>
+      </w:pPr>
+      <w:rPr>
+        <w:rFonts w:ascii="Wingdings" w:hAnsi="Wingdings" w:hint="default"/>
+        <w:sz w:val="20"/>
+      </w:rPr>
+    </w:lvl>
+    <w:lvl w:ilvl="4" w:tentative="1">
+      <w:start w:val="1"/>
+      <w:numFmt w:val="bullet"/>
+      <w:lvlText w:val=""/>
+      <w:lvlJc w:val="left"/>
+      <w:pPr>
+        <w:tabs>
+          <w:tab w:val="num" w:pos="3600"/>
+        </w:tabs>
+        <w:ind w:left="3600" w:hanging="360"/>
+      </w:pPr>
+      <w:rPr>
+        <w:rFonts w:ascii="Wingdings" w:hAnsi="Wingdings" w:hint="default"/>
+        <w:sz w:val="20"/>
+      </w:rPr>
+    </w:lvl>
+    <w:lvl w:ilvl="5" w:tentative="1">
+      <w:start w:val="1"/>
+      <w:numFmt w:val="bullet"/>
+      <w:lvlText w:val=""/>
+      <w:lvlJc w:val="left"/>
+      <w:pPr>
+        <w:tabs>
+          <w:tab w:val="num" w:pos="4320"/>
+        </w:tabs>
+        <w:ind w:left="4320" w:hanging="360"/>
+      </w:pPr>
+      <w:rPr>
+        <w:rFonts w:ascii="Wingdings" w:hAnsi="Wingdings" w:hint="default"/>
+        <w:sz w:val="20"/>
+      </w:rPr>
+    </w:lvl>
+    <w:lvl w:ilvl="6" w:tentative="1">
+      <w:start w:val="1"/>
+      <w:numFmt w:val="bullet"/>
+      <w:lvlText w:val=""/>
+      <w:lvlJc w:val="left"/>
+      <w:pPr>
+        <w:tabs>
+          <w:tab w:val="num" w:pos="5040"/>
+        </w:tabs>
+        <w:ind w:left="5040" w:hanging="360"/>
+      </w:pPr>
+      <w:rPr>
+        <w:rFonts w:ascii="Wingdings" w:hAnsi="Wingdings" w:hint="default"/>
+        <w:sz w:val="20"/>
+      </w:rPr>
+    </w:lvl>
+    <w:lvl w:ilvl="7" w:tentative="1">
+      <w:start w:val="1"/>
+      <w:numFmt w:val="bullet"/>
+      <w:lvlText w:val=""/>
+      <w:lvlJc w:val="left"/>
+      <w:pPr>
+        <w:tabs>
+          <w:tab w:val="num" w:pos="5760"/>
+        </w:tabs>
+        <w:ind w:left="5760" w:hanging="360"/>
+      </w:pPr>
+      <w:rPr>
+        <w:rFonts w:ascii="Wingdings" w:hAnsi="Wingdings" w:hint="default"/>
+        <w:sz w:val="20"/>
+      </w:rPr>
+    </w:lvl>
+    <w:lvl w:ilvl="8" w:tentative="1">
+      <w:start w:val="1"/>
+      <w:numFmt w:val="bullet"/>
+      <w:lvlText w:val=""/>
+      <w:lvlJc w:val="left"/>
+      <w:pPr>
+        <w:tabs>
+          <w:tab w:val="num" w:pos="6480"/>
+        </w:tabs>
+        <w:ind w:left="6480" w:hanging="360"/>
+      </w:pPr>
+      <w:rPr>
+        <w:rFonts w:ascii="Wingdings" w:hAnsi="Wingdings" w:hint="default"/>
+        <w:sz w:val="20"/>
+      </w:rPr>
+    </w:lvl>
+  </w:abstractNum>
+  <w:num w:numId="1" w16cid:durableId="1620719209">
+    <w:abstractNumId w:val="5"/>
+  </w:num>
+  <w:num w:numId="2" w16cid:durableId="571084047">
+    <w:abstractNumId w:val="4"/>
+  </w:num>
+  <w:num w:numId="3" w16cid:durableId="2127116582">
+    <w:abstractNumId w:val="3"/>
+  </w:num>
+  <w:num w:numId="4" w16cid:durableId="212079582">
+    <w:abstractNumId w:val="7"/>
+  </w:num>
+  <w:num w:numId="5" w16cid:durableId="284775815">
+    <w:abstractNumId w:val="2"/>
+  </w:num>
+  <w:num w:numId="6" w16cid:durableId="1838809384">
+    <w:abstractNumId w:val="1"/>
+  </w:num>
+  <w:num w:numId="7" w16cid:durableId="2017030605">
+    <w:abstractNumId w:val="8"/>
+  </w:num>
+  <w:num w:numId="8" w16cid:durableId="93014980">
+    <w:abstractNumId w:val="0"/>
+  </w:num>
+  <w:num w:numId="9" w16cid:durableId="1377580866">
+    <w:abstractNumId w:val="6"/>
+  </w:num>
+  <w:num w:numId="10" w16cid:durableId="1626887446">
+    <w:abstractNumId w:val="9"/>
+  </w:num>
+</w:numbering>
+</file>
+
 <file path=word/styles.xml><?xml version="1.0" encoding="utf-8"?>
-<w:styles xmlns:mc="http://schemas.openxmlformats.org/markup-compatibility/2006" xmlns:r="http://schemas.openxmlformats.org/officeDocument/2006/relationships" xmlns:w="http://schemas.openxmlformats.org/wordprocessingml/2006/main" xmlns:w14="http://schemas.microsoft.com/office/word/2010/wordml" mc:Ignorable="w14">
+<w:styles xmlns:mc="http://schemas.openxmlformats.org/markup-compatibility/2006" xmlns:r="http://schemas.openxmlformats.org/officeDocument/2006/relationships" xmlns:w="http://schemas.openxmlformats.org/wordprocessingml/2006/main" xmlns:w14="http://schemas.microsoft.com/office/word/2010/wordml" xmlns:w15="http://schemas.microsoft.com/office/word/2012/wordml" xmlns:w16cex="http://schemas.microsoft.com/office/word/2018/wordml/cex" xmlns:w16cid="http://schemas.microsoft.com/office/word/2016/wordml/cid" xmlns:w16="http://schemas.microsoft.com/office/word/2018/wordml" xmlns:w16sdtdh="http://schemas.microsoft.com/office/word/2020/wordml/sdtdatahash" xmlns:w16se="http://schemas.microsoft.com/office/word/2015/wordml/symex" mc:Ignorable="w14 w15 w16se w16cid w16 w16cex w16sdtdh">
   <w:docDefaults>
     <w:rPrDefault>
       <w:rPr>
@@ -2718,144 +8851,383 @@
       </w:pPr>
     </w:pPrDefault>
   </w:docDefaults>
-  <w:latentStyles w:defLockedState="0" w:defUIPriority="99" w:defSemiHidden="1" w:defUnhideWhenUsed="1" w:defQFormat="0" w:count="267">
-    <w:lsdException w:name="Normal" w:semiHidden="0" w:uiPriority="0" w:unhideWhenUsed="0" w:qFormat="1"/>
-    <w:lsdException w:name="heading 1" w:semiHidden="0" w:uiPriority="9" w:unhideWhenUsed="0" w:qFormat="1"/>
-    <w:lsdException w:name="heading 2" w:uiPriority="9" w:qFormat="1"/>
-    <w:lsdException w:name="heading 3" w:uiPriority="9" w:qFormat="1"/>
-    <w:lsdException w:name="heading 4" w:uiPriority="9" w:qFormat="1"/>
-    <w:lsdException w:name="heading 5" w:uiPriority="9" w:qFormat="1"/>
-    <w:lsdException w:name="heading 6" w:uiPriority="9" w:qFormat="1"/>
-    <w:lsdException w:name="heading 7" w:uiPriority="9" w:qFormat="1"/>
-    <w:lsdException w:name="heading 8" w:uiPriority="9" w:qFormat="1"/>
-    <w:lsdException w:name="heading 9" w:uiPriority="9" w:qFormat="1"/>
-    <w:lsdException w:name="toc 1" w:uiPriority="39"/>
-    <w:lsdException w:name="toc 2" w:uiPriority="39"/>
-    <w:lsdException w:name="toc 3" w:uiPriority="39"/>
-    <w:lsdException w:name="toc 4" w:uiPriority="39"/>
-    <w:lsdException w:name="toc 5" w:uiPriority="39"/>
-    <w:lsdException w:name="toc 6" w:uiPriority="39"/>
-    <w:lsdException w:name="toc 7" w:uiPriority="39"/>
-    <w:lsdException w:name="toc 8" w:uiPriority="39"/>
-    <w:lsdException w:name="toc 9" w:uiPriority="39"/>
-    <w:lsdException w:name="caption" w:uiPriority="35" w:qFormat="1"/>
-    <w:lsdException w:name="Title" w:semiHidden="0" w:uiPriority="10" w:unhideWhenUsed="0" w:qFormat="1"/>
-    <w:lsdException w:name="Default Paragraph Font" w:uiPriority="1"/>
-    <w:lsdException w:name="Subtitle" w:semiHidden="0" w:uiPriority="11" w:unhideWhenUsed="0" w:qFormat="1"/>
-    <w:lsdException w:name="Strong" w:semiHidden="0" w:uiPriority="22" w:unhideWhenUsed="0" w:qFormat="1"/>
-    <w:lsdException w:name="Emphasis" w:semiHidden="0" w:uiPriority="20" w:unhideWhenUsed="0" w:qFormat="1"/>
-    <w:lsdException w:name="Table Grid" w:semiHidden="0" w:uiPriority="59" w:unhideWhenUsed="0"/>
-    <w:lsdException w:name="Placeholder Text" w:unhideWhenUsed="0"/>
-    <w:lsdException w:name="No Spacing" w:semiHidden="0" w:uiPriority="1" w:unhideWhenUsed="0" w:qFormat="1"/>
-    <w:lsdException w:name="Light Shading" w:semiHidden="0" w:uiPriority="60" w:unhideWhenUsed="0"/>
-    <w:lsdException w:name="Light List" w:semiHidden="0" w:uiPriority="61" w:unhideWhenUsed="0"/>
-    <w:lsdException w:name="Light Grid" w:semiHidden="0" w:uiPriority="62" w:unhideWhenUsed="0"/>
-    <w:lsdException w:name="Medium Shading 1" w:semiHidden="0" w:uiPriority="63" w:unhideWhenUsed="0"/>
-    <w:lsdException w:name="Medium Shading 2" w:semiHidden="0" w:uiPriority="64" w:unhideWhenUsed="0"/>
-    <w:lsdException w:name="Medium List 1" w:semiHidden="0" w:uiPriority="65" w:unhideWhenUsed="0"/>
-    <w:lsdException w:name="Medium List 2" w:semiHidden="0" w:uiPriority="66" w:unhideWhenUsed="0"/>
-    <w:lsdException w:name="Medium Grid 1" w:semiHidden="0" w:uiPriority="67" w:unhideWhenUsed="0"/>
-    <w:lsdException w:name="Medium Grid 2" w:semiHidden="0" w:uiPriority="68" w:unhideWhenUsed="0"/>
-    <w:lsdException w:name="Medium Grid 3" w:semiHidden="0" w:uiPriority="69" w:unhideWhenUsed="0"/>
-    <w:lsdException w:name="Dark List" w:semiHidden="0" w:uiPriority="70" w:unhideWhenUsed="0"/>
-    <w:lsdException w:name="Colorful Shading" w:semiHidden="0" w:uiPriority="71" w:unhideWhenUsed="0"/>
-    <w:lsdException w:name="Colorful List" w:semiHidden="0" w:uiPriority="72" w:unhideWhenUsed="0"/>
-    <w:lsdException w:name="Colorful Grid" w:semiHidden="0" w:uiPriority="73" w:unhideWhenUsed="0"/>
-    <w:lsdException w:name="Light Shading Accent 1" w:semiHidden="0" w:uiPriority="60" w:unhideWhenUsed="0"/>
-    <w:lsdException w:name="Light List Accent 1" w:semiHidden="0" w:uiPriority="61" w:unhideWhenUsed="0"/>
-    <w:lsdException w:name="Light Grid Accent 1" w:semiHidden="0" w:uiPriority="62" w:unhideWhenUsed="0"/>
-    <w:lsdException w:name="Medium Shading 1 Accent 1" w:semiHidden="0" w:uiPriority="63" w:unhideWhenUsed="0"/>
-    <w:lsdException w:name="Medium Shading 2 Accent 1" w:semiHidden="0" w:uiPriority="64" w:unhideWhenUsed="0"/>
-    <w:lsdException w:name="Medium List 1 Accent 1" w:semiHidden="0" w:uiPriority="65" w:unhideWhenUsed="0"/>
-    <w:lsdException w:name="Revision" w:unhideWhenUsed="0"/>
-    <w:lsdException w:name="List Paragraph" w:semiHidden="0" w:uiPriority="34" w:unhideWhenUsed="0" w:qFormat="1"/>
-    <w:lsdException w:name="Quote" w:semiHidden="0" w:uiPriority="29" w:unhideWhenUsed="0" w:qFormat="1"/>
-    <w:lsdException w:name="Intense Quote" w:semiHidden="0" w:uiPriority="30" w:unhideWhenUsed="0" w:qFormat="1"/>
-    <w:lsdException w:name="Medium List 2 Accent 1" w:semiHidden="0" w:uiPriority="66" w:unhideWhenUsed="0"/>
-    <w:lsdException w:name="Medium Grid 1 Accent 1" w:semiHidden="0" w:uiPriority="67" w:unhideWhenUsed="0"/>
-    <w:lsdException w:name="Medium Grid 2 Accent 1" w:semiHidden="0" w:uiPriority="68" w:unhideWhenUsed="0"/>
-    <w:lsdException w:name="Medium Grid 3 Accent 1" w:semiHidden="0" w:uiPriority="69" w:unhideWhenUsed="0"/>
-    <w:lsdException w:name="Dark List Accent 1" w:semiHidden="0" w:uiPriority="70" w:unhideWhenUsed="0"/>
-    <w:lsdException w:name="Colorful Shading Accent 1" w:semiHidden="0" w:uiPriority="71" w:unhideWhenUsed="0"/>
-    <w:lsdException w:name="Colorful List Accent 1" w:semiHidden="0" w:uiPriority="72" w:unhideWhenUsed="0"/>
-    <w:lsdException w:name="Colorful Grid Accent 1" w:semiHidden="0" w:uiPriority="73" w:unhideWhenUsed="0"/>
-    <w:lsdException w:name="Light Shading Accent 2" w:semiHidden="0" w:uiPriority="60" w:unhideWhenUsed="0"/>
-    <w:lsdException w:name="Light List Accent 2" w:semiHidden="0" w:uiPriority="61" w:unhideWhenUsed="0"/>
-    <w:lsdException w:name="Light Grid Accent 2" w:semiHidden="0" w:uiPriority="62" w:unhideWhenUsed="0"/>
-    <w:lsdException w:name="Medium Shading 1 Accent 2" w:semiHidden="0" w:uiPriority="63" w:unhideWhenUsed="0"/>
-    <w:lsdException w:name="Medium Shading 2 Accent 2" w:semiHidden="0" w:uiPriority="64" w:unhideWhenUsed="0"/>
-    <w:lsdException w:name="Medium List 1 Accent 2" w:semiHidden="0" w:uiPriority="65" w:unhideWhenUsed="0"/>
-    <w:lsdException w:name="Medium List 2 Accent 2" w:semiHidden="0" w:uiPriority="66" w:unhideWhenUsed="0"/>
-    <w:lsdException w:name="Medium Grid 1 Accent 2" w:semiHidden="0" w:uiPriority="67" w:unhideWhenUsed="0"/>
-    <w:lsdException w:name="Medium Grid 2 Accent 2" w:semiHidden="0" w:uiPriority="68" w:unhideWhenUsed="0"/>
-    <w:lsdException w:name="Medium Grid 3 Accent 2" w:semiHidden="0" w:uiPriority="69" w:unhideWhenUsed="0"/>
-    <w:lsdException w:name="Dark List Accent 2" w:semiHidden="0" w:uiPriority="70" w:unhideWhenUsed="0"/>
-    <w:lsdException w:name="Colorful Shading Accent 2" w:semiHidden="0" w:uiPriority="71" w:unhideWhenUsed="0"/>
-    <w:lsdException w:name="Colorful List Accent 2" w:semiHidden="0" w:uiPriority="72" w:unhideWhenUsed="0"/>
-    <w:lsdException w:name="Colorful Grid Accent 2" w:semiHidden="0" w:uiPriority="73" w:unhideWhenUsed="0"/>
-    <w:lsdException w:name="Light Shading Accent 3" w:semiHidden="0" w:uiPriority="60" w:unhideWhenUsed="0"/>
-    <w:lsdException w:name="Light List Accent 3" w:semiHidden="0" w:uiPriority="61" w:unhideWhenUsed="0"/>
-    <w:lsdException w:name="Light Grid Accent 3" w:semiHidden="0" w:uiPriority="62" w:unhideWhenUsed="0"/>
-    <w:lsdException w:name="Medium Shading 1 Accent 3" w:semiHidden="0" w:uiPriority="63" w:unhideWhenUsed="0"/>
-    <w:lsdException w:name="Medium Shading 2 Accent 3" w:semiHidden="0" w:uiPriority="64" w:unhideWhenUsed="0"/>
-    <w:lsdException w:name="Medium List 1 Accent 3" w:semiHidden="0" w:uiPriority="65" w:unhideWhenUsed="0"/>
-    <w:lsdException w:name="Medium List 2 Accent 3" w:semiHidden="0" w:uiPriority="66" w:unhideWhenUsed="0"/>
-    <w:lsdException w:name="Medium Grid 1 Accent 3" w:semiHidden="0" w:uiPriority="67" w:unhideWhenUsed="0"/>
-    <w:lsdException w:name="Medium Grid 2 Accent 3" w:semiHidden="0" w:uiPriority="68" w:unhideWhenUsed="0"/>
-    <w:lsdException w:name="Medium Grid 3 Accent 3" w:semiHidden="0" w:uiPriority="69" w:unhideWhenUsed="0"/>
-    <w:lsdException w:name="Dark List Accent 3" w:semiHidden="0" w:uiPriority="70" w:unhideWhenUsed="0"/>
-    <w:lsdException w:name="Colorful Shading Accent 3" w:semiHidden="0" w:uiPriority="71" w:unhideWhenUsed="0"/>
-    <w:lsdException w:name="Colorful List Accent 3" w:semiHidden="0" w:uiPriority="72" w:unhideWhenUsed="0"/>
-    <w:lsdException w:name="Colorful Grid Accent 3" w:semiHidden="0" w:uiPriority="73" w:unhideWhenUsed="0"/>
-    <w:lsdException w:name="Light Shading Accent 4" w:semiHidden="0" w:uiPriority="60" w:unhideWhenUsed="0"/>
-    <w:lsdException w:name="Light List Accent 4" w:semiHidden="0" w:uiPriority="61" w:unhideWhenUsed="0"/>
-    <w:lsdException w:name="Light Grid Accent 4" w:semiHidden="0" w:uiPriority="62" w:unhideWhenUsed="0"/>
-    <w:lsdException w:name="Medium Shading 1 Accent 4" w:semiHidden="0" w:uiPriority="63" w:unhideWhenUsed="0"/>
-    <w:lsdException w:name="Medium Shading 2 Accent 4" w:semiHidden="0" w:uiPriority="64" w:unhideWhenUsed="0"/>
-    <w:lsdException w:name="Medium List 1 Accent 4" w:semiHidden="0" w:uiPriority="65" w:unhideWhenUsed="0"/>
-    <w:lsdException w:name="Medium List 2 Accent 4" w:semiHidden="0" w:uiPriority="66" w:unhideWhenUsed="0"/>
-    <w:lsdException w:name="Medium Grid 1 Accent 4" w:semiHidden="0" w:uiPriority="67" w:unhideWhenUsed="0"/>
-    <w:lsdException w:name="Medium Grid 2 Accent 4" w:semiHidden="0" w:uiPriority="68" w:unhideWhenUsed="0"/>
-    <w:lsdException w:name="Medium Grid 3 Accent 4" w:semiHidden="0" w:uiPriority="69" w:unhideWhenUsed="0"/>
-    <w:lsdException w:name="Dark List Accent 4" w:semiHidden="0" w:uiPriority="70" w:unhideWhenUsed="0"/>
-    <w:lsdException w:name="Colorful Shading Accent 4" w:semiHidden="0" w:uiPriority="71" w:unhideWhenUsed="0"/>
-    <w:lsdException w:name="Colorful List Accent 4" w:semiHidden="0" w:uiPriority="72" w:unhideWhenUsed="0"/>
-    <w:lsdException w:name="Colorful Grid Accent 4" w:semiHidden="0" w:uiPriority="73" w:unhideWhenUsed="0"/>
-    <w:lsdException w:name="Light Shading Accent 5" w:semiHidden="0" w:uiPriority="60" w:unhideWhenUsed="0"/>
-    <w:lsdException w:name="Light List Accent 5" w:semiHidden="0" w:uiPriority="61" w:unhideWhenUsed="0"/>
-    <w:lsdException w:name="Light Grid Accent 5" w:semiHidden="0" w:uiPriority="62" w:unhideWhenUsed="0"/>
-    <w:lsdException w:name="Medium Shading 1 Accent 5" w:semiHidden="0" w:uiPriority="63" w:unhideWhenUsed="0"/>
-    <w:lsdException w:name="Medium Shading 2 Accent 5" w:semiHidden="0" w:uiPriority="64" w:unhideWhenUsed="0"/>
-    <w:lsdException w:name="Medium List 1 Accent 5" w:semiHidden="0" w:uiPriority="65" w:unhideWhenUsed="0"/>
-    <w:lsdException w:name="Medium List 2 Accent 5" w:semiHidden="0" w:uiPriority="66" w:unhideWhenUsed="0"/>
-    <w:lsdException w:name="Medium Grid 1 Accent 5" w:semiHidden="0" w:uiPriority="67" w:unhideWhenUsed="0"/>
-    <w:lsdException w:name="Medium Grid 2 Accent 5" w:semiHidden="0" w:uiPriority="68" w:unhideWhenUsed="0"/>
-    <w:lsdException w:name="Medium Grid 3 Accent 5" w:semiHidden="0" w:uiPriority="69" w:unhideWhenUsed="0"/>
-    <w:lsdException w:name="Dark List Accent 5" w:semiHidden="0" w:uiPriority="70" w:unhideWhenUsed="0"/>
-    <w:lsdException w:name="Colorful Shading Accent 5" w:semiHidden="0" w:uiPriority="71" w:unhideWhenUsed="0"/>
-    <w:lsdException w:name="Colorful List Accent 5" w:semiHidden="0" w:uiPriority="72" w:unhideWhenUsed="0"/>
-    <w:lsdException w:name="Colorful Grid Accent 5" w:semiHidden="0" w:uiPriority="73" w:unhideWhenUsed="0"/>
-    <w:lsdException w:name="Light Shading Accent 6" w:semiHidden="0" w:uiPriority="60" w:unhideWhenUsed="0"/>
-    <w:lsdException w:name="Light List Accent 6" w:semiHidden="0" w:uiPriority="61" w:unhideWhenUsed="0"/>
-    <w:lsdException w:name="Light Grid Accent 6" w:semiHidden="0" w:uiPriority="62" w:unhideWhenUsed="0"/>
-    <w:lsdException w:name="Medium Shading 1 Accent 6" w:semiHidden="0" w:uiPriority="63" w:unhideWhenUsed="0"/>
-    <w:lsdException w:name="Medium Shading 2 Accent 6" w:semiHidden="0" w:uiPriority="64" w:unhideWhenUsed="0"/>
-    <w:lsdException w:name="Medium List 1 Accent 6" w:semiHidden="0" w:uiPriority="65" w:unhideWhenUsed="0"/>
-    <w:lsdException w:name="Medium List 2 Accent 6" w:semiHidden="0" w:uiPriority="66" w:unhideWhenUsed="0"/>
-    <w:lsdException w:name="Medium Grid 1 Accent 6" w:semiHidden="0" w:uiPriority="67" w:unhideWhenUsed="0"/>
-    <w:lsdException w:name="Medium Grid 2 Accent 6" w:semiHidden="0" w:uiPriority="68" w:unhideWhenUsed="0"/>
-    <w:lsdException w:name="Medium Grid 3 Accent 6" w:semiHidden="0" w:uiPriority="69" w:unhideWhenUsed="0"/>
-    <w:lsdException w:name="Dark List Accent 6" w:semiHidden="0" w:uiPriority="70" w:unhideWhenUsed="0"/>
-    <w:lsdException w:name="Colorful Shading Accent 6" w:semiHidden="0" w:uiPriority="71" w:unhideWhenUsed="0"/>
-    <w:lsdException w:name="Colorful List Accent 6" w:semiHidden="0" w:uiPriority="72" w:unhideWhenUsed="0"/>
-    <w:lsdException w:name="Colorful Grid Accent 6" w:semiHidden="0" w:uiPriority="73" w:unhideWhenUsed="0"/>
-    <w:lsdException w:name="Subtle Emphasis" w:semiHidden="0" w:uiPriority="19" w:unhideWhenUsed="0" w:qFormat="1"/>
-    <w:lsdException w:name="Intense Emphasis" w:semiHidden="0" w:uiPriority="21" w:unhideWhenUsed="0" w:qFormat="1"/>
-    <w:lsdException w:name="Subtle Reference" w:semiHidden="0" w:uiPriority="31" w:unhideWhenUsed="0" w:qFormat="1"/>
-    <w:lsdException w:name="Intense Reference" w:semiHidden="0" w:uiPriority="32" w:unhideWhenUsed="0" w:qFormat="1"/>
-    <w:lsdException w:name="Book Title" w:semiHidden="0" w:uiPriority="33" w:unhideWhenUsed="0" w:qFormat="1"/>
-    <w:lsdException w:name="Bibliography" w:uiPriority="37"/>
-    <w:lsdException w:name="TOC Heading" w:uiPriority="39" w:qFormat="1"/>
+  <w:latentStyles w:defLockedState="0" w:defUIPriority="99" w:defSemiHidden="0" w:defUnhideWhenUsed="0" w:defQFormat="0" w:count="376">
+    <w:lsdException w:name="Normal" w:uiPriority="0" w:qFormat="1"/>
+    <w:lsdException w:name="heading 1" w:uiPriority="9" w:qFormat="1"/>
+    <w:lsdException w:name="heading 2" w:semiHidden="1" w:uiPriority="9" w:unhideWhenUsed="1" w:qFormat="1"/>
+    <w:lsdException w:name="heading 3" w:semiHidden="1" w:uiPriority="9" w:unhideWhenUsed="1" w:qFormat="1"/>
+    <w:lsdException w:name="heading 4" w:semiHidden="1" w:uiPriority="9" w:unhideWhenUsed="1" w:qFormat="1"/>
+    <w:lsdException w:name="heading 5" w:semiHidden="1" w:uiPriority="9" w:unhideWhenUsed="1" w:qFormat="1"/>
+    <w:lsdException w:name="heading 6" w:semiHidden="1" w:uiPriority="9" w:unhideWhenUsed="1" w:qFormat="1"/>
+    <w:lsdException w:name="heading 7" w:semiHidden="1" w:uiPriority="9" w:unhideWhenUsed="1" w:qFormat="1"/>
+    <w:lsdException w:name="heading 8" w:semiHidden="1" w:uiPriority="9" w:unhideWhenUsed="1" w:qFormat="1"/>
+    <w:lsdException w:name="heading 9" w:semiHidden="1" w:uiPriority="9" w:unhideWhenUsed="1" w:qFormat="1"/>
+    <w:lsdException w:name="index 1" w:semiHidden="1" w:unhideWhenUsed="1"/>
+    <w:lsdException w:name="index 2" w:semiHidden="1" w:unhideWhenUsed="1"/>
+    <w:lsdException w:name="index 3" w:semiHidden="1" w:unhideWhenUsed="1"/>
+    <w:lsdException w:name="index 4" w:semiHidden="1" w:unhideWhenUsed="1"/>
+    <w:lsdException w:name="index 5" w:semiHidden="1" w:unhideWhenUsed="1"/>
+    <w:lsdException w:name="index 6" w:semiHidden="1" w:unhideWhenUsed="1"/>
+    <w:lsdException w:name="index 7" w:semiHidden="1" w:unhideWhenUsed="1"/>
+    <w:lsdException w:name="index 8" w:semiHidden="1" w:unhideWhenUsed="1"/>
+    <w:lsdException w:name="index 9" w:semiHidden="1" w:unhideWhenUsed="1"/>
+    <w:lsdException w:name="toc 1" w:semiHidden="1" w:uiPriority="39" w:unhideWhenUsed="1"/>
+    <w:lsdException w:name="toc 2" w:semiHidden="1" w:uiPriority="39" w:unhideWhenUsed="1"/>
+    <w:lsdException w:name="toc 3" w:semiHidden="1" w:uiPriority="39" w:unhideWhenUsed="1"/>
+    <w:lsdException w:name="toc 4" w:semiHidden="1" w:uiPriority="39" w:unhideWhenUsed="1"/>
+    <w:lsdException w:name="toc 5" w:semiHidden="1" w:uiPriority="39" w:unhideWhenUsed="1"/>
+    <w:lsdException w:name="toc 6" w:semiHidden="1" w:uiPriority="39" w:unhideWhenUsed="1"/>
+    <w:lsdException w:name="toc 7" w:semiHidden="1" w:uiPriority="39" w:unhideWhenUsed="1"/>
+    <w:lsdException w:name="toc 8" w:semiHidden="1" w:uiPriority="39" w:unhideWhenUsed="1"/>
+    <w:lsdException w:name="toc 9" w:semiHidden="1" w:uiPriority="39" w:unhideWhenUsed="1"/>
+    <w:lsdException w:name="Normal Indent" w:semiHidden="1" w:unhideWhenUsed="1"/>
+    <w:lsdException w:name="footnote text" w:semiHidden="1" w:unhideWhenUsed="1"/>
+    <w:lsdException w:name="annotation text" w:semiHidden="1" w:unhideWhenUsed="1"/>
+    <w:lsdException w:name="header" w:semiHidden="1" w:unhideWhenUsed="1"/>
+    <w:lsdException w:name="footer" w:semiHidden="1" w:unhideWhenUsed="1"/>
+    <w:lsdException w:name="index heading" w:semiHidden="1" w:unhideWhenUsed="1"/>
+    <w:lsdException w:name="caption" w:semiHidden="1" w:uiPriority="35" w:unhideWhenUsed="1" w:qFormat="1"/>
+    <w:lsdException w:name="table of figures" w:semiHidden="1" w:unhideWhenUsed="1"/>
+    <w:lsdException w:name="envelope address" w:semiHidden="1" w:unhideWhenUsed="1"/>
+    <w:lsdException w:name="envelope return" w:semiHidden="1" w:unhideWhenUsed="1"/>
+    <w:lsdException w:name="footnote reference" w:semiHidden="1" w:unhideWhenUsed="1"/>
+    <w:lsdException w:name="annotation reference" w:semiHidden="1" w:unhideWhenUsed="1"/>
+    <w:lsdException w:name="line number" w:semiHidden="1" w:unhideWhenUsed="1"/>
+    <w:lsdException w:name="page number" w:semiHidden="1" w:unhideWhenUsed="1"/>
+    <w:lsdException w:name="endnote reference" w:semiHidden="1" w:unhideWhenUsed="1"/>
+    <w:lsdException w:name="endnote text" w:semiHidden="1" w:unhideWhenUsed="1"/>
+    <w:lsdException w:name="table of authorities" w:semiHidden="1" w:unhideWhenUsed="1"/>
+    <w:lsdException w:name="macro" w:semiHidden="1" w:unhideWhenUsed="1"/>
+    <w:lsdException w:name="toa heading" w:semiHidden="1" w:unhideWhenUsed="1"/>
+    <w:lsdException w:name="List" w:semiHidden="1" w:unhideWhenUsed="1"/>
+    <w:lsdException w:name="List Bullet" w:semiHidden="1" w:unhideWhenUsed="1"/>
+    <w:lsdException w:name="List Number" w:semiHidden="1" w:unhideWhenUsed="1"/>
+    <w:lsdException w:name="List 2" w:semiHidden="1" w:unhideWhenUsed="1"/>
+    <w:lsdException w:name="List 3" w:semiHidden="1" w:unhideWhenUsed="1"/>
+    <w:lsdException w:name="List 4" w:semiHidden="1" w:unhideWhenUsed="1"/>
+    <w:lsdException w:name="List 5" w:semiHidden="1" w:unhideWhenUsed="1"/>
+    <w:lsdException w:name="List Bullet 2" w:semiHidden="1" w:unhideWhenUsed="1"/>
+    <w:lsdException w:name="List Bullet 3" w:semiHidden="1" w:unhideWhenUsed="1"/>
+    <w:lsdException w:name="List Bullet 4" w:semiHidden="1" w:unhideWhenUsed="1"/>
+    <w:lsdException w:name="List Bullet 5" w:semiHidden="1" w:unhideWhenUsed="1"/>
+    <w:lsdException w:name="List Number 2" w:semiHidden="1" w:unhideWhenUsed="1"/>
+    <w:lsdException w:name="List Number 3" w:semiHidden="1" w:unhideWhenUsed="1"/>
+    <w:lsdException w:name="List Number 4" w:semiHidden="1" w:unhideWhenUsed="1"/>
+    <w:lsdException w:name="List Number 5" w:semiHidden="1" w:unhideWhenUsed="1"/>
+    <w:lsdException w:name="Title" w:uiPriority="10" w:qFormat="1"/>
+    <w:lsdException w:name="Closing" w:semiHidden="1" w:unhideWhenUsed="1"/>
+    <w:lsdException w:name="Signature" w:semiHidden="1" w:unhideWhenUsed="1"/>
+    <w:lsdException w:name="Default Paragraph Font" w:semiHidden="1" w:uiPriority="1" w:unhideWhenUsed="1"/>
+    <w:lsdException w:name="Body Text" w:semiHidden="1" w:unhideWhenUsed="1"/>
+    <w:lsdException w:name="Body Text Indent" w:semiHidden="1" w:unhideWhenUsed="1"/>
+    <w:lsdException w:name="List Continue" w:semiHidden="1" w:unhideWhenUsed="1"/>
+    <w:lsdException w:name="List Continue 2" w:semiHidden="1" w:unhideWhenUsed="1"/>
+    <w:lsdException w:name="List Continue 3" w:semiHidden="1" w:unhideWhenUsed="1"/>
+    <w:lsdException w:name="List Continue 4" w:semiHidden="1" w:unhideWhenUsed="1"/>
+    <w:lsdException w:name="List Continue 5" w:semiHidden="1" w:unhideWhenUsed="1"/>
+    <w:lsdException w:name="Message Header" w:semiHidden="1" w:unhideWhenUsed="1"/>
+    <w:lsdException w:name="Subtitle" w:uiPriority="11" w:qFormat="1"/>
+    <w:lsdException w:name="Salutation" w:semiHidden="1" w:unhideWhenUsed="1"/>
+    <w:lsdException w:name="Date" w:semiHidden="1" w:unhideWhenUsed="1"/>
+    <w:lsdException w:name="Body Text First Indent" w:semiHidden="1" w:unhideWhenUsed="1"/>
+    <w:lsdException w:name="Body Text First Indent 2" w:semiHidden="1" w:unhideWhenUsed="1"/>
+    <w:lsdException w:name="Note Heading" w:semiHidden="1" w:unhideWhenUsed="1"/>
+    <w:lsdException w:name="Body Text 2" w:semiHidden="1" w:unhideWhenUsed="1"/>
+    <w:lsdException w:name="Body Text 3" w:semiHidden="1" w:unhideWhenUsed="1"/>
+    <w:lsdException w:name="Body Text Indent 2" w:semiHidden="1" w:unhideWhenUsed="1"/>
+    <w:lsdException w:name="Body Text Indent 3" w:semiHidden="1" w:unhideWhenUsed="1"/>
+    <w:lsdException w:name="Block Text" w:semiHidden="1" w:unhideWhenUsed="1"/>
+    <w:lsdException w:name="Hyperlink" w:semiHidden="1" w:unhideWhenUsed="1"/>
+    <w:lsdException w:name="FollowedHyperlink" w:semiHidden="1" w:unhideWhenUsed="1"/>
+    <w:lsdException w:name="Strong" w:uiPriority="22" w:qFormat="1"/>
+    <w:lsdException w:name="Emphasis" w:uiPriority="20" w:qFormat="1"/>
+    <w:lsdException w:name="Document Map" w:semiHidden="1" w:unhideWhenUsed="1"/>
+    <w:lsdException w:name="Plain Text" w:semiHidden="1" w:unhideWhenUsed="1"/>
+    <w:lsdException w:name="E-mail Signature" w:semiHidden="1" w:unhideWhenUsed="1"/>
+    <w:lsdException w:name="HTML Top of Form" w:semiHidden="1" w:unhideWhenUsed="1"/>
+    <w:lsdException w:name="HTML Bottom of Form" w:semiHidden="1" w:unhideWhenUsed="1"/>
+    <w:lsdException w:name="Normal (Web)" w:semiHidden="1" w:unhideWhenUsed="1"/>
+    <w:lsdException w:name="HTML Acronym" w:semiHidden="1" w:unhideWhenUsed="1"/>
+    <w:lsdException w:name="HTML Address" w:semiHidden="1" w:unhideWhenUsed="1"/>
+    <w:lsdException w:name="HTML Cite" w:semiHidden="1" w:unhideWhenUsed="1"/>
+    <w:lsdException w:name="HTML Code" w:semiHidden="1" w:unhideWhenUsed="1"/>
+    <w:lsdException w:name="HTML Definition" w:semiHidden="1" w:unhideWhenUsed="1"/>
+    <w:lsdException w:name="HTML Keyboard" w:semiHidden="1" w:unhideWhenUsed="1"/>
+    <w:lsdException w:name="HTML Preformatted" w:semiHidden="1" w:unhideWhenUsed="1"/>
+    <w:lsdException w:name="HTML Sample" w:semiHidden="1" w:unhideWhenUsed="1"/>
+    <w:lsdException w:name="HTML Typewriter" w:semiHidden="1" w:unhideWhenUsed="1"/>
+    <w:lsdException w:name="HTML Variable" w:semiHidden="1" w:unhideWhenUsed="1"/>
+    <w:lsdException w:name="Normal Table" w:semiHidden="1" w:unhideWhenUsed="1"/>
+    <w:lsdException w:name="annotation subject" w:semiHidden="1" w:unhideWhenUsed="1"/>
+    <w:lsdException w:name="No List" w:semiHidden="1" w:unhideWhenUsed="1"/>
+    <w:lsdException w:name="Outline List 1" w:semiHidden="1" w:unhideWhenUsed="1"/>
+    <w:lsdException w:name="Outline List 2" w:semiHidden="1" w:unhideWhenUsed="1"/>
+    <w:lsdException w:name="Outline List 3" w:semiHidden="1" w:unhideWhenUsed="1"/>
+    <w:lsdException w:name="Table Simple 1" w:semiHidden="1" w:unhideWhenUsed="1"/>
+    <w:lsdException w:name="Table Simple 2" w:semiHidden="1" w:unhideWhenUsed="1"/>
+    <w:lsdException w:name="Table Simple 3" w:semiHidden="1" w:unhideWhenUsed="1"/>
+    <w:lsdException w:name="Table Classic 1" w:semiHidden="1" w:unhideWhenUsed="1"/>
+    <w:lsdException w:name="Table Classic 2" w:semiHidden="1" w:unhideWhenUsed="1"/>
+    <w:lsdException w:name="Table Classic 3" w:semiHidden="1" w:unhideWhenUsed="1"/>
+    <w:lsdException w:name="Table Classic 4" w:semiHidden="1" w:unhideWhenUsed="1"/>
+    <w:lsdException w:name="Table Colorful 1" w:semiHidden="1" w:unhideWhenUsed="1"/>
+    <w:lsdException w:name="Table Colorful 2" w:semiHidden="1" w:unhideWhenUsed="1"/>
+    <w:lsdException w:name="Table Colorful 3" w:semiHidden="1" w:unhideWhenUsed="1"/>
+    <w:lsdException w:name="Table Columns 1" w:semiHidden="1" w:unhideWhenUsed="1"/>
+    <w:lsdException w:name="Table Columns 2" w:semiHidden="1" w:unhideWhenUsed="1"/>
+    <w:lsdException w:name="Table Columns 3" w:semiHidden="1" w:unhideWhenUsed="1"/>
+    <w:lsdException w:name="Table Columns 4" w:semiHidden="1" w:unhideWhenUsed="1"/>
+    <w:lsdException w:name="Table Columns 5" w:semiHidden="1" w:unhideWhenUsed="1"/>
+    <w:lsdException w:name="Table Grid 1" w:semiHidden="1" w:unhideWhenUsed="1"/>
+    <w:lsdException w:name="Table Grid 2" w:semiHidden="1" w:unhideWhenUsed="1"/>
+    <w:lsdException w:name="Table Grid 3" w:semiHidden="1" w:unhideWhenUsed="1"/>
+    <w:lsdException w:name="Table Grid 4" w:semiHidden="1" w:unhideWhenUsed="1"/>
+    <w:lsdException w:name="Table Grid 5" w:semiHidden="1" w:unhideWhenUsed="1"/>
+    <w:lsdException w:name="Table Grid 6" w:semiHidden="1" w:unhideWhenUsed="1"/>
+    <w:lsdException w:name="Table Grid 7" w:semiHidden="1" w:unhideWhenUsed="1"/>
+    <w:lsdException w:name="Table Grid 8" w:semiHidden="1" w:unhideWhenUsed="1"/>
+    <w:lsdException w:name="Table List 1" w:semiHidden="1" w:unhideWhenUsed="1"/>
+    <w:lsdException w:name="Table List 2" w:semiHidden="1" w:unhideWhenUsed="1"/>
+    <w:lsdException w:name="Table List 3" w:semiHidden="1" w:unhideWhenUsed="1"/>
+    <w:lsdException w:name="Table List 4" w:semiHidden="1" w:unhideWhenUsed="1"/>
+    <w:lsdException w:name="Table List 5" w:semiHidden="1" w:unhideWhenUsed="1"/>
+    <w:lsdException w:name="Table List 6" w:semiHidden="1" w:unhideWhenUsed="1"/>
+    <w:lsdException w:name="Table List 7" w:semiHidden="1" w:unhideWhenUsed="1"/>
+    <w:lsdException w:name="Table List 8" w:semiHidden="1" w:unhideWhenUsed="1"/>
+    <w:lsdException w:name="Table 3D effects 1" w:semiHidden="1" w:unhideWhenUsed="1"/>
+    <w:lsdException w:name="Table 3D effects 2" w:semiHidden="1" w:unhideWhenUsed="1"/>
+    <w:lsdException w:name="Table 3D effects 3" w:semiHidden="1" w:unhideWhenUsed="1"/>
+    <w:lsdException w:name="Table Contemporary" w:semiHidden="1" w:unhideWhenUsed="1"/>
+    <w:lsdException w:name="Table Elegant" w:semiHidden="1" w:unhideWhenUsed="1"/>
+    <w:lsdException w:name="Table Professional" w:semiHidden="1" w:unhideWhenUsed="1"/>
+    <w:lsdException w:name="Table Subtle 1" w:semiHidden="1" w:unhideWhenUsed="1"/>
+    <w:lsdException w:name="Table Subtle 2" w:semiHidden="1" w:unhideWhenUsed="1"/>
+    <w:lsdException w:name="Table Web 1" w:semiHidden="1" w:unhideWhenUsed="1"/>
+    <w:lsdException w:name="Table Web 2" w:semiHidden="1" w:unhideWhenUsed="1"/>
+    <w:lsdException w:name="Table Web 3" w:semiHidden="1" w:unhideWhenUsed="1"/>
+    <w:lsdException w:name="Balloon Text" w:semiHidden="1" w:unhideWhenUsed="1"/>
+    <w:lsdException w:name="Table Grid" w:uiPriority="59"/>
+    <w:lsdException w:name="Table Theme" w:semiHidden="1" w:unhideWhenUsed="1"/>
+    <w:lsdException w:name="Placeholder Text" w:semiHidden="1"/>
+    <w:lsdException w:name="No Spacing" w:uiPriority="1" w:qFormat="1"/>
+    <w:lsdException w:name="Light Shading" w:uiPriority="60"/>
+    <w:lsdException w:name="Light List" w:uiPriority="61"/>
+    <w:lsdException w:name="Light Grid" w:uiPriority="62"/>
+    <w:lsdException w:name="Medium Shading 1" w:uiPriority="63"/>
+    <w:lsdException w:name="Medium Shading 2" w:uiPriority="64"/>
+    <w:lsdException w:name="Medium List 1" w:uiPriority="65"/>
+    <w:lsdException w:name="Medium List 2" w:uiPriority="66"/>
+    <w:lsdException w:name="Medium Grid 1" w:uiPriority="67"/>
+    <w:lsdException w:name="Medium Grid 2" w:uiPriority="68"/>
+    <w:lsdException w:name="Medium Grid 3" w:uiPriority="69"/>
+    <w:lsdException w:name="Dark List" w:uiPriority="70"/>
+    <w:lsdException w:name="Colorful Shading" w:uiPriority="71"/>
+    <w:lsdException w:name="Colorful List" w:uiPriority="72"/>
+    <w:lsdException w:name="Colorful Grid" w:uiPriority="73"/>
+    <w:lsdException w:name="Light Shading Accent 1" w:uiPriority="60"/>
+    <w:lsdException w:name="Light List Accent 1" w:uiPriority="61"/>
+    <w:lsdException w:name="Light Grid Accent 1" w:uiPriority="62"/>
+    <w:lsdException w:name="Medium Shading 1 Accent 1" w:uiPriority="63"/>
+    <w:lsdException w:name="Medium Shading 2 Accent 1" w:uiPriority="64"/>
+    <w:lsdException w:name="Medium List 1 Accent 1" w:uiPriority="65"/>
+    <w:lsdException w:name="Revision" w:semiHidden="1"/>
+    <w:lsdException w:name="List Paragraph" w:uiPriority="34" w:qFormat="1"/>
+    <w:lsdException w:name="Quote" w:uiPriority="29" w:qFormat="1"/>
+    <w:lsdException w:name="Intense Quote" w:uiPriority="30" w:qFormat="1"/>
+    <w:lsdException w:name="Medium List 2 Accent 1" w:uiPriority="66"/>
+    <w:lsdException w:name="Medium Grid 1 Accent 1" w:uiPriority="67"/>
+    <w:lsdException w:name="Medium Grid 2 Accent 1" w:uiPriority="68"/>
+    <w:lsdException w:name="Medium Grid 3 Accent 1" w:uiPriority="69"/>
+    <w:lsdException w:name="Dark List Accent 1" w:uiPriority="70"/>
+    <w:lsdException w:name="Colorful Shading Accent 1" w:uiPriority="71"/>
+    <w:lsdException w:name="Colorful List Accent 1" w:uiPriority="72"/>
+    <w:lsdException w:name="Colorful Grid Accent 1" w:uiPriority="73"/>
+    <w:lsdException w:name="Light Shading Accent 2" w:uiPriority="60"/>
+    <w:lsdException w:name="Light List Accent 2" w:uiPriority="61"/>
+    <w:lsdException w:name="Light Grid Accent 2" w:uiPriority="62"/>
+    <w:lsdException w:name="Medium Shading 1 Accent 2" w:uiPriority="63"/>
+    <w:lsdException w:name="Medium Shading 2 Accent 2" w:uiPriority="64"/>
+    <w:lsdException w:name="Medium List 1 Accent 2" w:uiPriority="65"/>
+    <w:lsdException w:name="Medium List 2 Accent 2" w:uiPriority="66"/>
+    <w:lsdException w:name="Medium Grid 1 Accent 2" w:uiPriority="67"/>
+    <w:lsdException w:name="Medium Grid 2 Accent 2" w:uiPriority="68"/>
+    <w:lsdException w:name="Medium Grid 3 Accent 2" w:uiPriority="69"/>
+    <w:lsdException w:name="Dark List Accent 2" w:uiPriority="70"/>
+    <w:lsdException w:name="Colorful Shading Accent 2" w:uiPriority="71"/>
+    <w:lsdException w:name="Colorful List Accent 2" w:uiPriority="72"/>
+    <w:lsdException w:name="Colorful Grid Accent 2" w:uiPriority="73"/>
+    <w:lsdException w:name="Light Shading Accent 3" w:uiPriority="60"/>
+    <w:lsdException w:name="Light List Accent 3" w:uiPriority="61"/>
+    <w:lsdException w:name="Light Grid Accent 3" w:uiPriority="62"/>
+    <w:lsdException w:name="Medium Shading 1 Accent 3" w:uiPriority="63"/>
+    <w:lsdException w:name="Medium Shading 2 Accent 3" w:uiPriority="64"/>
+    <w:lsdException w:name="Medium List 1 Accent 3" w:uiPriority="65"/>
+    <w:lsdException w:name="Medium List 2 Accent 3" w:uiPriority="66"/>
+    <w:lsdException w:name="Medium Grid 1 Accent 3" w:uiPriority="67"/>
+    <w:lsdException w:name="Medium Grid 2 Accent 3" w:uiPriority="68"/>
+    <w:lsdException w:name="Medium Grid 3 Accent 3" w:uiPriority="69"/>
+    <w:lsdException w:name="Dark List Accent 3" w:uiPriority="70"/>
+    <w:lsdException w:name="Colorful Shading Accent 3" w:uiPriority="71"/>
+    <w:lsdException w:name="Colorful List Accent 3" w:uiPriority="72"/>
+    <w:lsdException w:name="Colorful Grid Accent 3" w:uiPriority="73"/>
+    <w:lsdException w:name="Light Shading Accent 4" w:uiPriority="60"/>
+    <w:lsdException w:name="Light List Accent 4" w:uiPriority="61"/>
+    <w:lsdException w:name="Light Grid Accent 4" w:uiPriority="62"/>
+    <w:lsdException w:name="Medium Shading 1 Accent 4" w:uiPriority="63"/>
+    <w:lsdException w:name="Medium Shading 2 Accent 4" w:uiPriority="64"/>
+    <w:lsdException w:name="Medium List 1 Accent 4" w:uiPriority="65"/>
+    <w:lsdException w:name="Medium List 2 Accent 4" w:uiPriority="66"/>
+    <w:lsdException w:name="Medium Grid 1 Accent 4" w:uiPriority="67"/>
+    <w:lsdException w:name="Medium Grid 2 Accent 4" w:uiPriority="68"/>
+    <w:lsdException w:name="Medium Grid 3 Accent 4" w:uiPriority="69"/>
+    <w:lsdException w:name="Dark List Accent 4" w:uiPriority="70"/>
+    <w:lsdException w:name="Colorful Shading Accent 4" w:uiPriority="71"/>
+    <w:lsdException w:name="Colorful List Accent 4" w:uiPriority="72"/>
+    <w:lsdException w:name="Colorful Grid Accent 4" w:uiPriority="73"/>
+    <w:lsdException w:name="Light Shading Accent 5" w:uiPriority="60"/>
+    <w:lsdException w:name="Light List Accent 5" w:uiPriority="61"/>
+    <w:lsdException w:name="Light Grid Accent 5" w:uiPriority="62"/>
+    <w:lsdException w:name="Medium Shading 1 Accent 5" w:uiPriority="63"/>
+    <w:lsdException w:name="Medium Shading 2 Accent 5" w:uiPriority="64"/>
+    <w:lsdException w:name="Medium List 1 Accent 5" w:uiPriority="65"/>
+    <w:lsdException w:name="Medium List 2 Accent 5" w:uiPriority="66"/>
+    <w:lsdException w:name="Medium Grid 1 Accent 5" w:uiPriority="67"/>
+    <w:lsdException w:name="Medium Grid 2 Accent 5" w:uiPriority="68"/>
+    <w:lsdException w:name="Medium Grid 3 Accent 5" w:uiPriority="69"/>
+    <w:lsdException w:name="Dark List Accent 5" w:uiPriority="70"/>
+    <w:lsdException w:name="Colorful Shading Accent 5" w:uiPriority="71"/>
+    <w:lsdException w:name="Colorful List Accent 5" w:uiPriority="72"/>
+    <w:lsdException w:name="Colorful Grid Accent 5" w:uiPriority="73"/>
+    <w:lsdException w:name="Light Shading Accent 6" w:uiPriority="60"/>
+    <w:lsdException w:name="Light List Accent 6" w:uiPriority="61"/>
+    <w:lsdException w:name="Light Grid Accent 6" w:uiPriority="62"/>
+    <w:lsdException w:name="Medium Shading 1 Accent 6" w:uiPriority="63"/>
+    <w:lsdException w:name="Medium Shading 2 Accent 6" w:uiPriority="64"/>
+    <w:lsdException w:name="Medium List 1 Accent 6" w:uiPriority="65"/>
+    <w:lsdException w:name="Medium List 2 Accent 6" w:uiPriority="66"/>
+    <w:lsdException w:name="Medium Grid 1 Accent 6" w:uiPriority="67"/>
+    <w:lsdException w:name="Medium Grid 2 Accent 6" w:uiPriority="68"/>
+    <w:lsdException w:name="Medium Grid 3 Accent 6" w:uiPriority="69"/>
+    <w:lsdException w:name="Dark List Accent 6" w:uiPriority="70"/>
+    <w:lsdException w:name="Colorful Shading Accent 6" w:uiPriority="71"/>
+    <w:lsdException w:name="Colorful List Accent 6" w:uiPriority="72"/>
+    <w:lsdException w:name="Colorful Grid Accent 6" w:uiPriority="73"/>
+    <w:lsdException w:name="Subtle Emphasis" w:uiPriority="19" w:qFormat="1"/>
+    <w:lsdException w:name="Intense Emphasis" w:uiPriority="21" w:qFormat="1"/>
+    <w:lsdException w:name="Subtle Reference" w:uiPriority="31" w:qFormat="1"/>
+    <w:lsdException w:name="Intense Reference" w:uiPriority="32" w:qFormat="1"/>
+    <w:lsdException w:name="Book Title" w:uiPriority="33" w:qFormat="1"/>
+    <w:lsdException w:name="Bibliography" w:semiHidden="1" w:uiPriority="37" w:unhideWhenUsed="1"/>
+    <w:lsdException w:name="TOC Heading" w:semiHidden="1" w:uiPriority="39" w:unhideWhenUsed="1" w:qFormat="1"/>
+    <w:lsdException w:name="Plain Table 1" w:uiPriority="41"/>
+    <w:lsdException w:name="Plain Table 2" w:uiPriority="42"/>
+    <w:lsdException w:name="Plain Table 3" w:uiPriority="43"/>
+    <w:lsdException w:name="Plain Table 4" w:uiPriority="44"/>
+    <w:lsdException w:name="Plain Table 5" w:uiPriority="45"/>
+    <w:lsdException w:name="Grid Table Light" w:uiPriority="40"/>
+    <w:lsdException w:name="Grid Table 1 Light" w:uiPriority="46"/>
+    <w:lsdException w:name="Grid Table 2" w:uiPriority="47"/>
+    <w:lsdException w:name="Grid Table 3" w:uiPriority="48"/>
+    <w:lsdException w:name="Grid Table 4" w:uiPriority="49"/>
+    <w:lsdException w:name="Grid Table 5 Dark" w:uiPriority="50"/>
+    <w:lsdException w:name="Grid Table 6 Colorful" w:uiPriority="51"/>
+    <w:lsdException w:name="Grid Table 7 Colorful" w:uiPriority="52"/>
+    <w:lsdException w:name="Grid Table 1 Light Accent 1" w:uiPriority="46"/>
+    <w:lsdException w:name="Grid Table 2 Accent 1" w:uiPriority="47"/>
+    <w:lsdException w:name="Grid Table 3 Accent 1" w:uiPriority="48"/>
+    <w:lsdException w:name="Grid Table 4 Accent 1" w:uiPriority="49"/>
+    <w:lsdException w:name="Grid Table 5 Dark Accent 1" w:uiPriority="50"/>
+    <w:lsdException w:name="Grid Table 6 Colorful Accent 1" w:uiPriority="51"/>
+    <w:lsdException w:name="Grid Table 7 Colorful Accent 1" w:uiPriority="52"/>
+    <w:lsdException w:name="Grid Table 1 Light Accent 2" w:uiPriority="46"/>
+    <w:lsdException w:name="Grid Table 2 Accent 2" w:uiPriority="47"/>
+    <w:lsdException w:name="Grid Table 3 Accent 2" w:uiPriority="48"/>
+    <w:lsdException w:name="Grid Table 4 Accent 2" w:uiPriority="49"/>
+    <w:lsdException w:name="Grid Table 5 Dark Accent 2" w:uiPriority="50"/>
+    <w:lsdException w:name="Grid Table 6 Colorful Accent 2" w:uiPriority="51"/>
+    <w:lsdException w:name="Grid Table 7 Colorful Accent 2" w:uiPriority="52"/>
+    <w:lsdException w:name="Grid Table 1 Light Accent 3" w:uiPriority="46"/>
+    <w:lsdException w:name="Grid Table 2 Accent 3" w:uiPriority="47"/>
+    <w:lsdException w:name="Grid Table 3 Accent 3" w:uiPriority="48"/>
+    <w:lsdException w:name="Grid Table 4 Accent 3" w:uiPriority="49"/>
+    <w:lsdException w:name="Grid Table 5 Dark Accent 3" w:uiPriority="50"/>
+    <w:lsdException w:name="Grid Table 6 Colorful Accent 3" w:uiPriority="51"/>
+    <w:lsdException w:name="Grid Table 7 Colorful Accent 3" w:uiPriority="52"/>
+    <w:lsdException w:name="Grid Table 1 Light Accent 4" w:uiPriority="46"/>
+    <w:lsdException w:name="Grid Table 2 Accent 4" w:uiPriority="47"/>
+    <w:lsdException w:name="Grid Table 3 Accent 4" w:uiPriority="48"/>
+    <w:lsdException w:name="Grid Table 4 Accent 4" w:uiPriority="49"/>
+    <w:lsdException w:name="Grid Table 5 Dark Accent 4" w:uiPriority="50"/>
+    <w:lsdException w:name="Grid Table 6 Colorful Accent 4" w:uiPriority="51"/>
+    <w:lsdException w:name="Grid Table 7 Colorful Accent 4" w:uiPriority="52"/>
+    <w:lsdException w:name="Grid Table 1 Light Accent 5" w:uiPriority="46"/>
+    <w:lsdException w:name="Grid Table 2 Accent 5" w:uiPriority="47"/>
+    <w:lsdException w:name="Grid Table 3 Accent 5" w:uiPriority="48"/>
+    <w:lsdException w:name="Grid Table 4 Accent 5" w:uiPriority="49"/>
+    <w:lsdException w:name="Grid Table 5 Dark Accent 5" w:uiPriority="50"/>
+    <w:lsdException w:name="Grid Table 6 Colorful Accent 5" w:uiPriority="51"/>
+    <w:lsdException w:name="Grid Table 7 Colorful Accent 5" w:uiPriority="52"/>
+    <w:lsdException w:name="Grid Table 1 Light Accent 6" w:uiPriority="46"/>
+    <w:lsdException w:name="Grid Table 2 Accent 6" w:uiPriority="47"/>
+    <w:lsdException w:name="Grid Table 3 Accent 6" w:uiPriority="48"/>
+    <w:lsdException w:name="Grid Table 4 Accent 6" w:uiPriority="49"/>
+    <w:lsdException w:name="Grid Table 5 Dark Accent 6" w:uiPriority="50"/>
+    <w:lsdException w:name="Grid Table 6 Colorful Accent 6" w:uiPriority="51"/>
+    <w:lsdException w:name="Grid Table 7 Colorful Accent 6" w:uiPriority="52"/>
+    <w:lsdException w:name="List Table 1 Light" w:uiPriority="46"/>
+    <w:lsdException w:name="List Table 2" w:uiPriority="47"/>
+    <w:lsdException w:name="List Table 3" w:uiPriority="48"/>
+    <w:lsdException w:name="List Table 4" w:uiPriority="49"/>
+    <w:lsdException w:name="List Table 5 Dark" w:uiPriority="50"/>
+    <w:lsdException w:name="List Table 6 Colorful" w:uiPriority="51"/>
+    <w:lsdException w:name="List Table 7 Colorful" w:uiPriority="52"/>
+    <w:lsdException w:name="List Table 1 Light Accent 1" w:uiPriority="46"/>
+    <w:lsdException w:name="List Table 2 Accent 1" w:uiPriority="47"/>
+    <w:lsdException w:name="List Table 3 Accent 1" w:uiPriority="48"/>
+    <w:lsdException w:name="List Table 4 Accent 1" w:uiPriority="49"/>
+    <w:lsdException w:name="List Table 5 Dark Accent 1" w:uiPriority="50"/>
+    <w:lsdException w:name="List Table 6 Colorful Accent 1" w:uiPriority="51"/>
+    <w:lsdException w:name="List Table 7 Colorful Accent 1" w:uiPriority="52"/>
+    <w:lsdException w:name="List Table 1 Light Accent 2" w:uiPriority="46"/>
+    <w:lsdException w:name="List Table 2 Accent 2" w:uiPriority="47"/>
+    <w:lsdException w:name="List Table 3 Accent 2" w:uiPriority="48"/>
+    <w:lsdException w:name="List Table 4 Accent 2" w:uiPriority="49"/>
+    <w:lsdException w:name="List Table 5 Dark Accent 2" w:uiPriority="50"/>
+    <w:lsdException w:name="List Table 6 Colorful Accent 2" w:uiPriority="51"/>
+    <w:lsdException w:name="List Table 7 Colorful Accent 2" w:uiPriority="52"/>
+    <w:lsdException w:name="List Table 1 Light Accent 3" w:uiPriority="46"/>
+    <w:lsdException w:name="List Table 2 Accent 3" w:uiPriority="47"/>
+    <w:lsdException w:name="List Table 3 Accent 3" w:uiPriority="48"/>
+    <w:lsdException w:name="List Table 4 Accent 3" w:uiPriority="49"/>
+    <w:lsdException w:name="List Table 5 Dark Accent 3" w:uiPriority="50"/>
+    <w:lsdException w:name="List Table 6 Colorful Accent 3" w:uiPriority="51"/>
+    <w:lsdException w:name="List Table 7 Colorful Accent 3" w:uiPriority="52"/>
+    <w:lsdException w:name="List Table 1 Light Accent 4" w:uiPriority="46"/>
+    <w:lsdException w:name="List Table 2 Accent 4" w:uiPriority="47"/>
+    <w:lsdException w:name="List Table 3 Accent 4" w:uiPriority="48"/>
+    <w:lsdException w:name="List Table 4 Accent 4" w:uiPriority="49"/>
+    <w:lsdException w:name="List Table 5 Dark Accent 4" w:uiPriority="50"/>
+    <w:lsdException w:name="List Table 6 Colorful Accent 4" w:uiPriority="51"/>
+    <w:lsdException w:name="List Table 7 Colorful Accent 4" w:uiPriority="52"/>
+    <w:lsdException w:name="List Table 1 Light Accent 5" w:uiPriority="46"/>
+    <w:lsdException w:name="List Table 2 Accent 5" w:uiPriority="47"/>
+    <w:lsdException w:name="List Table 3 Accent 5" w:uiPriority="48"/>
+    <w:lsdException w:name="List Table 4 Accent 5" w:uiPriority="49"/>
+    <w:lsdException w:name="List Table 5 Dark Accent 5" w:uiPriority="50"/>
+    <w:lsdException w:name="List Table 6 Colorful Accent 5" w:uiPriority="51"/>
+    <w:lsdException w:name="List Table 7 Colorful Accent 5" w:uiPriority="52"/>
+    <w:lsdException w:name="List Table 1 Light Accent 6" w:uiPriority="46"/>
+    <w:lsdException w:name="List Table 2 Accent 6" w:uiPriority="47"/>
+    <w:lsdException w:name="List Table 3 Accent 6" w:uiPriority="48"/>
+    <w:lsdException w:name="List Table 4 Accent 6" w:uiPriority="49"/>
+    <w:lsdException w:name="List Table 5 Dark Accent 6" w:uiPriority="50"/>
+    <w:lsdException w:name="List Table 6 Colorful Accent 6" w:uiPriority="51"/>
+    <w:lsdException w:name="List Table 7 Colorful Accent 6" w:uiPriority="52"/>
+    <w:lsdException w:name="Mention" w:semiHidden="1" w:unhideWhenUsed="1"/>
+    <w:lsdException w:name="Smart Hyperlink" w:semiHidden="1" w:unhideWhenUsed="1"/>
+    <w:lsdException w:name="Hashtag" w:semiHidden="1" w:unhideWhenUsed="1"/>
+    <w:lsdException w:name="Unresolved Mention" w:semiHidden="1" w:unhideWhenUsed="1"/>
+    <w:lsdException w:name="Smart Link" w:semiHidden="1" w:unhideWhenUsed="1"/>
   </w:latentStyles>
   <w:style w:type="paragraph" w:default="1" w:styleId="Normal">
     <w:name w:val="Normal"/>
@@ -2865,7 +9237,6 @@
   <w:style w:type="character" w:default="1" w:styleId="DefaultParagraphFont">
     <w:name w:val="Default Paragraph Font"/>
     <w:uiPriority w:val="1"/>
-    <w:semiHidden/>
     <w:unhideWhenUsed/>
   </w:style>
   <w:style w:type="table" w:default="1" w:styleId="TableNormal">
@@ -2898,7 +9269,6 @@
       <w:spacing w:after="0" w:line="240" w:lineRule="auto"/>
     </w:pPr>
     <w:tblPr>
-      <w:tblInd w:w="0" w:type="dxa"/>
       <w:tblBorders>
         <w:top w:val="single" w:sz="4" w:space="0" w:color="auto"/>
         <w:left w:val="single" w:sz="4" w:space="0" w:color="auto"/>
@@ -2907,229 +9277,6 @@
         <w:insideH w:val="single" w:sz="4" w:space="0" w:color="auto"/>
         <w:insideV w:val="single" w:sz="4" w:space="0" w:color="auto"/>
       </w:tblBorders>
-      <w:tblCellMar>
-        <w:top w:w="0" w:type="dxa"/>
-        <w:left w:w="108" w:type="dxa"/>
-        <w:bottom w:w="0" w:type="dxa"/>
-        <w:right w:w="108" w:type="dxa"/>
-      </w:tblCellMar>
-    </w:tblPr>
-  </w:style>
-</w:styles>
-</file>
-
-<file path=word/stylesWithEffects.xml><?xml version="1.0" encoding="utf-8"?>
-<w:styles xmlns:wpc="http://schemas.microsoft.com/office/word/2010/wordprocessingCanvas" xmlns:mc="http://schemas.openxmlformats.org/markup-compatibility/2006" xmlns:o="urn:schemas-microsoft-com:office:office" xmlns:r="http://schemas.openxmlformats.org/officeDocument/2006/relationships" xmlns:m="http://schemas.openxmlformats.org/officeDocument/2006/math" xmlns:v="urn:schemas-microsoft-com:vml" xmlns:wp14="http://schemas.microsoft.com/office/word/2010/wordprocessingDrawing" xmlns:wp="http://schemas.openxmlformats.org/drawingml/2006/wordprocessingDrawing" xmlns:w10="urn:schemas-microsoft-com:office:word" xmlns:w="http://schemas.openxmlformats.org/wordprocessingml/2006/main" xmlns:w14="http://schemas.microsoft.com/office/word/2010/wordml" xmlns:wpg="http://schemas.microsoft.com/office/word/2010/wordprocessingGroup" xmlns:wpi="http://schemas.microsoft.com/office/word/2010/wordprocessingInk" xmlns:wne="http://schemas.microsoft.com/office/word/2006/wordml" xmlns:wps="http://schemas.microsoft.com/office/word/2010/wordprocessingShape" mc:Ignorable="w14 wp14">
-  <w:docDefaults>
-    <w:rPrDefault>
-      <w:rPr>
-        <w:rFonts w:asciiTheme="minorHAnsi" w:eastAsiaTheme="minorHAnsi" w:hAnsiTheme="minorHAnsi" w:cstheme="minorBidi"/>
-        <w:sz w:val="22"/>
-        <w:szCs w:val="22"/>
-        <w:lang w:val="en-IN" w:eastAsia="en-US" w:bidi="ar-SA"/>
-      </w:rPr>
-    </w:rPrDefault>
-    <w:pPrDefault>
-      <w:pPr>
-        <w:spacing w:after="200" w:line="276" w:lineRule="auto"/>
-      </w:pPr>
-    </w:pPrDefault>
-  </w:docDefaults>
-  <w:latentStyles w:defLockedState="0" w:defUIPriority="99" w:defSemiHidden="1" w:defUnhideWhenUsed="1" w:defQFormat="0" w:count="267">
-    <w:lsdException w:name="Normal" w:semiHidden="0" w:uiPriority="0" w:unhideWhenUsed="0" w:qFormat="1"/>
-    <w:lsdException w:name="heading 1" w:semiHidden="0" w:uiPriority="9" w:unhideWhenUsed="0" w:qFormat="1"/>
-    <w:lsdException w:name="heading 2" w:uiPriority="9" w:qFormat="1"/>
-    <w:lsdException w:name="heading 3" w:uiPriority="9" w:qFormat="1"/>
-    <w:lsdException w:name="heading 4" w:uiPriority="9" w:qFormat="1"/>
-    <w:lsdException w:name="heading 5" w:uiPriority="9" w:qFormat="1"/>
-    <w:lsdException w:name="heading 6" w:uiPriority="9" w:qFormat="1"/>
-    <w:lsdException w:name="heading 7" w:uiPriority="9" w:qFormat="1"/>
-    <w:lsdException w:name="heading 8" w:uiPriority="9" w:qFormat="1"/>
-    <w:lsdException w:name="heading 9" w:uiPriority="9" w:qFormat="1"/>
-    <w:lsdException w:name="toc 1" w:uiPriority="39"/>
-    <w:lsdException w:name="toc 2" w:uiPriority="39"/>
-    <w:lsdException w:name="toc 3" w:uiPriority="39"/>
-    <w:lsdException w:name="toc 4" w:uiPriority="39"/>
-    <w:lsdException w:name="toc 5" w:uiPriority="39"/>
-    <w:lsdException w:name="toc 6" w:uiPriority="39"/>
-    <w:lsdException w:name="toc 7" w:uiPriority="39"/>
-    <w:lsdException w:name="toc 8" w:uiPriority="39"/>
-    <w:lsdException w:name="toc 9" w:uiPriority="39"/>
-    <w:lsdException w:name="caption" w:uiPriority="35" w:qFormat="1"/>
-    <w:lsdException w:name="Title" w:semiHidden="0" w:uiPriority="10" w:unhideWhenUsed="0" w:qFormat="1"/>
-    <w:lsdException w:name="Default Paragraph Font" w:uiPriority="1"/>
-    <w:lsdException w:name="Subtitle" w:semiHidden="0" w:uiPriority="11" w:unhideWhenUsed="0" w:qFormat="1"/>
-    <w:lsdException w:name="Strong" w:semiHidden="0" w:uiPriority="22" w:unhideWhenUsed="0" w:qFormat="1"/>
-    <w:lsdException w:name="Emphasis" w:semiHidden="0" w:uiPriority="20" w:unhideWhenUsed="0" w:qFormat="1"/>
-    <w:lsdException w:name="Table Grid" w:semiHidden="0" w:uiPriority="59" w:unhideWhenUsed="0"/>
-    <w:lsdException w:name="Placeholder Text" w:unhideWhenUsed="0"/>
-    <w:lsdException w:name="No Spacing" w:semiHidden="0" w:uiPriority="1" w:unhideWhenUsed="0" w:qFormat="1"/>
-    <w:lsdException w:name="Light Shading" w:semiHidden="0" w:uiPriority="60" w:unhideWhenUsed="0"/>
-    <w:lsdException w:name="Light List" w:semiHidden="0" w:uiPriority="61" w:unhideWhenUsed="0"/>
-    <w:lsdException w:name="Light Grid" w:semiHidden="0" w:uiPriority="62" w:unhideWhenUsed="0"/>
-    <w:lsdException w:name="Medium Shading 1" w:semiHidden="0" w:uiPriority="63" w:unhideWhenUsed="0"/>
-    <w:lsdException w:name="Medium Shading 2" w:semiHidden="0" w:uiPriority="64" w:unhideWhenUsed="0"/>
-    <w:lsdException w:name="Medium List 1" w:semiHidden="0" w:uiPriority="65" w:unhideWhenUsed="0"/>
-    <w:lsdException w:name="Medium List 2" w:semiHidden="0" w:uiPriority="66" w:unhideWhenUsed="0"/>
-    <w:lsdException w:name="Medium Grid 1" w:semiHidden="0" w:uiPriority="67" w:unhideWhenUsed="0"/>
-    <w:lsdException w:name="Medium Grid 2" w:semiHidden="0" w:uiPriority="68" w:unhideWhenUsed="0"/>
-    <w:lsdException w:name="Medium Grid 3" w:semiHidden="0" w:uiPriority="69" w:unhideWhenUsed="0"/>
-    <w:lsdException w:name="Dark List" w:semiHidden="0" w:uiPriority="70" w:unhideWhenUsed="0"/>
-    <w:lsdException w:name="Colorful Shading" w:semiHidden="0" w:uiPriority="71" w:unhideWhenUsed="0"/>
-    <w:lsdException w:name="Colorful List" w:semiHidden="0" w:uiPriority="72" w:unhideWhenUsed="0"/>
-    <w:lsdException w:name="Colorful Grid" w:semiHidden="0" w:uiPriority="73" w:unhideWhenUsed="0"/>
-    <w:lsdException w:name="Light Shading Accent 1" w:semiHidden="0" w:uiPriority="60" w:unhideWhenUsed="0"/>
-    <w:lsdException w:name="Light List Accent 1" w:semiHidden="0" w:uiPriority="61" w:unhideWhenUsed="0"/>
-    <w:lsdException w:name="Light Grid Accent 1" w:semiHidden="0" w:uiPriority="62" w:unhideWhenUsed="0"/>
-    <w:lsdException w:name="Medium Shading 1 Accent 1" w:semiHidden="0" w:uiPriority="63" w:unhideWhenUsed="0"/>
-    <w:lsdException w:name="Medium Shading 2 Accent 1" w:semiHidden="0" w:uiPriority="64" w:unhideWhenUsed="0"/>
-    <w:lsdException w:name="Medium List 1 Accent 1" w:semiHidden="0" w:uiPriority="65" w:unhideWhenUsed="0"/>
-    <w:lsdException w:name="Revision" w:unhideWhenUsed="0"/>
-    <w:lsdException w:name="List Paragraph" w:semiHidden="0" w:uiPriority="34" w:unhideWhenUsed="0" w:qFormat="1"/>
-    <w:lsdException w:name="Quote" w:semiHidden="0" w:uiPriority="29" w:unhideWhenUsed="0" w:qFormat="1"/>
-    <w:lsdException w:name="Intense Quote" w:semiHidden="0" w:uiPriority="30" w:unhideWhenUsed="0" w:qFormat="1"/>
-    <w:lsdException w:name="Medium List 2 Accent 1" w:semiHidden="0" w:uiPriority="66" w:unhideWhenUsed="0"/>
-    <w:lsdException w:name="Medium Grid 1 Accent 1" w:semiHidden="0" w:uiPriority="67" w:unhideWhenUsed="0"/>
-    <w:lsdException w:name="Medium Grid 2 Accent 1" w:semiHidden="0" w:uiPriority="68" w:unhideWhenUsed="0"/>
-    <w:lsdException w:name="Medium Grid 3 Accent 1" w:semiHidden="0" w:uiPriority="69" w:unhideWhenUsed="0"/>
-    <w:lsdException w:name="Dark List Accent 1" w:semiHidden="0" w:uiPriority="70" w:unhideWhenUsed="0"/>
-    <w:lsdException w:name="Colorful Shading Accent 1" w:semiHidden="0" w:uiPriority="71" w:unhideWhenUsed="0"/>
-    <w:lsdException w:name="Colorful List Accent 1" w:semiHidden="0" w:uiPriority="72" w:unhideWhenUsed="0"/>
-    <w:lsdException w:name="Colorful Grid Accent 1" w:semiHidden="0" w:uiPriority="73" w:unhideWhenUsed="0"/>
-    <w:lsdException w:name="Light Shading Accent 2" w:semiHidden="0" w:uiPriority="60" w:unhideWhenUsed="0"/>
-    <w:lsdException w:name="Light List Accent 2" w:semiHidden="0" w:uiPriority="61" w:unhideWhenUsed="0"/>
-    <w:lsdException w:name="Light Grid Accent 2" w:semiHidden="0" w:uiPriority="62" w:unhideWhenUsed="0"/>
-    <w:lsdException w:name="Medium Shading 1 Accent 2" w:semiHidden="0" w:uiPriority="63" w:unhideWhenUsed="0"/>
-    <w:lsdException w:name="Medium Shading 2 Accent 2" w:semiHidden="0" w:uiPriority="64" w:unhideWhenUsed="0"/>
-    <w:lsdException w:name="Medium List 1 Accent 2" w:semiHidden="0" w:uiPriority="65" w:unhideWhenUsed="0"/>
-    <w:lsdException w:name="Medium List 2 Accent 2" w:semiHidden="0" w:uiPriority="66" w:unhideWhenUsed="0"/>
-    <w:lsdException w:name="Medium Grid 1 Accent 2" w:semiHidden="0" w:uiPriority="67" w:unhideWhenUsed="0"/>
-    <w:lsdException w:name="Medium Grid 2 Accent 2" w:semiHidden="0" w:uiPriority="68" w:unhideWhenUsed="0"/>
-    <w:lsdException w:name="Medium Grid 3 Accent 2" w:semiHidden="0" w:uiPriority="69" w:unhideWhenUsed="0"/>
-    <w:lsdException w:name="Dark List Accent 2" w:semiHidden="0" w:uiPriority="70" w:unhideWhenUsed="0"/>
-    <w:lsdException w:name="Colorful Shading Accent 2" w:semiHidden="0" w:uiPriority="71" w:unhideWhenUsed="0"/>
-    <w:lsdException w:name="Colorful List Accent 2" w:semiHidden="0" w:uiPriority="72" w:unhideWhenUsed="0"/>
-    <w:lsdException w:name="Colorful Grid Accent 2" w:semiHidden="0" w:uiPriority="73" w:unhideWhenUsed="0"/>
-    <w:lsdException w:name="Light Shading Accent 3" w:semiHidden="0" w:uiPriority="60" w:unhideWhenUsed="0"/>
-    <w:lsdException w:name="Light List Accent 3" w:semiHidden="0" w:uiPriority="61" w:unhideWhenUsed="0"/>
-    <w:lsdException w:name="Light Grid Accent 3" w:semiHidden="0" w:uiPriority="62" w:unhideWhenUsed="0"/>
-    <w:lsdException w:name="Medium Shading 1 Accent 3" w:semiHidden="0" w:uiPriority="63" w:unhideWhenUsed="0"/>
-    <w:lsdException w:name="Medium Shading 2 Accent 3" w:semiHidden="0" w:uiPriority="64" w:unhideWhenUsed="0"/>
-    <w:lsdException w:name="Medium List 1 Accent 3" w:semiHidden="0" w:uiPriority="65" w:unhideWhenUsed="0"/>
-    <w:lsdException w:name="Medium List 2 Accent 3" w:semiHidden="0" w:uiPriority="66" w:unhideWhenUsed="0"/>
-    <w:lsdException w:name="Medium Grid 1 Accent 3" w:semiHidden="0" w:uiPriority="67" w:unhideWhenUsed="0"/>
-    <w:lsdException w:name="Medium Grid 2 Accent 3" w:semiHidden="0" w:uiPriority="68" w:unhideWhenUsed="0"/>
-    <w:lsdException w:name="Medium Grid 3 Accent 3" w:semiHidden="0" w:uiPriority="69" w:unhideWhenUsed="0"/>
-    <w:lsdException w:name="Dark List Accent 3" w:semiHidden="0" w:uiPriority="70" w:unhideWhenUsed="0"/>
-    <w:lsdException w:name="Colorful Shading Accent 3" w:semiHidden="0" w:uiPriority="71" w:unhideWhenUsed="0"/>
-    <w:lsdException w:name="Colorful List Accent 3" w:semiHidden="0" w:uiPriority="72" w:unhideWhenUsed="0"/>
-    <w:lsdException w:name="Colorful Grid Accent 3" w:semiHidden="0" w:uiPriority="73" w:unhideWhenUsed="0"/>
-    <w:lsdException w:name="Light Shading Accent 4" w:semiHidden="0" w:uiPriority="60" w:unhideWhenUsed="0"/>
-    <w:lsdException w:name="Light List Accent 4" w:semiHidden="0" w:uiPriority="61" w:unhideWhenUsed="0"/>
-    <w:lsdException w:name="Light Grid Accent 4" w:semiHidden="0" w:uiPriority="62" w:unhideWhenUsed="0"/>
-    <w:lsdException w:name="Medium Shading 1 Accent 4" w:semiHidden="0" w:uiPriority="63" w:unhideWhenUsed="0"/>
-    <w:lsdException w:name="Medium Shading 2 Accent 4" w:semiHidden="0" w:uiPriority="64" w:unhideWhenUsed="0"/>
-    <w:lsdException w:name="Medium List 1 Accent 4" w:semiHidden="0" w:uiPriority="65" w:unhideWhenUsed="0"/>
-    <w:lsdException w:name="Medium List 2 Accent 4" w:semiHidden="0" w:uiPriority="66" w:unhideWhenUsed="0"/>
-    <w:lsdException w:name="Medium Grid 1 Accent 4" w:semiHidden="0" w:uiPriority="67" w:unhideWhenUsed="0"/>
-    <w:lsdException w:name="Medium Grid 2 Accent 4" w:semiHidden="0" w:uiPriority="68" w:unhideWhenUsed="0"/>
-    <w:lsdException w:name="Medium Grid 3 Accent 4" w:semiHidden="0" w:uiPriority="69" w:unhideWhenUsed="0"/>
-    <w:lsdException w:name="Dark List Accent 4" w:semiHidden="0" w:uiPriority="70" w:unhideWhenUsed="0"/>
-    <w:lsdException w:name="Colorful Shading Accent 4" w:semiHidden="0" w:uiPriority="71" w:unhideWhenUsed="0"/>
-    <w:lsdException w:name="Colorful List Accent 4" w:semiHidden="0" w:uiPriority="72" w:unhideWhenUsed="0"/>
-    <w:lsdException w:name="Colorful Grid Accent 4" w:semiHidden="0" w:uiPriority="73" w:unhideWhenUsed="0"/>
-    <w:lsdException w:name="Light Shading Accent 5" w:semiHidden="0" w:uiPriority="60" w:unhideWhenUsed="0"/>
-    <w:lsdException w:name="Light List Accent 5" w:semiHidden="0" w:uiPriority="61" w:unhideWhenUsed="0"/>
-    <w:lsdException w:name="Light Grid Accent 5" w:semiHidden="0" w:uiPriority="62" w:unhideWhenUsed="0"/>
-    <w:lsdException w:name="Medium Shading 1 Accent 5" w:semiHidden="0" w:uiPriority="63" w:unhideWhenUsed="0"/>
-    <w:lsdException w:name="Medium Shading 2 Accent 5" w:semiHidden="0" w:uiPriority="64" w:unhideWhenUsed="0"/>
-    <w:lsdException w:name="Medium List 1 Accent 5" w:semiHidden="0" w:uiPriority="65" w:unhideWhenUsed="0"/>
-    <w:lsdException w:name="Medium List 2 Accent 5" w:semiHidden="0" w:uiPriority="66" w:unhideWhenUsed="0"/>
-    <w:lsdException w:name="Medium Grid 1 Accent 5" w:semiHidden="0" w:uiPriority="67" w:unhideWhenUsed="0"/>
-    <w:lsdException w:name="Medium Grid 2 Accent 5" w:semiHidden="0" w:uiPriority="68" w:unhideWhenUsed="0"/>
-    <w:lsdException w:name="Medium Grid 3 Accent 5" w:semiHidden="0" w:uiPriority="69" w:unhideWhenUsed="0"/>
-    <w:lsdException w:name="Dark List Accent 5" w:semiHidden="0" w:uiPriority="70" w:unhideWhenUsed="0"/>
-    <w:lsdException w:name="Colorful Shading Accent 5" w:semiHidden="0" w:uiPriority="71" w:unhideWhenUsed="0"/>
-    <w:lsdException w:name="Colorful List Accent 5" w:semiHidden="0" w:uiPriority="72" w:unhideWhenUsed="0"/>
-    <w:lsdException w:name="Colorful Grid Accent 5" w:semiHidden="0" w:uiPriority="73" w:unhideWhenUsed="0"/>
-    <w:lsdException w:name="Light Shading Accent 6" w:semiHidden="0" w:uiPriority="60" w:unhideWhenUsed="0"/>
-    <w:lsdException w:name="Light List Accent 6" w:semiHidden="0" w:uiPriority="61" w:unhideWhenUsed="0"/>
-    <w:lsdException w:name="Light Grid Accent 6" w:semiHidden="0" w:uiPriority="62" w:unhideWhenUsed="0"/>
-    <w:lsdException w:name="Medium Shading 1 Accent 6" w:semiHidden="0" w:uiPriority="63" w:unhideWhenUsed="0"/>
-    <w:lsdException w:name="Medium Shading 2 Accent 6" w:semiHidden="0" w:uiPriority="64" w:unhideWhenUsed="0"/>
-    <w:lsdException w:name="Medium List 1 Accent 6" w:semiHidden="0" w:uiPriority="65" w:unhideWhenUsed="0"/>
-    <w:lsdException w:name="Medium List 2 Accent 6" w:semiHidden="0" w:uiPriority="66" w:unhideWhenUsed="0"/>
-    <w:lsdException w:name="Medium Grid 1 Accent 6" w:semiHidden="0" w:uiPriority="67" w:unhideWhenUsed="0"/>
-    <w:lsdException w:name="Medium Grid 2 Accent 6" w:semiHidden="0" w:uiPriority="68" w:unhideWhenUsed="0"/>
-    <w:lsdException w:name="Medium Grid 3 Accent 6" w:semiHidden="0" w:uiPriority="69" w:unhideWhenUsed="0"/>
-    <w:lsdException w:name="Dark List Accent 6" w:semiHidden="0" w:uiPriority="70" w:unhideWhenUsed="0"/>
-    <w:lsdException w:name="Colorful Shading Accent 6" w:semiHidden="0" w:uiPriority="71" w:unhideWhenUsed="0"/>
-    <w:lsdException w:name="Colorful List Accent 6" w:semiHidden="0" w:uiPriority="72" w:unhideWhenUsed="0"/>
-    <w:lsdException w:name="Colorful Grid Accent 6" w:semiHidden="0" w:uiPriority="73" w:unhideWhenUsed="0"/>
-    <w:lsdException w:name="Subtle Emphasis" w:semiHidden="0" w:uiPriority="19" w:unhideWhenUsed="0" w:qFormat="1"/>
-    <w:lsdException w:name="Intense Emphasis" w:semiHidden="0" w:uiPriority="21" w:unhideWhenUsed="0" w:qFormat="1"/>
-    <w:lsdException w:name="Subtle Reference" w:semiHidden="0" w:uiPriority="31" w:unhideWhenUsed="0" w:qFormat="1"/>
-    <w:lsdException w:name="Intense Reference" w:semiHidden="0" w:uiPriority="32" w:unhideWhenUsed="0" w:qFormat="1"/>
-    <w:lsdException w:name="Book Title" w:semiHidden="0" w:uiPriority="33" w:unhideWhenUsed="0" w:qFormat="1"/>
-    <w:lsdException w:name="Bibliography" w:uiPriority="37"/>
-    <w:lsdException w:name="TOC Heading" w:uiPriority="39" w:qFormat="1"/>
-  </w:latentStyles>
-  <w:style w:type="paragraph" w:default="1" w:styleId="Normal">
-    <w:name w:val="Normal"/>
-    <w:qFormat/>
-    <w:rsid w:val="00B27AAD"/>
-  </w:style>
-  <w:style w:type="character" w:default="1" w:styleId="DefaultParagraphFont">
-    <w:name w:val="Default Paragraph Font"/>
-    <w:uiPriority w:val="1"/>
-    <w:semiHidden/>
-    <w:unhideWhenUsed/>
-  </w:style>
-  <w:style w:type="table" w:default="1" w:styleId="TableNormal">
-    <w:name w:val="Normal Table"/>
-    <w:uiPriority w:val="99"/>
-    <w:semiHidden/>
-    <w:unhideWhenUsed/>
-    <w:tblPr>
-      <w:tblInd w:w="0" w:type="dxa"/>
-      <w:tblCellMar>
-        <w:top w:w="0" w:type="dxa"/>
-        <w:left w:w="108" w:type="dxa"/>
-        <w:bottom w:w="0" w:type="dxa"/>
-        <w:right w:w="108" w:type="dxa"/>
-      </w:tblCellMar>
-    </w:tblPr>
-  </w:style>
-  <w:style w:type="numbering" w:default="1" w:styleId="NoList">
-    <w:name w:val="No List"/>
-    <w:uiPriority w:val="99"/>
-    <w:semiHidden/>
-    <w:unhideWhenUsed/>
-  </w:style>
-  <w:style w:type="table" w:styleId="TableGrid">
-    <w:name w:val="Table Grid"/>
-    <w:basedOn w:val="TableNormal"/>
-    <w:uiPriority w:val="59"/>
-    <w:rsid w:val="00324FEE"/>
-    <w:pPr>
-      <w:spacing w:after="0" w:line="240" w:lineRule="auto"/>
-    </w:pPr>
-    <w:tblPr>
-      <w:tblInd w:w="0" w:type="dxa"/>
-      <w:tblBorders>
-        <w:top w:val="single" w:sz="4" w:space="0" w:color="auto"/>
-        <w:left w:val="single" w:sz="4" w:space="0" w:color="auto"/>
-        <w:bottom w:val="single" w:sz="4" w:space="0" w:color="auto"/>
-        <w:right w:val="single" w:sz="4" w:space="0" w:color="auto"/>
-        <w:insideH w:val="single" w:sz="4" w:space="0" w:color="auto"/>
-        <w:insideV w:val="single" w:sz="4" w:space="0" w:color="auto"/>
-      </w:tblBorders>
-      <w:tblCellMar>
-        <w:top w:w="0" w:type="dxa"/>
-        <w:left w:w="108" w:type="dxa"/>
-        <w:bottom w:w="0" w:type="dxa"/>
-        <w:right w:w="108" w:type="dxa"/>
-      </w:tblCellMar>
     </w:tblPr>
   </w:style>
 </w:styles>
